--- a/Hotel Ava - Demo Presentation Script.docx
+++ b/Hotel Ava - Demo Presentation Script.docx
@@ -572,7 +572,7 @@
                 <w:i w:val="0"/>
                 <w:sz w:val="20"/>
               </w:rPr>
-              <w:t xml:space="preserve"> — Tech + Q&amp;A</w:t>
+              <w:t xml:space="preserve"> — Paano Gumagana + Q&amp;A</w:t>
             </w:r>
           </w:p>
         </w:tc>
@@ -606,7 +606,7 @@
                 <w:i w:val="0"/>
                 <w:sz w:val="20"/>
               </w:rPr>
-              <w:t>Architecture, AI, security, Q&amp;A</w:t>
+              <w:t>System flow, AI features, Q&amp;A</w:t>
             </w:r>
           </w:p>
         </w:tc>
@@ -710,49 +710,35 @@
           <w:b w:val="0"/>
           <w:i w:val="0"/>
         </w:rPr>
-        <w:t xml:space="preserve">1.  Sa terminal sa `D:\HotelAva`, patakbuhin ang </w:t>
+        <w:t xml:space="preserve">1.  I-set up ang system </w:t>
       </w:r>
       <w:r>
         <w:rPr>
           <w:b/>
           <w:i w:val="0"/>
         </w:rPr>
-        <w:t>`npm run dev`</w:t>
+        <w:t>bago pa magsimula</w:t>
       </w:r>
       <w:r>
         <w:rPr>
           <w:b w:val="0"/>
           <w:i w:val="0"/>
         </w:rPr>
-        <w:t xml:space="preserve"> — sabay ang Flask (`:5000`) at Vite (`:5173`). Hintayin ang </w:t>
+        <w:t xml:space="preserve"> — dapat </w:t>
       </w:r>
       <w:r>
         <w:rPr>
           <w:b/>
           <w:i w:val="0"/>
         </w:rPr>
-        <w:t>“VITE ready”</w:t>
+        <w:t>bukas na at gumagana</w:t>
       </w:r>
       <w:r>
         <w:rPr>
           <w:b w:val="0"/>
           <w:i w:val="0"/>
         </w:rPr>
-        <w:t xml:space="preserve"> at </w:t>
-      </w:r>
-      <w:r>
-        <w:rPr>
-          <w:b/>
-          <w:i w:val="0"/>
-        </w:rPr>
-        <w:t>“Debugger is active”</w:t>
-      </w:r>
-      <w:r>
-        <w:rPr>
-          <w:b w:val="0"/>
-          <w:i w:val="0"/>
-        </w:rPr>
-        <w:t>.</w:t>
+        <w:t xml:space="preserve"> ang app sa browser. Walang aayusin o iia-launch sa harap ng panel.</w:t>
       </w:r>
     </w:p>
     <w:p>
@@ -765,7 +751,7 @@
           <w:b w:val="0"/>
           <w:i w:val="0"/>
         </w:rPr>
-        <w:t xml:space="preserve">2.  Browser → `http://localhost:5173` — </w:t>
+        <w:t xml:space="preserve">2.  Buksan ang app sa browser: `http://localhost:5173` — </w:t>
       </w:r>
       <w:r>
         <w:rPr>
@@ -779,7 +765,7 @@
           <w:b w:val="0"/>
           <w:i w:val="0"/>
         </w:rPr>
-        <w:t xml:space="preserve"> (Ctrl+Shift+R).</w:t>
+        <w:t xml:space="preserve"> (Ctrl+Shift+R) para fresh ang lahat.</w:t>
       </w:r>
     </w:p>
     <w:p>
@@ -1433,7 +1419,7 @@
         <w:pStyle w:val="Heading3"/>
       </w:pPr>
       <w:r>
-        <w:t>Ano ang Technology sa Likod (sabihin nang mabilis)</w:t>
+        <w:t>Ano ang Kaya ng System (sabihin nang mabilis)</w:t>
       </w:r>
     </w:p>
     <w:p>
@@ -1453,14 +1439,28 @@
           <w:b/>
           <w:i w:val="0"/>
         </w:rPr>
-        <w:t>Frontend:</w:t>
+        <w:t>Real-time na availability</w:t>
       </w:r>
       <w:r>
         <w:rPr>
           <w:b w:val="0"/>
           <w:i w:val="0"/>
         </w:rPr>
-        <w:t xml:space="preserve"> React + TypeScript + Tailwind CSS — mabilis, moderno, responsive sa phone.</w:t>
+        <w:t xml:space="preserve"> — kapag okupado na ang room sa isang petsa/oras, hindi na ito mabook ulit — </w:t>
+      </w:r>
+      <w:r>
+        <w:rPr>
+          <w:b/>
+          <w:i w:val="0"/>
+        </w:rPr>
+        <w:t>double booking-proof</w:t>
+      </w:r>
+      <w:r>
+        <w:rPr>
+          <w:b w:val="0"/>
+          <w:i w:val="0"/>
+        </w:rPr>
+        <w:t>.</w:t>
       </w:r>
     </w:p>
     <w:p>
@@ -1480,14 +1480,56 @@
           <w:b/>
           <w:i w:val="0"/>
         </w:rPr>
-        <w:t>Backend:</w:t>
+        <w:t>Dalawang paraan ng booking:</w:t>
       </w:r>
       <w:r>
         <w:rPr>
           <w:b w:val="0"/>
           <w:i w:val="0"/>
         </w:rPr>
-        <w:t xml:space="preserve"> Python (Flask) REST API — lahat ng booking logic dito.</w:t>
+        <w:t xml:space="preserve"> online (guest) at </w:t>
+      </w:r>
+      <w:r>
+        <w:rPr>
+          <w:b/>
+          <w:i w:val="0"/>
+        </w:rPr>
+        <w:t>walk-in</w:t>
+      </w:r>
+      <w:r>
+        <w:rPr>
+          <w:b w:val="0"/>
+          <w:i w:val="0"/>
+        </w:rPr>
+        <w:t xml:space="preserve"> (admin sa counter) — sakop ang </w:t>
+      </w:r>
+      <w:r>
+        <w:rPr>
+          <w:b/>
+          <w:i w:val="0"/>
+        </w:rPr>
+        <w:t>overnight</w:t>
+      </w:r>
+      <w:r>
+        <w:rPr>
+          <w:b w:val="0"/>
+          <w:i w:val="0"/>
+        </w:rPr>
+        <w:t xml:space="preserve"> at ang </w:t>
+      </w:r>
+      <w:r>
+        <w:rPr>
+          <w:b/>
+          <w:i w:val="0"/>
+        </w:rPr>
+        <w:t>day use</w:t>
+      </w:r>
+      <w:r>
+        <w:rPr>
+          <w:b w:val="0"/>
+          <w:i w:val="0"/>
+        </w:rPr>
+        <w:t xml:space="preserve"> (per-oras).</w:t>
       </w:r>
     </w:p>
     <w:p>
@@ -1507,14 +1549,28 @@
           <w:b/>
           <w:i w:val="0"/>
         </w:rPr>
-        <w:t>Database:</w:t>
+        <w:t>Online payment</w:t>
       </w:r>
       <w:r>
         <w:rPr>
           <w:b w:val="0"/>
           <w:i w:val="0"/>
         </w:rPr>
-        <w:t xml:space="preserve"> Supabase PostgreSQL na naka-cloud — ligtas at laging updated.</w:t>
+        <w:t xml:space="preserve"> via PayMongo — full payment o 50% downpayment, at </w:t>
+      </w:r>
+      <w:r>
+        <w:rPr>
+          <w:b/>
+          <w:i w:val="0"/>
+        </w:rPr>
+        <w:t>automatic refund</w:t>
+      </w:r>
+      <w:r>
+        <w:rPr>
+          <w:b w:val="0"/>
+          <w:i w:val="0"/>
+        </w:rPr>
+        <w:t xml:space="preserve"> kapag nagkansela nang maaga.</w:t>
       </w:r>
     </w:p>
     <w:p>
@@ -1534,14 +1590,28 @@
           <w:b/>
           <w:i w:val="0"/>
         </w:rPr>
-        <w:t>Payments:</w:t>
+        <w:t>QR check-in</w:t>
       </w:r>
       <w:r>
         <w:rPr>
           <w:b w:val="0"/>
           <w:i w:val="0"/>
         </w:rPr>
-        <w:t xml:space="preserve"> PayMongo para sa online payment at refund.</w:t>
+        <w:t xml:space="preserve"> para sa online bookings at </w:t>
+      </w:r>
+      <w:r>
+        <w:rPr>
+          <w:b/>
+          <w:i w:val="0"/>
+        </w:rPr>
+        <w:t>auto in-house</w:t>
+      </w:r>
+      <w:r>
+        <w:rPr>
+          <w:b w:val="0"/>
+          <w:i w:val="0"/>
+        </w:rPr>
+        <w:t xml:space="preserve"> sa walk-in — mabilis sa front desk.</w:t>
       </w:r>
     </w:p>
     <w:p>
@@ -1561,22 +1631,14 @@
           <w:b/>
           <w:i w:val="0"/>
         </w:rPr>
-        <w:t>AI:</w:t>
+        <w:t>Admin dashboard</w:t>
       </w:r>
       <w:r>
         <w:rPr>
           <w:b w:val="0"/>
           <w:i w:val="0"/>
         </w:rPr>
-        <w:t xml:space="preserve"> Ask Ava chat, revenue forecast, at room recommendations.</w:t>
-      </w:r>
-    </w:p>
-    <w:p>
-      <w:pPr>
-        <w:pStyle w:val="Heading3"/>
-      </w:pPr>
-      <w:r>
-        <w:t>Overview ng Ipapakita (read-through lang)</w:t>
+        <w:t xml:space="preserve"> — bookings, rooms, guests, reviews, at analytics sa isang tingin.</w:t>
       </w:r>
     </w:p>
     <w:p>
@@ -1596,28 +1658,22 @@
           <w:b/>
           <w:i w:val="0"/>
         </w:rPr>
-        <w:t>User side (Person 2):</w:t>
+        <w:t>AI:</w:t>
       </w:r>
       <w:r>
         <w:rPr>
           <w:b w:val="0"/>
           <w:i w:val="0"/>
         </w:rPr>
-        <w:t xml:space="preserve"> room search at filters → room details → booking (overnight o </w:t>
-      </w:r>
-      <w:r>
-        <w:rPr>
-          <w:b/>
-          <w:i w:val="0"/>
-        </w:rPr>
-        <w:t>day use</w:t>
-      </w:r>
-      <w:r>
-        <w:rPr>
-          <w:b w:val="0"/>
-          <w:i w:val="0"/>
-        </w:rPr>
-        <w:t>) → price breakdown → My Bookings + QR → Ask Ava AI.</w:t>
+        <w:t xml:space="preserve"> Ask Ava chat, revenue forecast, at room recommendations — batay sa totoong datos.</w:t>
+      </w:r>
+    </w:p>
+    <w:p>
+      <w:pPr>
+        <w:pStyle w:val="Heading3"/>
+      </w:pPr>
+      <w:r>
+        <w:t>Overview ng Ipapakita (read-through lang)</w:t>
       </w:r>
     </w:p>
     <w:p>
@@ -1637,42 +1693,28 @@
           <w:b/>
           <w:i w:val="0"/>
         </w:rPr>
-        <w:t>Admin side (Person 3):</w:t>
+        <w:t>User side (Person 2):</w:t>
       </w:r>
       <w:r>
         <w:rPr>
           <w:b w:val="0"/>
           <w:i w:val="0"/>
         </w:rPr>
-        <w:t xml:space="preserve"> dashboard at analytics → bookings table → </w:t>
+        <w:t xml:space="preserve"> room search at filters → room details → booking (overnight o </w:t>
       </w:r>
       <w:r>
         <w:rPr>
           <w:b/>
           <w:i w:val="0"/>
         </w:rPr>
-        <w:t>walk-in booking</w:t>
+        <w:t>day use</w:t>
       </w:r>
       <w:r>
         <w:rPr>
           <w:b w:val="0"/>
           <w:i w:val="0"/>
         </w:rPr>
-        <w:t xml:space="preserve"> → </w:t>
-      </w:r>
-      <w:r>
-        <w:rPr>
-          <w:b/>
-          <w:i w:val="0"/>
-        </w:rPr>
-        <w:t>double-booking guard</w:t>
-      </w:r>
-      <w:r>
-        <w:rPr>
-          <w:b w:val="0"/>
-          <w:i w:val="0"/>
-        </w:rPr>
-        <w:t>.</w:t>
+        <w:t>) → price breakdown → My Bookings + QR → Ask Ava AI.</w:t>
       </w:r>
     </w:p>
     <w:p>
@@ -1692,14 +1734,69 @@
           <w:b/>
           <w:i w:val="0"/>
         </w:rPr>
-        <w:t>Tech (Person 4):</w:t>
+        <w:t>Admin side (Person 3):</w:t>
       </w:r>
       <w:r>
         <w:rPr>
           <w:b w:val="0"/>
           <w:i w:val="0"/>
         </w:rPr>
-        <w:t xml:space="preserve"> architecture, AI, at seguridad → Q&amp;A.</w:t>
+        <w:t xml:space="preserve"> dashboard at analytics → bookings table → </w:t>
+      </w:r>
+      <w:r>
+        <w:rPr>
+          <w:b/>
+          <w:i w:val="0"/>
+        </w:rPr>
+        <w:t>walk-in booking</w:t>
+      </w:r>
+      <w:r>
+        <w:rPr>
+          <w:b w:val="0"/>
+          <w:i w:val="0"/>
+        </w:rPr>
+        <w:t xml:space="preserve"> → </w:t>
+      </w:r>
+      <w:r>
+        <w:rPr>
+          <w:b/>
+          <w:i w:val="0"/>
+        </w:rPr>
+        <w:t>double-booking guard</w:t>
+      </w:r>
+      <w:r>
+        <w:rPr>
+          <w:b w:val="0"/>
+          <w:i w:val="0"/>
+        </w:rPr>
+        <w:t>.</w:t>
+      </w:r>
+    </w:p>
+    <w:p>
+      <w:pPr>
+        <w:spacing w:after="60"/>
+        <w:ind w:left="432"/>
+      </w:pPr>
+      <w:r>
+        <w:rPr>
+          <w:b w:val="0"/>
+          <w:i w:val="0"/>
+        </w:rPr>
+        <w:t xml:space="preserve">•  </w:t>
+      </w:r>
+      <w:r>
+        <w:rPr>
+          <w:b/>
+          <w:i w:val="0"/>
+        </w:rPr>
+        <w:t>Person 4:</w:t>
+      </w:r>
+      <w:r>
+        <w:rPr>
+          <w:b w:val="0"/>
+          <w:i w:val="0"/>
+        </w:rPr>
+        <w:t xml:space="preserve"> paano gumagana ang buong system, AI features, at Q&amp;A.</w:t>
       </w:r>
     </w:p>
     <w:p>
@@ -3840,7 +3937,7 @@
           <w:b w:val="0"/>
           <w:i w:val="0"/>
         </w:rPr>
-        <w:t xml:space="preserve"> ang teknolohiya sa likod ng lahat ng ito.”</w:t>
+        <w:t xml:space="preserve"> kung paano gumagana ang buong system at ang AI nito.”</w:t>
       </w:r>
     </w:p>
     <w:p>
@@ -3853,7 +3950,7 @@
         <w:pStyle w:val="Heading1"/>
       </w:pPr>
       <w:r>
-        <w:t>Person 4 — Tech, AI at Q&amp;A (3–4 min)</w:t>
+        <w:t>Person 4 — Paano Gumagana, AI at Q&amp;A (3–4 min)</w:t>
       </w:r>
     </w:p>
     <w:p>
@@ -3861,7 +3958,7 @@
         <w:pStyle w:val="Heading2"/>
       </w:pPr>
       <w:r>
-        <w:t>Architecture (sabihin nang confident)</w:t>
+        <w:t>Paano Gumagana ang System (buong daloy — sabihin nang confident)</w:t>
       </w:r>
     </w:p>
     <w:p>
@@ -3881,13 +3978,55 @@
           <w:b/>
           <w:i w:val="0"/>
         </w:rPr>
-        <w:t>React SPA</w:t>
+        <w:t>Booking lifecycle:</w:t>
       </w:r>
       <w:r>
         <w:rPr>
           <w:b w:val="0"/>
           <w:i w:val="0"/>
         </w:rPr>
+        <w:t xml:space="preserve"> mag-search ng room → piliin ang </w:t>
+      </w:r>
+      <w:r>
+        <w:rPr>
+          <w:b/>
+          <w:i w:val="0"/>
+        </w:rPr>
+        <w:t>petsa/o oras</w:t>
+      </w:r>
+      <w:r>
+        <w:rPr>
+          <w:b w:val="0"/>
+          <w:i w:val="0"/>
+        </w:rPr>
+        <w:t xml:space="preserve"> → tingnan ang </w:t>
+      </w:r>
+      <w:r>
+        <w:rPr>
+          <w:b/>
+          <w:i w:val="0"/>
+        </w:rPr>
+        <w:t>price breakdown</w:t>
+      </w:r>
+      <w:r>
+        <w:rPr>
+          <w:b w:val="0"/>
+          <w:i w:val="0"/>
+        </w:rPr>
+        <w:t xml:space="preserve"> → bayad (full o 50% downpayment) → confirmation + </w:t>
+      </w:r>
+      <w:r>
+        <w:rPr>
+          <w:b/>
+          <w:i w:val="0"/>
+        </w:rPr>
+        <w:t>QR code</w:t>
+      </w:r>
+      <w:r>
+        <w:rPr>
+          <w:b w:val="0"/>
+          <w:i w:val="0"/>
+        </w:rPr>
         <w:t xml:space="preserve"> → </w:t>
       </w:r>
       <w:r>
@@ -3895,28 +4034,28 @@
           <w:b/>
           <w:i w:val="0"/>
         </w:rPr>
-        <w:t>Flask REST API</w:t>
+        <w:t>check-in</w:t>
       </w:r>
       <w:r>
         <w:rPr>
           <w:b w:val="0"/>
           <w:i w:val="0"/>
         </w:rPr>
-        <w:t xml:space="preserve"> → </w:t>
+        <w:t xml:space="preserve"> → stay → </w:t>
       </w:r>
       <w:r>
         <w:rPr>
           <w:b/>
           <w:i w:val="0"/>
         </w:rPr>
-        <w:t>Supabase PostgreSQL</w:t>
+        <w:t>review</w:t>
       </w:r>
       <w:r>
         <w:rPr>
           <w:b w:val="0"/>
           <w:i w:val="0"/>
         </w:rPr>
-        <w:t xml:space="preserve"> — malinis na tatlong layer.</w:t>
+        <w:t xml:space="preserve"> ng guest.</w:t>
       </w:r>
     </w:p>
     <w:p>
@@ -3936,28 +4075,56 @@
           <w:b/>
           <w:i w:val="0"/>
         </w:rPr>
-        <w:t>Auth:</w:t>
+        <w:t>Availability guard:</w:t>
       </w:r>
       <w:r>
         <w:rPr>
           <w:b w:val="0"/>
           <w:i w:val="0"/>
         </w:rPr>
-        <w:t xml:space="preserve"> Supabase JWT — email verification, at </w:t>
+        <w:t xml:space="preserve"> bawat booking ay may </w:t>
       </w:r>
       <w:r>
         <w:rPr>
           <w:b/>
           <w:i w:val="0"/>
         </w:rPr>
-        <w:t>OTP step-up kapag bagong device</w:t>
+        <w:t>time window</w:t>
       </w:r>
       <w:r>
         <w:rPr>
           <w:b w:val="0"/>
           <w:i w:val="0"/>
         </w:rPr>
-        <w:t xml:space="preserve"> ang login.</w:t>
+        <w:t xml:space="preserve"> — laging tsek bago ang bawat bagong booking, kaya </w:t>
+      </w:r>
+      <w:r>
+        <w:rPr>
+          <w:b/>
+          <w:i w:val="0"/>
+        </w:rPr>
+        <w:t>impossible ang double booking</w:t>
+      </w:r>
+      <w:r>
+        <w:rPr>
+          <w:b w:val="0"/>
+          <w:i w:val="0"/>
+        </w:rPr>
+        <w:t xml:space="preserve"> — overnight man o day-use. Kanina ito napatunayan nang live: </w:t>
+      </w:r>
+      <w:r>
+        <w:rPr>
+          <w:b/>
+          <w:i w:val="0"/>
+        </w:rPr>
+        <w:t>BLOCKED</w:t>
+      </w:r>
+      <w:r>
+        <w:rPr>
+          <w:b w:val="0"/>
+          <w:i w:val="0"/>
+        </w:rPr>
+        <w:t xml:space="preserve"> ang parehong room.</w:t>
       </w:r>
     </w:p>
     <w:p>
@@ -3977,28 +4144,42 @@
           <w:b/>
           <w:i w:val="0"/>
         </w:rPr>
-        <w:t>Payments:</w:t>
+        <w:t>Walk-in flow:</w:t>
       </w:r>
       <w:r>
         <w:rPr>
           <w:b w:val="0"/>
           <w:i w:val="0"/>
         </w:rPr>
-        <w:t xml:space="preserve"> PayMongo — full payment, downpayment, at </w:t>
+        <w:t xml:space="preserve"> ginagawa ng admin sa counter → </w:t>
       </w:r>
       <w:r>
         <w:rPr>
           <w:b/>
           <w:i w:val="0"/>
         </w:rPr>
-        <w:t>automatic refund</w:t>
+        <w:t>Cash</w:t>
       </w:r>
       <w:r>
         <w:rPr>
           <w:b w:val="0"/>
           <w:i w:val="0"/>
         </w:rPr>
-        <w:t xml:space="preserve"> sa cancellation.</w:t>
+        <w:t xml:space="preserve"> ang bayad → </w:t>
+      </w:r>
+      <w:r>
+        <w:rPr>
+          <w:b/>
+          <w:i w:val="0"/>
+        </w:rPr>
+        <w:t>auto in-house</w:t>
+      </w:r>
+      <w:r>
+        <w:rPr>
+          <w:b w:val="0"/>
+          <w:i w:val="0"/>
+        </w:rPr>
+        <w:t xml:space="preserve"> agad — hindi na kailangang i-scan pa ang QR kasi nasa harap na ang guest.</w:t>
       </w:r>
     </w:p>
     <w:p>
@@ -4018,28 +4199,152 @@
           <w:b/>
           <w:i w:val="0"/>
         </w:rPr>
-        <w:t>Data:</w:t>
+        <w:t>Cancellation:</w:t>
       </w:r>
       <w:r>
         <w:rPr>
           <w:b w:val="0"/>
           <w:i w:val="0"/>
         </w:rPr>
-        <w:t xml:space="preserve"> ~</w:t>
+        <w:t xml:space="preserve"> guest lang ang makakansela (</w:t>
       </w:r>
       <w:r>
         <w:rPr>
           <w:b/>
           <w:i w:val="0"/>
         </w:rPr>
-        <w:t>1,300+ booking</w:t>
+        <w:t>24-hour rule</w:t>
       </w:r>
       <w:r>
         <w:rPr>
           <w:b w:val="0"/>
           <w:i w:val="0"/>
         </w:rPr>
-        <w:t xml:space="preserve"> na ang naka-process nito — may server-side pagination at exact counts.</w:t>
+        <w:t xml:space="preserve">) → </w:t>
+      </w:r>
+      <w:r>
+        <w:rPr>
+          <w:b/>
+          <w:i w:val="0"/>
+        </w:rPr>
+        <w:t>automatic ang refund</w:t>
+      </w:r>
+      <w:r>
+        <w:rPr>
+          <w:b w:val="0"/>
+          <w:i w:val="0"/>
+        </w:rPr>
+        <w:t xml:space="preserve"> sa original payment (7–14 banking days). Ang admin: check-in, complete, manage — walang pwersahang cancel.</w:t>
+      </w:r>
+    </w:p>
+    <w:p>
+      <w:pPr>
+        <w:spacing w:after="60"/>
+        <w:ind w:left="432"/>
+      </w:pPr>
+      <w:r>
+        <w:rPr>
+          <w:b w:val="0"/>
+          <w:i w:val="0"/>
+        </w:rPr>
+        <w:t xml:space="preserve">•  </w:t>
+      </w:r>
+      <w:r>
+        <w:rPr>
+          <w:b/>
+          <w:i w:val="0"/>
+        </w:rPr>
+        <w:t>Seguridad:</w:t>
+      </w:r>
+      <w:r>
+        <w:rPr>
+          <w:b w:val="0"/>
+          <w:i w:val="0"/>
+        </w:rPr>
+        <w:t xml:space="preserve"> email verification, </w:t>
+      </w:r>
+      <w:r>
+        <w:rPr>
+          <w:b/>
+          <w:i w:val="0"/>
+        </w:rPr>
+        <w:t>OTP kapag bagong device</w:t>
+      </w:r>
+      <w:r>
+        <w:rPr>
+          <w:b w:val="0"/>
+          <w:i w:val="0"/>
+        </w:rPr>
+        <w:t xml:space="preserve"> mag-login, at hiwalay na kapangyarihan ng </w:t>
+      </w:r>
+      <w:r>
+        <w:rPr>
+          <w:b/>
+          <w:i w:val="0"/>
+        </w:rPr>
+        <w:t>guest</w:t>
+      </w:r>
+      <w:r>
+        <w:rPr>
+          <w:b w:val="0"/>
+          <w:i w:val="0"/>
+        </w:rPr>
+        <w:t xml:space="preserve"> at </w:t>
+      </w:r>
+      <w:r>
+        <w:rPr>
+          <w:b/>
+          <w:i w:val="0"/>
+        </w:rPr>
+        <w:t>admin</w:t>
+      </w:r>
+      <w:r>
+        <w:rPr>
+          <w:b w:val="0"/>
+          <w:i w:val="0"/>
+        </w:rPr>
+        <w:t>.</w:t>
+      </w:r>
+    </w:p>
+    <w:p>
+      <w:pPr>
+        <w:spacing w:after="60"/>
+        <w:ind w:left="432"/>
+      </w:pPr>
+      <w:r>
+        <w:rPr>
+          <w:b w:val="0"/>
+          <w:i w:val="0"/>
+        </w:rPr>
+        <w:t xml:space="preserve">•  </w:t>
+      </w:r>
+      <w:r>
+        <w:rPr>
+          <w:b/>
+          <w:i w:val="0"/>
+        </w:rPr>
+        <w:t>AI:</w:t>
+      </w:r>
+      <w:r>
+        <w:rPr>
+          <w:b w:val="0"/>
+          <w:i w:val="0"/>
+        </w:rPr>
+        <w:t xml:space="preserve"> sumasagot at nagre-recommend batay sa </w:t>
+      </w:r>
+      <w:r>
+        <w:rPr>
+          <w:b/>
+          <w:i w:val="0"/>
+        </w:rPr>
+        <w:t>totoong datos ng hotel</w:t>
+      </w:r>
+      <w:r>
+        <w:rPr>
+          <w:b w:val="0"/>
+          <w:i w:val="0"/>
+        </w:rPr>
+        <w:t xml:space="preserve"> — bookings, presyo, at occupancy — hindi canned answers.</w:t>
       </w:r>
     </w:p>
     <w:p>
@@ -4217,7 +4522,7 @@
                 <w:i w:val="0"/>
                 <w:sz w:val="20"/>
               </w:rPr>
-              <w:t>database mismo</w:t>
+              <w:t>sistema mismo</w:t>
             </w:r>
             <w:r>
               <w:rPr>
@@ -4225,7 +4530,7 @@
                 <w:i w:val="0"/>
                 <w:sz w:val="20"/>
               </w:rPr>
-              <w:t xml:space="preserve">: PostgreSQL </w:t>
+              <w:t xml:space="preserve">, hindi lang sa screen: bago ang bawat booking, tinitsek ang </w:t>
             </w:r>
             <w:r>
               <w:rPr>
@@ -4233,7 +4538,7 @@
                 <w:i w:val="0"/>
                 <w:sz w:val="20"/>
               </w:rPr>
-              <w:t>exclusion constraint</w:t>
+              <w:t>time window</w:t>
             </w:r>
             <w:r>
               <w:rPr>
@@ -4241,7 +4546,55 @@
                 <w:i w:val="0"/>
                 <w:sz w:val="20"/>
               </w:rPr>
-              <w:t xml:space="preserve"> (`bookings_no_overlap`) gamit ang time range (`booking_window()`), sakop ang </w:t>
+              <w:t xml:space="preserve"> ng room — kapag may naunang booking sa parehong araw/oras, </w:t>
+            </w:r>
+            <w:r>
+              <w:rPr>
+                <w:b/>
+                <w:i w:val="0"/>
+                <w:sz w:val="20"/>
+              </w:rPr>
+              <w:t>talagang tinatanggihan</w:t>
+            </w:r>
+            <w:r>
+              <w:rPr>
+                <w:b w:val="0"/>
+                <w:i w:val="0"/>
+                <w:sz w:val="20"/>
+              </w:rPr>
+              <w:t xml:space="preserve"> ito. May </w:t>
+            </w:r>
+            <w:r>
+              <w:rPr>
+                <w:b/>
+                <w:i w:val="0"/>
+                <w:sz w:val="20"/>
+              </w:rPr>
+              <w:t>guard sa database</w:t>
+            </w:r>
+            <w:r>
+              <w:rPr>
+                <w:b w:val="0"/>
+                <w:i w:val="0"/>
+                <w:sz w:val="20"/>
+              </w:rPr>
+              <w:t xml:space="preserve"> kaya kahit sabay pang dalawang device ang mag-submit, </w:t>
+            </w:r>
+            <w:r>
+              <w:rPr>
+                <w:b/>
+                <w:i w:val="0"/>
+                <w:sz w:val="20"/>
+              </w:rPr>
+              <w:t>isang lang</w:t>
+            </w:r>
+            <w:r>
+              <w:rPr>
+                <w:b w:val="0"/>
+                <w:i w:val="0"/>
+                <w:sz w:val="20"/>
+              </w:rPr>
+              <w:t xml:space="preserve"> ang papapasukin. Sakop ang </w:t>
             </w:r>
             <w:r>
               <w:rPr>
@@ -4257,7 +4610,7 @@
                 <w:i w:val="0"/>
                 <w:sz w:val="20"/>
               </w:rPr>
-              <w:t>. Kahit100 sabay na request, isang lang ang pwedeng pumasok sa parehong window — race-proof.</w:t>
+              <w:t xml:space="preserve"> — at kanina ninyo itong napatunayan nang live.</w:t>
             </w:r>
           </w:p>
         </w:tc>
@@ -4417,7 +4770,7 @@
                 <w:i w:val="0"/>
                 <w:sz w:val="20"/>
               </w:rPr>
-              <w:t xml:space="preserve">Server-side pagination + exact counts (na-bypass ang </w:t>
+              <w:t xml:space="preserve">Bawat listahan ay </w:t>
             </w:r>
             <w:r>
               <w:rPr>
@@ -4425,7 +4778,7 @@
                 <w:i w:val="0"/>
                 <w:sz w:val="20"/>
               </w:rPr>
-              <w:t>1,000-row cap</w:t>
+              <w:t>naka-load nang maayos at tama</w:t>
             </w:r>
             <w:r>
               <w:rPr>
@@ -4433,7 +4786,7 @@
                 <w:i w:val="0"/>
                 <w:sz w:val="20"/>
               </w:rPr>
-              <w:t xml:space="preserve"> ng Supabase), at may short server cache (30–60s) para mabilis ang dashboard.</w:t>
+              <w:t xml:space="preserve"> kahit libo-libong booking — tamang bilang ang bawat count at walang nawawalang record, kaya mabilis at mapagkakatiwalaan ang dashboard.</w:t>
             </w:r>
           </w:p>
         </w:tc>
@@ -4682,7 +5035,23 @@
                 <w:i w:val="0"/>
                 <w:sz w:val="20"/>
               </w:rPr>
-              <w:t xml:space="preserve">Tingnan kung buhay ang `npm run dev` → </w:t>
+              <w:t xml:space="preserve">Siguraduhing naka-set up at gumagana na ang system </w:t>
+            </w:r>
+            <w:r>
+              <w:rPr>
+                <w:b/>
+                <w:i w:val="0"/>
+                <w:sz w:val="20"/>
+              </w:rPr>
+              <w:t>bago</w:t>
+            </w:r>
+            <w:r>
+              <w:rPr>
+                <w:b w:val="0"/>
+                <w:i w:val="0"/>
+                <w:sz w:val="20"/>
+              </w:rPr>
+              <w:t xml:space="preserve"> ang demo → </w:t>
             </w:r>
             <w:r>
               <w:rPr>
@@ -4734,7 +5103,7 @@
                 <w:i w:val="0"/>
                 <w:sz w:val="20"/>
               </w:rPr>
-              <w:t xml:space="preserve">Token expires ~1 oras — mag-login nang </w:t>
+              <w:t xml:space="preserve">Mag-login nang </w:t>
             </w:r>
             <w:r>
               <w:rPr>
@@ -4750,7 +5119,7 @@
                 <w:i w:val="0"/>
                 <w:sz w:val="20"/>
               </w:rPr>
-              <w:t xml:space="preserve"> ang demo. Kung na-lock, gamitin ang fallback admin account.</w:t>
+              <w:t xml:space="preserve"> ang demo (may nag-e-expire na session kapag matagal na nakabukas). Kung na-lock, gamitin ang fallback admin account.</w:t>
             </w:r>
           </w:p>
         </w:tc>
@@ -4836,23 +5205,7 @@
                 <w:i w:val="0"/>
                 <w:sz w:val="20"/>
               </w:rPr>
-              <w:t xml:space="preserve">May </w:t>
-            </w:r>
-            <w:r>
-              <w:rPr>
-                <w:b/>
-                <w:i w:val="0"/>
-                <w:sz w:val="20"/>
-              </w:rPr>
-              <w:t>30–60s server cache</w:t>
-            </w:r>
-            <w:r>
-              <w:rPr>
-                <w:b w:val="0"/>
-                <w:i w:val="0"/>
-                <w:sz w:val="20"/>
-              </w:rPr>
-              <w:t xml:space="preserve"> — normal. Hintayin lang o galawin ang filter.</w:t>
+              <w:t>Minsan may maunting delay bago mag-update ang mga numero — normal. Hintayin lang o galawin ang filter.</w:t>
             </w:r>
           </w:p>
         </w:tc>
@@ -4930,7 +5283,23 @@
                 <w:i w:val="0"/>
                 <w:sz w:val="20"/>
               </w:rPr>
-              <w:t xml:space="preserve"> Ipaliwanag na galing sa DB ang block. </w:t>
+              <w:t xml:space="preserve"> Ipaliwanag na ang </w:t>
+            </w:r>
+            <w:r>
+              <w:rPr>
+                <w:b/>
+                <w:i w:val="0"/>
+                <w:sz w:val="20"/>
+              </w:rPr>
+              <w:t>sistema mismo</w:t>
+            </w:r>
+            <w:r>
+              <w:rPr>
+                <w:b w:val="0"/>
+                <w:i w:val="0"/>
+                <w:sz w:val="20"/>
+              </w:rPr>
+              <w:t xml:space="preserve"> ang pumipigil, hindi lang ang screen. </w:t>
             </w:r>
           </w:p>
         </w:tc>
@@ -5059,7 +5428,7 @@
           <w:b w:val="0"/>
           <w:i w:val="0"/>
         </w:rPr>
-        <w:t xml:space="preserve"> problema → solusyon → stack → bridge kay Person 2.</w:t>
+        <w:t xml:space="preserve"> problema → solusyon → kaya ng system → bridge kay Person 2.</w:t>
       </w:r>
     </w:p>
     <w:p>
@@ -5196,7 +5565,7 @@
           <w:b w:val="0"/>
           <w:i w:val="0"/>
         </w:rPr>
-        <w:t xml:space="preserve"> architecture → AI → </w:t>
+        <w:t xml:space="preserve"> paano gumagana ang system → AI → </w:t>
       </w:r>
       <w:r>
         <w:rPr>

--- a/Hotel Ava - Demo Presentation Script.docx
+++ b/Hotel Ava - Demo Presentation Script.docx
@@ -31,7 +31,7 @@
           <w:color w:val="455D58"/>
           <w:sz w:val="48"/>
         </w:rPr>
-        <w:t>DEMO PRESENTATION SCRIPT</w:t>
+        <w:t>LIVE DEMO SCRIPT</w:t>
       </w:r>
     </w:p>
     <w:p>
@@ -44,7 +44,7 @@
           <w:color w:val="666666"/>
           <w:sz w:val="28"/>
         </w:rPr>
-        <w:t>Para sa 4-Man Team  —  User Side at Admin Side Live Demo</w:t>
+        <w:t>30-Minute System Walkthrough  —  Guest Side, Admin Side &amp; AI</w:t>
       </w:r>
     </w:p>
     <w:p/>
@@ -56,7 +56,7 @@
         <w:rPr>
           <w:sz w:val="22"/>
         </w:rPr>
-        <w:t>Taglish Script  |  ~18–20 minutes  |  October 2026</w:t>
+        <w:t>English  |  4 Presenters  |  Every step is LIVE  |  October 2026</w:t>
       </w:r>
     </w:p>
     <w:p>
@@ -69,7 +69,7 @@
         <w:pStyle w:val="Heading1"/>
       </w:pPr>
       <w:r>
-        <w:t>Paano Gamitin ang Script na Ito</w:t>
+        <w:t>Demo at a Glance</w:t>
       </w:r>
     </w:p>
     <w:p>
@@ -81,157 +81,35 @@
           <w:b w:val="0"/>
           <w:i w:val="0"/>
         </w:rPr>
-        <w:t xml:space="preserve">Ito ay </w:t>
+        <w:t xml:space="preserve">This demo is a </w:t>
       </w:r>
       <w:r>
         <w:rPr>
           <w:b/>
           <w:i w:val="0"/>
         </w:rPr>
-        <w:t>handa nang script</w:t>
+        <w:t>live walkthrough</w:t>
       </w:r>
       <w:r>
         <w:rPr>
           <w:b w:val="0"/>
           <w:i w:val="0"/>
         </w:rPr>
-        <w:t xml:space="preserve"> para sa presentasyon — hati sa </w:t>
+        <w:t xml:space="preserve"> — every click runs the real system. The goal is simple: show the panel that </w:t>
       </w:r>
       <w:r>
         <w:rPr>
           <w:b/>
           <w:i w:val="0"/>
         </w:rPr>
-        <w:t>4 na tao</w:t>
+        <w:t>Hotel Ava is fully working</w:t>
       </w:r>
       <w:r>
         <w:rPr>
           <w:b w:val="0"/>
           <w:i w:val="0"/>
         </w:rPr>
-        <w:t xml:space="preserve">. Ang bawat segment ay may </w:t>
-      </w:r>
-      <w:r>
-        <w:rPr>
-          <w:b/>
-          <w:i w:val="0"/>
-        </w:rPr>
-        <w:t>GAWIN</w:t>
-      </w:r>
-      <w:r>
-        <w:rPr>
-          <w:b w:val="0"/>
-          <w:i w:val="0"/>
-        </w:rPr>
-        <w:t xml:space="preserve"> (ang iki-click / aksyon sa screen) at </w:t>
-      </w:r>
-      <w:r>
-        <w:rPr>
-          <w:b/>
-          <w:i w:val="0"/>
-        </w:rPr>
-        <w:t>SABIHIN</w:t>
-      </w:r>
-      <w:r>
-        <w:rPr>
-          <w:b w:val="0"/>
-          <w:i w:val="0"/>
-        </w:rPr>
-        <w:t xml:space="preserve"> (ang sasabihin sa audience, Taglish ok lang). Ipalit lang ang mga pangalan sa table sa ibaba bago ang demo.</w:t>
-      </w:r>
-    </w:p>
-    <w:p>
-      <w:pPr>
-        <w:spacing w:after="60"/>
-        <w:ind w:left="432"/>
-      </w:pPr>
-      <w:r>
-        <w:rPr>
-          <w:b w:val="0"/>
-          <w:i w:val="0"/>
-        </w:rPr>
-        <w:t xml:space="preserve">•  </w:t>
-      </w:r>
-      <w:r>
-        <w:rPr>
-          <w:b/>
-          <w:i w:val="0"/>
-        </w:rPr>
-        <w:t>GAWIN</w:t>
-      </w:r>
-      <w:r>
-        <w:rPr>
-          <w:b w:val="0"/>
-          <w:i w:val="0"/>
-        </w:rPr>
-        <w:t xml:space="preserve"> = i-click ang nakasulat, sa eksaktong pagkakasunod-sunod.</w:t>
-      </w:r>
-    </w:p>
-    <w:p>
-      <w:pPr>
-        <w:spacing w:after="60"/>
-        <w:ind w:left="432"/>
-      </w:pPr>
-      <w:r>
-        <w:rPr>
-          <w:b w:val="0"/>
-          <w:i w:val="0"/>
-        </w:rPr>
-        <w:t xml:space="preserve">•  </w:t>
-      </w:r>
-      <w:r>
-        <w:rPr>
-          <w:b/>
-          <w:i w:val="0"/>
-        </w:rPr>
-        <w:t>SABIHIN</w:t>
-      </w:r>
-      <w:r>
-        <w:rPr>
-          <w:b w:val="0"/>
-          <w:i w:val="0"/>
-        </w:rPr>
-        <w:t xml:space="preserve"> = copy-catch lang — pwedeng sabihin ng sarili mong salita, basta nasa puntos.</w:t>
-      </w:r>
-    </w:p>
-    <w:p>
-      <w:pPr>
-        <w:spacing w:after="60"/>
-        <w:ind w:left="432"/>
-      </w:pPr>
-      <w:r>
-        <w:rPr>
-          <w:b w:val="0"/>
-          <w:i w:val="0"/>
-        </w:rPr>
-        <w:t xml:space="preserve">•  </w:t>
-      </w:r>
-      <w:r>
-        <w:rPr>
-          <w:b/>
-          <w:i w:val="0"/>
-        </w:rPr>
-        <w:t>NOTE</w:t>
-      </w:r>
-      <w:r>
-        <w:rPr>
-          <w:b w:val="0"/>
-          <w:i w:val="0"/>
-        </w:rPr>
-        <w:t xml:space="preserve"> = paalala para hindi matigil ang demo.</w:t>
-      </w:r>
-    </w:p>
-    <w:p>
-      <w:pPr>
-        <w:spacing w:after="60"/>
-        <w:ind w:left="432"/>
-      </w:pPr>
-      <w:r>
-        <w:rPr>
-          <w:b w:val="0"/>
-          <w:i w:val="0"/>
-        </w:rPr>
-        <w:t>•  Huwag mag-on ng mic check sa screen — nakaprepare na ang lahat bago magsimula.</w:t>
+        <w:t>, from signing in all the way to AI-powered insights.</w:t>
       </w:r>
     </w:p>
     <w:p>
@@ -239,7 +117,7 @@
         <w:pStyle w:val="Heading2"/>
       </w:pPr>
       <w:r>
-        <w:t>Sino ang Magpapakita ng Ano</w:t>
+        <w:t>30-Minute Flow</w:t>
       </w:r>
     </w:p>
     <w:tbl>
@@ -257,7 +135,7 @@
       <w:tr>
         <w:tc>
           <w:tcPr>
-            <w:tcW w:type="dxa" w:w="2736"/>
+            <w:tcW w:type="dxa" w:w="576"/>
             <w:shd w:val="clear" w:fill="82285F"/>
           </w:tcPr>
           <w:p>
@@ -268,30 +146,13 @@
                 <w:color w:val="FFFFFF"/>
                 <w:sz w:val="20"/>
               </w:rPr>
-              <w:t>Role</w:t>
+              <w:t>#</w:t>
             </w:r>
           </w:p>
         </w:tc>
         <w:tc>
           <w:tcPr>
-            <w:tcW w:type="dxa" w:w="2304"/>
-            <w:shd w:val="clear" w:fill="82285F"/>
-          </w:tcPr>
-          <w:p>
-            <w:r/>
-            <w:r>
-              <w:rPr>
-                <w:b/>
-                <w:color w:val="FFFFFF"/>
-                <w:sz w:val="20"/>
-              </w:rPr>
-              <w:t>Pangalan</w:t>
-            </w:r>
-          </w:p>
-        </w:tc>
-        <w:tc>
-          <w:tcPr>
-            <w:tcW w:type="dxa" w:w="3600"/>
+            <w:tcW w:type="dxa" w:w="4752"/>
             <w:shd w:val="clear" w:fill="82285F"/>
           </w:tcPr>
           <w:p>
@@ -308,7 +169,7 @@
         </w:tc>
         <w:tc>
           <w:tcPr>
-            <w:tcW w:type="dxa" w:w="1296"/>
+            <w:tcW w:type="dxa" w:w="3456"/>
             <w:shd w:val="clear" w:fill="82285F"/>
           </w:tcPr>
           <w:p>
@@ -319,7 +180,24 @@
                 <w:color w:val="FFFFFF"/>
                 <w:sz w:val="20"/>
               </w:rPr>
-              <w:t>Tagal</w:t>
+              <w:t>Presenter</w:t>
+            </w:r>
+          </w:p>
+        </w:tc>
+        <w:tc>
+          <w:tcPr>
+            <w:tcW w:type="dxa" w:w="1152"/>
+            <w:shd w:val="clear" w:fill="82285F"/>
+          </w:tcPr>
+          <w:p>
+            <w:r/>
+            <w:r>
+              <w:rPr>
+                <w:b/>
+                <w:color w:val="FFFFFF"/>
+                <w:sz w:val="20"/>
+              </w:rPr>
+              <w:t>Time</w:t>
             </w:r>
           </w:p>
         </w:tc>
@@ -327,7 +205,23 @@
       <w:tr>
         <w:tc>
           <w:tcPr>
-            <w:tcW w:type="dxa" w:w="2736"/>
+            <w:tcW w:type="dxa" w:w="576"/>
+          </w:tcPr>
+          <w:p>
+            <w:r/>
+            <w:r>
+              <w:rPr>
+                <w:b w:val="0"/>
+                <w:i w:val="0"/>
+                <w:sz w:val="20"/>
+              </w:rPr>
+              <w:t>1</w:t>
+            </w:r>
+          </w:p>
+        </w:tc>
+        <w:tc>
+          <w:tcPr>
+            <w:tcW w:type="dxa" w:w="4752"/>
           </w:tcPr>
           <w:p>
             <w:r/>
@@ -337,21 +231,13 @@
                 <w:i w:val="0"/>
                 <w:sz w:val="20"/>
               </w:rPr>
-              <w:t>Person 1</w:t>
-            </w:r>
-            <w:r>
-              <w:rPr>
-                <w:b w:val="0"/>
-                <w:i w:val="0"/>
-                <w:sz w:val="20"/>
-              </w:rPr>
-              <w:t xml:space="preserve"> — Panimula</w:t>
+              <w:t>Introduction &amp; Home</w:t>
             </w:r>
           </w:p>
         </w:tc>
         <w:tc>
           <w:tcPr>
-            <w:tcW w:type="dxa" w:w="2304"/>
+            <w:tcW w:type="dxa" w:w="3456"/>
           </w:tcPr>
           <w:p>
             <w:r/>
@@ -361,13 +247,13 @@
                 <w:i w:val="0"/>
                 <w:sz w:val="20"/>
               </w:rPr>
-              <w:t>_________________</w:t>
+              <w:t>Person 1  _________________</w:t>
             </w:r>
           </w:p>
         </w:tc>
         <w:tc>
           <w:tcPr>
-            <w:tcW w:type="dxa" w:w="3600"/>
+            <w:tcW w:type="dxa" w:w="1152"/>
           </w:tcPr>
           <w:p>
             <w:r/>
@@ -377,13 +263,16 @@
                 <w:i w:val="0"/>
                 <w:sz w:val="20"/>
               </w:rPr>
-              <w:t>Overview, problem → solution, bridge</w:t>
+              <w:t>4 min</w:t>
             </w:r>
           </w:p>
         </w:tc>
+      </w:tr>
+      <w:tr>
         <w:tc>
           <w:tcPr>
-            <w:tcW w:type="dxa" w:w="1296"/>
+            <w:tcW w:type="dxa" w:w="576"/>
+            <w:shd w:val="clear" w:fill="F6F1F5"/>
           </w:tcPr>
           <w:p>
             <w:r/>
@@ -393,15 +282,13 @@
                 <w:i w:val="0"/>
                 <w:sz w:val="20"/>
               </w:rPr>
-              <w:t>2–3 min</w:t>
+              <w:t>2</w:t>
             </w:r>
           </w:p>
         </w:tc>
-      </w:tr>
-      <w:tr>
         <w:tc>
           <w:tcPr>
-            <w:tcW w:type="dxa" w:w="2736"/>
+            <w:tcW w:type="dxa" w:w="4752"/>
             <w:shd w:val="clear" w:fill="F6F1F5"/>
           </w:tcPr>
           <w:p>
@@ -412,7 +299,7 @@
                 <w:i w:val="0"/>
                 <w:sz w:val="20"/>
               </w:rPr>
-              <w:t>Person 2</w:t>
+              <w:t>Guest Side</w:t>
             </w:r>
             <w:r>
               <w:rPr>
@@ -420,13 +307,13 @@
                 <w:i w:val="0"/>
                 <w:sz w:val="20"/>
               </w:rPr>
-              <w:t xml:space="preserve"> — User Side</w:t>
+              <w:t xml:space="preserve"> — sign-in (3 ways), booking, Ask Ava</w:t>
             </w:r>
           </w:p>
         </w:tc>
         <w:tc>
           <w:tcPr>
-            <w:tcW w:type="dxa" w:w="2304"/>
+            <w:tcW w:type="dxa" w:w="3456"/>
             <w:shd w:val="clear" w:fill="F6F1F5"/>
           </w:tcPr>
           <w:p>
@@ -437,13 +324,13 @@
                 <w:i w:val="0"/>
                 <w:sz w:val="20"/>
               </w:rPr>
-              <w:t>_________________</w:t>
+              <w:t>Person 2  _________________</w:t>
             </w:r>
           </w:p>
         </w:tc>
         <w:tc>
           <w:tcPr>
-            <w:tcW w:type="dxa" w:w="3600"/>
+            <w:tcW w:type="dxa" w:w="1152"/>
             <w:shd w:val="clear" w:fill="F6F1F5"/>
           </w:tcPr>
           <w:p>
@@ -454,13 +341,89 @@
                 <w:i w:val="0"/>
                 <w:sz w:val="20"/>
               </w:rPr>
-              <w:t>Guest flow: home → booking → Ask Ava</w:t>
+              <w:t>9 min</w:t>
+            </w:r>
+          </w:p>
+        </w:tc>
+      </w:tr>
+      <w:tr>
+        <w:tc>
+          <w:tcPr>
+            <w:tcW w:type="dxa" w:w="576"/>
+          </w:tcPr>
+          <w:p>
+            <w:r/>
+            <w:r>
+              <w:rPr>
+                <w:b w:val="0"/>
+                <w:i w:val="0"/>
+                <w:sz w:val="20"/>
+              </w:rPr>
+              <w:t>3</w:t>
             </w:r>
           </w:p>
         </w:tc>
         <w:tc>
           <w:tcPr>
-            <w:tcW w:type="dxa" w:w="1296"/>
+            <w:tcW w:type="dxa" w:w="4752"/>
+          </w:tcPr>
+          <w:p>
+            <w:r/>
+            <w:r>
+              <w:rPr>
+                <w:b/>
+                <w:i w:val="0"/>
+                <w:sz w:val="20"/>
+              </w:rPr>
+              <w:t>Admin Side</w:t>
+            </w:r>
+            <w:r>
+              <w:rPr>
+                <w:b w:val="0"/>
+                <w:i w:val="0"/>
+                <w:sz w:val="20"/>
+              </w:rPr>
+              <w:t xml:space="preserve"> — dashboard, walk-in, operations</w:t>
+            </w:r>
+          </w:p>
+        </w:tc>
+        <w:tc>
+          <w:tcPr>
+            <w:tcW w:type="dxa" w:w="3456"/>
+          </w:tcPr>
+          <w:p>
+            <w:r/>
+            <w:r>
+              <w:rPr>
+                <w:b w:val="0"/>
+                <w:i w:val="0"/>
+                <w:sz w:val="20"/>
+              </w:rPr>
+              <w:t>Person 3  _________________</w:t>
+            </w:r>
+          </w:p>
+        </w:tc>
+        <w:tc>
+          <w:tcPr>
+            <w:tcW w:type="dxa" w:w="1152"/>
+          </w:tcPr>
+          <w:p>
+            <w:r/>
+            <w:r>
+              <w:rPr>
+                <w:b w:val="0"/>
+                <w:i w:val="0"/>
+                <w:sz w:val="20"/>
+              </w:rPr>
+              <w:t>9 min</w:t>
+            </w:r>
+          </w:p>
+        </w:tc>
+      </w:tr>
+      <w:tr>
+        <w:tc>
+          <w:tcPr>
+            <w:tcW w:type="dxa" w:w="576"/>
             <w:shd w:val="clear" w:fill="F6F1F5"/>
           </w:tcPr>
           <w:p>
@@ -471,89 +434,13 @@
                 <w:i w:val="0"/>
                 <w:sz w:val="20"/>
               </w:rPr>
-              <w:t>5–6 min</w:t>
-            </w:r>
-          </w:p>
-        </w:tc>
-      </w:tr>
-      <w:tr>
-        <w:tc>
-          <w:tcPr>
-            <w:tcW w:type="dxa" w:w="2736"/>
-          </w:tcPr>
-          <w:p>
-            <w:r/>
-            <w:r>
-              <w:rPr>
-                <w:b/>
-                <w:i w:val="0"/>
-                <w:sz w:val="20"/>
-              </w:rPr>
-              <w:t>Person 3</w:t>
-            </w:r>
-            <w:r>
-              <w:rPr>
-                <w:b w:val="0"/>
-                <w:i w:val="0"/>
-                <w:sz w:val="20"/>
-              </w:rPr>
-              <w:t xml:space="preserve"> — Admin Side</w:t>
+              <w:t>4</w:t>
             </w:r>
           </w:p>
         </w:tc>
         <w:tc>
           <w:tcPr>
-            <w:tcW w:type="dxa" w:w="2304"/>
-          </w:tcPr>
-          <w:p>
-            <w:r/>
-            <w:r>
-              <w:rPr>
-                <w:b w:val="0"/>
-                <w:i w:val="0"/>
-                <w:sz w:val="20"/>
-              </w:rPr>
-              <w:t>_________________</w:t>
-            </w:r>
-          </w:p>
-        </w:tc>
-        <w:tc>
-          <w:tcPr>
-            <w:tcW w:type="dxa" w:w="3600"/>
-          </w:tcPr>
-          <w:p>
-            <w:r/>
-            <w:r>
-              <w:rPr>
-                <w:b w:val="0"/>
-                <w:i w:val="0"/>
-                <w:sz w:val="20"/>
-              </w:rPr>
-              <w:t>Dashboard, walk-in, double-booking guard</w:t>
-            </w:r>
-          </w:p>
-        </w:tc>
-        <w:tc>
-          <w:tcPr>
-            <w:tcW w:type="dxa" w:w="1296"/>
-          </w:tcPr>
-          <w:p>
-            <w:r/>
-            <w:r>
-              <w:rPr>
-                <w:b w:val="0"/>
-                <w:i w:val="0"/>
-                <w:sz w:val="20"/>
-              </w:rPr>
-              <w:t>6 min</w:t>
-            </w:r>
-          </w:p>
-        </w:tc>
-      </w:tr>
-      <w:tr>
-        <w:tc>
-          <w:tcPr>
-            <w:tcW w:type="dxa" w:w="2736"/>
+            <w:tcW w:type="dxa" w:w="4752"/>
             <w:shd w:val="clear" w:fill="F6F1F5"/>
           </w:tcPr>
           <w:p>
@@ -564,7 +451,7 @@
                 <w:i w:val="0"/>
                 <w:sz w:val="20"/>
               </w:rPr>
-              <w:t>Person 4</w:t>
+              <w:t>AI Features</w:t>
             </w:r>
             <w:r>
               <w:rPr>
@@ -572,13 +459,13 @@
                 <w:i w:val="0"/>
                 <w:sz w:val="20"/>
               </w:rPr>
-              <w:t xml:space="preserve"> — Paano Gumagana + Q&amp;A</w:t>
+              <w:t xml:space="preserve"> + wrap-up + Q&amp;A</w:t>
             </w:r>
           </w:p>
         </w:tc>
         <w:tc>
           <w:tcPr>
-            <w:tcW w:type="dxa" w:w="2304"/>
+            <w:tcW w:type="dxa" w:w="3456"/>
             <w:shd w:val="clear" w:fill="F6F1F5"/>
           </w:tcPr>
           <w:p>
@@ -589,13 +476,13 @@
                 <w:i w:val="0"/>
                 <w:sz w:val="20"/>
               </w:rPr>
-              <w:t>_________________</w:t>
+              <w:t>Person 4  _________________</w:t>
             </w:r>
           </w:p>
         </w:tc>
         <w:tc>
           <w:tcPr>
-            <w:tcW w:type="dxa" w:w="3600"/>
+            <w:tcW w:type="dxa" w:w="1152"/>
             <w:shd w:val="clear" w:fill="F6F1F5"/>
           </w:tcPr>
           <w:p>
@@ -606,24 +493,7 @@
                 <w:i w:val="0"/>
                 <w:sz w:val="20"/>
               </w:rPr>
-              <w:t>System flow, AI features, Q&amp;A</w:t>
-            </w:r>
-          </w:p>
-        </w:tc>
-        <w:tc>
-          <w:tcPr>
-            <w:tcW w:type="dxa" w:w="1296"/>
-            <w:shd w:val="clear" w:fill="F6F1F5"/>
-          </w:tcPr>
-          <w:p>
-            <w:r/>
-            <w:r>
-              <w:rPr>
-                <w:b w:val="0"/>
-                <w:i w:val="0"/>
-                <w:sz w:val="20"/>
-              </w:rPr>
-              <w:t>3–4 min</w:t>
+              <w:t>8 min</w:t>
             </w:r>
           </w:p>
         </w:tc>
@@ -631,7 +501,15 @@
       <w:tr>
         <w:tc>
           <w:tcPr>
-            <w:tcW w:type="dxa" w:w="2736"/>
+            <w:tcW w:type="dxa" w:w="576"/>
+          </w:tcPr>
+          <w:p>
+            <w:r/>
+          </w:p>
+        </w:tc>
+        <w:tc>
+          <w:tcPr>
+            <w:tcW w:type="dxa" w:w="4752"/>
           </w:tcPr>
           <w:p>
             <w:r/>
@@ -647,7 +525,7 @@
         </w:tc>
         <w:tc>
           <w:tcPr>
-            <w:tcW w:type="dxa" w:w="2304"/>
+            <w:tcW w:type="dxa" w:w="3456"/>
           </w:tcPr>
           <w:p>
             <w:r/>
@@ -655,23 +533,7 @@
         </w:tc>
         <w:tc>
           <w:tcPr>
-            <w:tcW w:type="dxa" w:w="3600"/>
-          </w:tcPr>
-          <w:p>
-            <w:r/>
-            <w:r>
-              <w:rPr>
-                <w:b w:val="0"/>
-                <w:i w:val="0"/>
-                <w:sz w:val="20"/>
-              </w:rPr>
-              <w:t>Buong demo + Q&amp;A</w:t>
-            </w:r>
-          </w:p>
-        </w:tc>
-        <w:tc>
-          <w:tcPr>
-            <w:tcW w:type="dxa" w:w="1296"/>
+            <w:tcW w:type="dxa" w:w="1152"/>
           </w:tcPr>
           <w:p>
             <w:r/>
@@ -681,7 +543,7 @@
                 <w:i w:val="0"/>
                 <w:sz w:val="20"/>
               </w:rPr>
-              <w:t>~18–20 min</w:t>
+              <w:t>30 min</w:t>
             </w:r>
           </w:p>
         </w:tc>
@@ -697,7 +559,238 @@
         <w:pStyle w:val="Heading2"/>
       </w:pPr>
       <w:r>
-        <w:t>Checklist — BAGO Magsimula ang Demo</w:t>
+        <w:t>Three Ways to Sign In (demo highlight)</w:t>
+      </w:r>
+    </w:p>
+    <w:tbl>
+      <w:tblPr>
+        <w:tblStyle w:val="TableGrid"/>
+        <w:tblW w:type="auto" w:w="0"/>
+        <w:tblLook w:firstColumn="1" w:firstRow="1" w:lastColumn="0" w:lastRow="0" w:noHBand="0" w:noVBand="1" w:val="04A0"/>
+      </w:tblPr>
+      <w:tblGrid>
+        <w:gridCol w:w="2880"/>
+        <w:gridCol w:w="2880"/>
+        <w:gridCol w:w="2880"/>
+      </w:tblGrid>
+      <w:tr>
+        <w:tc>
+          <w:tcPr>
+            <w:tcW w:type="dxa" w:w="2160"/>
+            <w:shd w:val="clear" w:fill="82285F"/>
+          </w:tcPr>
+          <w:p>
+            <w:r/>
+            <w:r>
+              <w:rPr>
+                <w:b/>
+                <w:color w:val="FFFFFF"/>
+                <w:sz w:val="20"/>
+              </w:rPr>
+              <w:t>Method</w:t>
+            </w:r>
+          </w:p>
+        </w:tc>
+        <w:tc>
+          <w:tcPr>
+            <w:tcW w:type="dxa" w:w="4896"/>
+            <w:shd w:val="clear" w:fill="82285F"/>
+          </w:tcPr>
+          <w:p>
+            <w:r/>
+            <w:r>
+              <w:rPr>
+                <w:b/>
+                <w:color w:val="FFFFFF"/>
+                <w:sz w:val="20"/>
+              </w:rPr>
+              <w:t>How it works</w:t>
+            </w:r>
+          </w:p>
+        </w:tc>
+        <w:tc>
+          <w:tcPr>
+            <w:tcW w:type="dxa" w:w="2880"/>
+            <w:shd w:val="clear" w:fill="82285F"/>
+          </w:tcPr>
+          <w:p>
+            <w:r/>
+            <w:r>
+              <w:rPr>
+                <w:b/>
+                <w:color w:val="FFFFFF"/>
+                <w:sz w:val="20"/>
+              </w:rPr>
+              <w:t>What to say</w:t>
+            </w:r>
+          </w:p>
+        </w:tc>
+      </w:tr>
+      <w:tr>
+        <w:tc>
+          <w:tcPr>
+            <w:tcW w:type="dxa" w:w="2160"/>
+          </w:tcPr>
+          <w:p>
+            <w:r/>
+            <w:r>
+              <w:rPr>
+                <w:b/>
+                <w:i w:val="0"/>
+                <w:sz w:val="20"/>
+              </w:rPr>
+              <w:t>Continue with Google</w:t>
+            </w:r>
+          </w:p>
+        </w:tc>
+        <w:tc>
+          <w:tcPr>
+            <w:tcW w:type="dxa" w:w="4896"/>
+          </w:tcPr>
+          <w:p>
+            <w:r/>
+            <w:r>
+              <w:rPr>
+                <w:b w:val="0"/>
+                <w:i w:val="0"/>
+                <w:sz w:val="20"/>
+              </w:rPr>
+              <w:t>One click with any Google account.</w:t>
+            </w:r>
+          </w:p>
+        </w:tc>
+        <w:tc>
+          <w:tcPr>
+            <w:tcW w:type="dxa" w:w="2880"/>
+          </w:tcPr>
+          <w:p>
+            <w:r/>
+            <w:r>
+              <w:rPr>
+                <w:b w:val="0"/>
+                <w:i w:val="0"/>
+                <w:sz w:val="20"/>
+              </w:rPr>
+              <w:t>“Sign in with your Google account — one click, no forms.”</w:t>
+            </w:r>
+          </w:p>
+        </w:tc>
+      </w:tr>
+      <w:tr>
+        <w:tc>
+          <w:tcPr>
+            <w:tcW w:type="dxa" w:w="2160"/>
+            <w:shd w:val="clear" w:fill="F6F1F5"/>
+          </w:tcPr>
+          <w:p>
+            <w:r/>
+            <w:r>
+              <w:rPr>
+                <w:b/>
+                <w:i w:val="0"/>
+                <w:sz w:val="20"/>
+              </w:rPr>
+              <w:t>Sign in with Email</w:t>
+            </w:r>
+          </w:p>
+        </w:tc>
+        <w:tc>
+          <w:tcPr>
+            <w:tcW w:type="dxa" w:w="4896"/>
+            <w:shd w:val="clear" w:fill="F6F1F5"/>
+          </w:tcPr>
+          <w:p>
+            <w:r/>
+            <w:r>
+              <w:rPr>
+                <w:b w:val="0"/>
+                <w:i w:val="0"/>
+                <w:sz w:val="20"/>
+              </w:rPr>
+              <w:t>Classic email + password. Email is verified, and new devices get a one-time code.</w:t>
+            </w:r>
+          </w:p>
+        </w:tc>
+        <w:tc>
+          <w:tcPr>
+            <w:tcW w:type="dxa" w:w="2880"/>
+            <w:shd w:val="clear" w:fill="F6F1F5"/>
+          </w:tcPr>
+          <w:p>
+            <w:r/>
+            <w:r>
+              <w:rPr>
+                <w:b w:val="0"/>
+                <w:i w:val="0"/>
+                <w:sz w:val="20"/>
+              </w:rPr>
+              <w:t>“Your email and password — with verification for your safety.”</w:t>
+            </w:r>
+          </w:p>
+        </w:tc>
+      </w:tr>
+      <w:tr>
+        <w:tc>
+          <w:tcPr>
+            <w:tcW w:type="dxa" w:w="2160"/>
+          </w:tcPr>
+          <w:p>
+            <w:r/>
+            <w:r>
+              <w:rPr>
+                <w:b/>
+                <w:i w:val="0"/>
+                <w:sz w:val="20"/>
+              </w:rPr>
+              <w:t>Quick Sign-In (QR)</w:t>
+            </w:r>
+          </w:p>
+        </w:tc>
+        <w:tc>
+          <w:tcPr>
+            <w:tcW w:type="dxa" w:w="4896"/>
+          </w:tcPr>
+          <w:p>
+            <w:r/>
+            <w:r>
+              <w:rPr>
+                <w:b w:val="0"/>
+                <w:i w:val="0"/>
+                <w:sz w:val="20"/>
+              </w:rPr>
+              <w:t>The signed-out device shows a QR + a 5-minute code. Approve it from Settings → Quick Sign-In on a device where you are already signed in — and this device signs in instantly.</w:t>
+            </w:r>
+          </w:p>
+        </w:tc>
+        <w:tc>
+          <w:tcPr>
+            <w:tcW w:type="dxa" w:w="2880"/>
+          </w:tcPr>
+          <w:p>
+            <w:r/>
+            <w:r>
+              <w:rPr>
+                <w:b w:val="0"/>
+                <w:i w:val="0"/>
+                <w:sz w:val="20"/>
+              </w:rPr>
+              <w:t>“Scan the QR with your phone and approve — no typing at all.”</w:t>
+            </w:r>
+          </w:p>
+        </w:tc>
+      </w:tr>
+    </w:tbl>
+    <w:p>
+      <w:pPr>
+        <w:spacing w:after="40"/>
+      </w:pPr>
+    </w:p>
+    <w:p>
+      <w:pPr>
+        <w:pStyle w:val="Heading2"/>
+      </w:pPr>
+      <w:r>
+        <w:t>Before the Demo — Checklist</w:t>
       </w:r>
     </w:p>
     <w:p>
@@ -710,35 +803,21 @@
           <w:b w:val="0"/>
           <w:i w:val="0"/>
         </w:rPr>
-        <w:t xml:space="preserve">1.  I-set up ang system </w:t>
+        <w:t xml:space="preserve">1.  </w:t>
       </w:r>
       <w:r>
         <w:rPr>
           <w:b/>
           <w:i w:val="0"/>
         </w:rPr>
-        <w:t>bago pa magsimula</w:t>
+        <w:t>Set up the system beforehand.</w:t>
       </w:r>
       <w:r>
         <w:rPr>
           <w:b w:val="0"/>
           <w:i w:val="0"/>
         </w:rPr>
-        <w:t xml:space="preserve"> — dapat </w:t>
-      </w:r>
-      <w:r>
-        <w:rPr>
-          <w:b/>
-          <w:i w:val="0"/>
-        </w:rPr>
-        <w:t>bukas na at gumagana</w:t>
-      </w:r>
-      <w:r>
-        <w:rPr>
-          <w:b w:val="0"/>
-          <w:i w:val="0"/>
-        </w:rPr>
-        <w:t xml:space="preserve"> ang app sa browser. Walang aayusin o iia-launch sa harap ng panel.</w:t>
+        <w:t xml:space="preserve"> The app must already be open and working at `http://localhost:5173` — nothing gets launched in front of the panel.</w:t>
       </w:r>
     </w:p>
     <w:p>
@@ -751,21 +830,21 @@
           <w:b w:val="0"/>
           <w:i w:val="0"/>
         </w:rPr>
-        <w:t xml:space="preserve">2.  Buksan ang app sa browser: `http://localhost:5173` — </w:t>
+        <w:t xml:space="preserve">2.  </w:t>
       </w:r>
       <w:r>
         <w:rPr>
           <w:b/>
           <w:i w:val="0"/>
         </w:rPr>
-        <w:t>hard refresh</w:t>
+        <w:t>Prepare the three sign-ins:</w:t>
       </w:r>
       <w:r>
         <w:rPr>
           <w:b w:val="0"/>
           <w:i w:val="0"/>
         </w:rPr>
-        <w:t xml:space="preserve"> (Ctrl+Shift+R) para fresh ang lahat.</w:t>
+        <w:t xml:space="preserve"> a Google account already signed in on the demo browser, a phone with the guest account already signed in (for the Quick Sign-In QR), and the email account below.</w:t>
       </w:r>
     </w:p>
     <w:p>
@@ -785,28 +864,14 @@
           <w:b/>
           <w:i w:val="0"/>
         </w:rPr>
-        <w:t>Mag-login NA BAGO ang demo</w:t>
+        <w:t>Open two tabs:</w:t>
       </w:r>
       <w:r>
         <w:rPr>
           <w:b w:val="0"/>
           <w:i w:val="0"/>
         </w:rPr>
-        <w:t xml:space="preserve">: Tab 1 = Guest account (User side), Tab 2 = Admin sa `/admin`. Kapag bagong device nag-login ang guest, hihingan siya ng </w:t>
-      </w:r>
-      <w:r>
-        <w:rPr>
-          <w:b/>
-          <w:i w:val="0"/>
-        </w:rPr>
-        <w:t>OTP</w:t>
-      </w:r>
-      <w:r>
-        <w:rPr>
-          <w:b w:val="0"/>
-          <w:i w:val="0"/>
-        </w:rPr>
-        <w:t xml:space="preserve"> — kaya i-prepare nang maaga, huwag na live sa harap ng audience.</w:t>
+        <w:t xml:space="preserve"> Tab 1 = guest side (Home page), Tab 2 = admin (Dashboard).</w:t>
       </w:r>
     </w:p>
     <w:p>
@@ -819,7 +884,7 @@
           <w:b w:val="0"/>
           <w:i w:val="0"/>
         </w:rPr>
-        <w:t>4.  I-fullscreen ang browser (F11), zoom ~110%, isara ang ibang tabs.</w:t>
+        <w:t>4.  Go fullscreen (F11), zoom to about 110%, and close extra tabs.</w:t>
       </w:r>
     </w:p>
     <w:p>
@@ -832,62 +897,7 @@
           <w:b w:val="0"/>
           <w:i w:val="0"/>
         </w:rPr>
-        <w:t xml:space="preserve">5.  Optional: phone camera para sa </w:t>
-      </w:r>
-      <w:r>
-        <w:rPr>
-          <w:b/>
-          <w:i w:val="0"/>
-        </w:rPr>
-        <w:t>QR scan</w:t>
-      </w:r>
-      <w:r>
-        <w:rPr>
-          <w:b w:val="0"/>
-          <w:i w:val="0"/>
-        </w:rPr>
-        <w:t xml:space="preserve"> demo (admin → Scan booking).</w:t>
-      </w:r>
-    </w:p>
-    <w:p>
-      <w:pPr>
-        <w:spacing w:after="60"/>
-        <w:ind w:left="432"/>
-      </w:pPr>
-      <w:r>
-        <w:rPr>
-          <w:b w:val="0"/>
-          <w:i w:val="0"/>
-        </w:rPr>
-        <w:t xml:space="preserve">6.  I-launch ang Tab 1 sa </w:t>
-      </w:r>
-      <w:r>
-        <w:rPr>
-          <w:b/>
-          <w:i w:val="0"/>
-        </w:rPr>
-        <w:t>Home page</w:t>
-      </w:r>
-      <w:r>
-        <w:rPr>
-          <w:b w:val="0"/>
-          <w:i w:val="0"/>
-        </w:rPr>
-        <w:t xml:space="preserve">, Tab 2 sa </w:t>
-      </w:r>
-      <w:r>
-        <w:rPr>
-          <w:b/>
-          <w:i w:val="0"/>
-        </w:rPr>
-        <w:t>Dashboard</w:t>
-      </w:r>
-      <w:r>
-        <w:rPr>
-          <w:b w:val="0"/>
-          <w:i w:val="0"/>
-        </w:rPr>
-        <w:t xml:space="preserve"> — naka-standby na.</w:t>
+        <w:t>5.  Pick the room and time you will use for the double-booking demo (Person 3) — write it down.</w:t>
       </w:r>
     </w:p>
     <w:p>
@@ -895,7 +905,7 @@
         <w:pStyle w:val="Heading2"/>
       </w:pPr>
       <w:r>
-        <w:t>Mga Account na Gagamitin</w:t>
+        <w:t>Accounts</w:t>
       </w:r>
     </w:p>
     <w:tbl>
@@ -964,7 +974,7 @@
         </w:tc>
         <w:tc>
           <w:tcPr>
-            <w:tcW w:type="dxa" w:w="2880"/>
+            <w:tcW w:type="dxa" w:w="2592"/>
             <w:shd w:val="clear" w:fill="82285F"/>
           </w:tcPr>
           <w:p>
@@ -975,7 +985,7 @@
                 <w:color w:val="FFFFFF"/>
                 <w:sz w:val="20"/>
               </w:rPr>
-              <w:t>Tala</w:t>
+              <w:t>Note</w:t>
             </w:r>
           </w:p>
         </w:tc>
@@ -1031,7 +1041,7 @@
         </w:tc>
         <w:tc>
           <w:tcPr>
-            <w:tcW w:type="dxa" w:w="2880"/>
+            <w:tcW w:type="dxa" w:w="2592"/>
           </w:tcPr>
           <w:p>
             <w:r/>
@@ -1041,7 +1051,7 @@
                 <w:i w:val="0"/>
                 <w:sz w:val="20"/>
               </w:rPr>
-              <w:t>Naka-login na dapat bago mag-demo (OTP kapag new device!)</w:t>
+              <w:t>Use this for the live sign-in; if a code is requested, switch to the pre-logged tab.</w:t>
             </w:r>
           </w:p>
         </w:tc>
@@ -1100,7 +1110,7 @@
         </w:tc>
         <w:tc>
           <w:tcPr>
-            <w:tcW w:type="dxa" w:w="2880"/>
+            <w:tcW w:type="dxa" w:w="2592"/>
             <w:shd w:val="clear" w:fill="F6F1F5"/>
           </w:tcPr>
           <w:p>
@@ -1111,7 +1121,7 @@
                 <w:i w:val="0"/>
                 <w:sz w:val="20"/>
               </w:rPr>
-              <w:t>Login sa `/admin`</w:t>
+              <w:t>Sign in at `/admin`</w:t>
             </w:r>
           </w:p>
         </w:tc>
@@ -1129,7 +1139,7 @@
                 <w:i w:val="0"/>
                 <w:sz w:val="20"/>
               </w:rPr>
-              <w:t>*Fallback admin*</w:t>
+              <w:t>*Fallback admin</w:t>
             </w:r>
           </w:p>
         </w:tc>
@@ -1167,7 +1177,7 @@
         </w:tc>
         <w:tc>
           <w:tcPr>
-            <w:tcW w:type="dxa" w:w="2880"/>
+            <w:tcW w:type="dxa" w:w="2592"/>
           </w:tcPr>
           <w:p>
             <w:r/>
@@ -1177,7 +1187,7 @@
                 <w:i w:val="0"/>
                 <w:sz w:val="20"/>
               </w:rPr>
-              <w:t>Kung ma-lock ang admin account</w:t>
+              <w:t>In case the main admin is locked</w:t>
             </w:r>
           </w:p>
         </w:tc>
@@ -1207,7 +1217,7 @@
           <w:color w:val="666666"/>
           <w:sz w:val="20"/>
         </w:rPr>
-        <w:t>Parehong naka-save sa `account-info.txt`. Huwag nang mag-live login sa harap ng audience.</w:t>
+        <w:t>Both are also saved in `account-info.txt`. Never sign in live on stage if it can be avoided — keep a pre-logged tab as backup.</w:t>
       </w:r>
     </w:p>
     <w:p>
@@ -1220,7 +1230,7 @@
         <w:pStyle w:val="Heading1"/>
       </w:pPr>
       <w:r>
-        <w:t>Person 1 — Panimula (2–3 min)</w:t>
+        <w:t>Person 1 — Introduction &amp; Home (4 min)</w:t>
       </w:r>
     </w:p>
     <w:p>
@@ -1232,14 +1242,28 @@
           <w:b/>
           <w:i w:val="0"/>
         </w:rPr>
-        <w:t>Bago magsalita:</w:t>
+        <w:t>Goal:</w:t>
       </w:r>
       <w:r>
         <w:rPr>
           <w:b w:val="0"/>
           <w:i w:val="0"/>
         </w:rPr>
-        <w:t xml:space="preserve"> naka-standby na ang Tab 1 sa Home page.</w:t>
+        <w:t xml:space="preserve"> Set the stage and show the landing page. </w:t>
+      </w:r>
+      <w:r>
+        <w:rPr>
+          <w:b/>
+          <w:i w:val="0"/>
+        </w:rPr>
+        <w:t>Keep it short</w:t>
+      </w:r>
+      <w:r>
+        <w:rPr>
+          <w:b w:val="0"/>
+          <w:i w:val="0"/>
+        </w:rPr>
+        <w:t xml:space="preserve"> — the demo is the star.</w:t>
       </w:r>
     </w:p>
     <w:p>
@@ -1252,14 +1276,28 @@
           <w:b/>
           <w:color w:val="455D58"/>
         </w:rPr>
-        <w:t xml:space="preserve">GAWIN:  </w:t>
+        <w:t xml:space="preserve">DO:    </w:t>
       </w:r>
       <w:r>
         <w:rPr>
           <w:b w:val="0"/>
           <w:i w:val="0"/>
         </w:rPr>
-        <w:t>I-cursor lang ang Home page habang nagsasalita — ipakita ang hero banner at mga room card.</w:t>
+        <w:t xml:space="preserve">Open the </w:t>
+      </w:r>
+      <w:r>
+        <w:rPr>
+          <w:b/>
+          <w:i w:val="0"/>
+        </w:rPr>
+        <w:t>Home page</w:t>
+      </w:r>
+      <w:r>
+        <w:rPr>
+          <w:b w:val="0"/>
+          <w:i w:val="0"/>
+        </w:rPr>
+        <w:t xml:space="preserve"> and leave it on screen while you talk.</w:t>
       </w:r>
     </w:p>
     <w:p>
@@ -1272,14 +1310,14 @@
           <w:b/>
           <w:color w:val="82285F"/>
         </w:rPr>
-        <w:t xml:space="preserve">SABIHIN:  </w:t>
+        <w:t xml:space="preserve">SAY:   </w:t>
       </w:r>
       <w:r>
         <w:rPr>
           <w:b w:val="0"/>
           <w:i w:val="0"/>
         </w:rPr>
-        <w:t xml:space="preserve">“Magandang araw po! Kami ang grupo ng </w:t>
+        <w:t xml:space="preserve">“Good day! We are Team ______, and this is </w:t>
       </w:r>
       <w:r>
         <w:rPr>
@@ -1293,49 +1331,49 @@
           <w:b w:val="0"/>
           <w:i w:val="0"/>
         </w:rPr>
-        <w:t xml:space="preserve"> — ang </w:t>
+        <w:t xml:space="preserve"> — a smart hotel reservation and recommendation system. In the next 30 minutes we will walk you through the </w:t>
       </w:r>
       <w:r>
         <w:rPr>
           <w:b/>
           <w:i w:val="0"/>
         </w:rPr>
-        <w:t>Smart Hotel Reservation and Recommendation System</w:t>
+        <w:t>guest side</w:t>
       </w:r>
       <w:r>
         <w:rPr>
           <w:b w:val="0"/>
           <w:i w:val="0"/>
         </w:rPr>
-        <w:t xml:space="preserve"> namin. Ipapakita namin sa inyo ang buong sistema mula sa panig ng </w:t>
+        <w:t xml:space="preserve">, the </w:t>
       </w:r>
       <w:r>
         <w:rPr>
           <w:b/>
           <w:i w:val="0"/>
         </w:rPr>
-        <w:t>guest</w:t>
+        <w:t>admin side</w:t>
       </w:r>
       <w:r>
         <w:rPr>
           <w:b w:val="0"/>
           <w:i w:val="0"/>
         </w:rPr>
-        <w:t xml:space="preserve"> at ng </w:t>
+        <w:t xml:space="preserve">, and the </w:t>
       </w:r>
       <w:r>
         <w:rPr>
           <w:b/>
           <w:i w:val="0"/>
         </w:rPr>
-        <w:t>admin</w:t>
+        <w:t>AI</w:t>
       </w:r>
       <w:r>
         <w:rPr>
           <w:b w:val="0"/>
           <w:i w:val="0"/>
         </w:rPr>
-        <w:t>.”</w:t>
+        <w:t xml:space="preserve"> that powers both — all running live.”</w:t>
       </w:r>
     </w:p>
     <w:p>
@@ -1346,72 +1384,78 @@
       <w:r>
         <w:rPr>
           <w:b/>
+          <w:color w:val="455D58"/>
+        </w:rPr>
+        <w:t xml:space="preserve">DO:    </w:t>
+      </w:r>
+      <w:r>
+        <w:rPr>
+          <w:b w:val="0"/>
+          <w:i w:val="0"/>
+        </w:rPr>
+        <w:t xml:space="preserve">Point at the </w:t>
+      </w:r>
+      <w:r>
+        <w:rPr>
+          <w:b/>
+          <w:i w:val="0"/>
+        </w:rPr>
+        <w:t>hero banner</w:t>
+      </w:r>
+      <w:r>
+        <w:rPr>
+          <w:b w:val="0"/>
+          <w:i w:val="0"/>
+        </w:rPr>
+        <w:t xml:space="preserve">, the </w:t>
+      </w:r>
+      <w:r>
+        <w:rPr>
+          <w:b/>
+          <w:i w:val="0"/>
+        </w:rPr>
+        <w:t>search bar</w:t>
+      </w:r>
+      <w:r>
+        <w:rPr>
+          <w:b w:val="0"/>
+          <w:i w:val="0"/>
+        </w:rPr>
+        <w:t xml:space="preserve">, and the </w:t>
+      </w:r>
+      <w:r>
+        <w:rPr>
+          <w:b/>
+          <w:i w:val="0"/>
+        </w:rPr>
+        <w:t>featured rooms</w:t>
+      </w:r>
+      <w:r>
+        <w:rPr>
+          <w:b w:val="0"/>
+          <w:i w:val="0"/>
+        </w:rPr>
+        <w:t>.</w:t>
+      </w:r>
+    </w:p>
+    <w:p>
+      <w:pPr>
+        <w:spacing w:after="80"/>
+        <w:ind w:left="648"/>
+      </w:pPr>
+      <w:r>
+        <w:rPr>
+          <w:b/>
           <w:color w:val="82285F"/>
         </w:rPr>
-        <w:t xml:space="preserve">SABIHIN:  </w:t>
+        <w:t xml:space="preserve">SAY:   </w:t>
       </w:r>
       <w:r>
         <w:rPr>
           <w:b w:val="0"/>
           <w:i w:val="0"/>
         </w:rPr>
-        <w:t xml:space="preserve">“Ang problema sa mga hotel ngayon: </w:t>
-      </w:r>
-      <w:r>
-        <w:rPr>
-          <w:b/>
-          <w:i w:val="0"/>
-        </w:rPr>
-        <w:t>manual logbook</w:t>
-      </w:r>
-      <w:r>
-        <w:rPr>
-          <w:b w:val="0"/>
-          <w:i w:val="0"/>
-        </w:rPr>
-        <w:t xml:space="preserve">, </w:t>
-      </w:r>
-      <w:r>
-        <w:rPr>
-          <w:b/>
-          <w:i w:val="0"/>
-        </w:rPr>
-        <w:t>double booking</w:t>
-      </w:r>
-      <w:r>
-        <w:rPr>
-          <w:b w:val="0"/>
-          <w:i w:val="0"/>
-        </w:rPr>
-        <w:t xml:space="preserve">, hirap i-track sino ang naka-check-in. Ang solusyon namin: isang </w:t>
-      </w:r>
-      <w:r>
-        <w:rPr>
-          <w:b/>
-          <w:i w:val="0"/>
-        </w:rPr>
-        <w:t>web system</w:t>
-      </w:r>
-      <w:r>
-        <w:rPr>
-          <w:b w:val="0"/>
-          <w:i w:val="0"/>
-        </w:rPr>
-        <w:t xml:space="preserve"> na real-time ang availability, online ang booking, at may </w:t>
-      </w:r>
-      <w:r>
-        <w:rPr>
-          <w:b/>
-          <w:i w:val="0"/>
-        </w:rPr>
-        <w:t>AI</w:t>
-      </w:r>
-      <w:r>
-        <w:rPr>
-          <w:b w:val="0"/>
-          <w:i w:val="0"/>
-        </w:rPr>
-        <w:t xml:space="preserve"> na tumutulong sa guest at sa management.”</w:t>
+        <w:t>“Guests can search rooms in real time. Everything you see — availability, prices, reviews — comes straight from the live database.”</w:t>
       </w:r>
     </w:p>
     <w:p>
@@ -1419,7 +1463,7 @@
         <w:pStyle w:val="Heading3"/>
       </w:pPr>
       <w:r>
-        <w:t>Ano ang Kaya ng System (sabihin nang mabilis)</w:t>
+        <w:t>Quick Feature Map (one breath each)</w:t>
       </w:r>
     </w:p>
     <w:p>
@@ -1439,28 +1483,28 @@
           <w:b/>
           <w:i w:val="0"/>
         </w:rPr>
-        <w:t>Real-time na availability</w:t>
+        <w:t>Booking</w:t>
       </w:r>
       <w:r>
         <w:rPr>
           <w:b w:val="0"/>
           <w:i w:val="0"/>
         </w:rPr>
-        <w:t xml:space="preserve"> — kapag okupado na ang room sa isang petsa/oras, hindi na ito mabook ulit — </w:t>
+        <w:t xml:space="preserve"> — overnight stays and </w:t>
       </w:r>
       <w:r>
         <w:rPr>
           <w:b/>
           <w:i w:val="0"/>
         </w:rPr>
-        <w:t>double booking-proof</w:t>
+        <w:t>day use</w:t>
       </w:r>
       <w:r>
         <w:rPr>
           <w:b w:val="0"/>
           <w:i w:val="0"/>
         </w:rPr>
-        <w:t>.</w:t>
+        <w:t xml:space="preserve"> by the hour.</w:t>
       </w:r>
     </w:p>
     <w:p>
@@ -1480,56 +1524,14 @@
           <w:b/>
           <w:i w:val="0"/>
         </w:rPr>
-        <w:t>Dalawang paraan ng booking:</w:t>
+        <w:t>Payments</w:t>
       </w:r>
       <w:r>
         <w:rPr>
           <w:b w:val="0"/>
           <w:i w:val="0"/>
         </w:rPr>
-        <w:t xml:space="preserve"> online (guest) at </w:t>
-      </w:r>
-      <w:r>
-        <w:rPr>
-          <w:b/>
-          <w:i w:val="0"/>
-        </w:rPr>
-        <w:t>walk-in</w:t>
-      </w:r>
-      <w:r>
-        <w:rPr>
-          <w:b w:val="0"/>
-          <w:i w:val="0"/>
-        </w:rPr>
-        <w:t xml:space="preserve"> (admin sa counter) — sakop ang </w:t>
-      </w:r>
-      <w:r>
-        <w:rPr>
-          <w:b/>
-          <w:i w:val="0"/>
-        </w:rPr>
-        <w:t>overnight</w:t>
-      </w:r>
-      <w:r>
-        <w:rPr>
-          <w:b w:val="0"/>
-          <w:i w:val="0"/>
-        </w:rPr>
-        <w:t xml:space="preserve"> at ang </w:t>
-      </w:r>
-      <w:r>
-        <w:rPr>
-          <w:b/>
-          <w:i w:val="0"/>
-        </w:rPr>
-        <w:t>day use</w:t>
-      </w:r>
-      <w:r>
-        <w:rPr>
-          <w:b w:val="0"/>
-          <w:i w:val="0"/>
-        </w:rPr>
-        <w:t xml:space="preserve"> (per-oras).</w:t>
+        <w:t xml:space="preserve"> — full payment or 50% downpayment through PayMongo, with automatic refunds.</w:t>
       </w:r>
     </w:p>
     <w:p>
@@ -1549,28 +1551,28 @@
           <w:b/>
           <w:i w:val="0"/>
         </w:rPr>
-        <w:t>Online payment</w:t>
+        <w:t>Check-in</w:t>
       </w:r>
       <w:r>
         <w:rPr>
           <w:b w:val="0"/>
           <w:i w:val="0"/>
         </w:rPr>
-        <w:t xml:space="preserve"> via PayMongo — full payment o 50% downpayment, at </w:t>
+        <w:t xml:space="preserve"> — QR codes for online bookings, </w:t>
       </w:r>
       <w:r>
         <w:rPr>
           <w:b/>
           <w:i w:val="0"/>
         </w:rPr>
-        <w:t>automatic refund</w:t>
+        <w:t>auto check-in</w:t>
       </w:r>
       <w:r>
         <w:rPr>
           <w:b w:val="0"/>
           <w:i w:val="0"/>
         </w:rPr>
-        <w:t xml:space="preserve"> kapag nagkansela nang maaga.</w:t>
+        <w:t xml:space="preserve"> for walk-ins.</w:t>
       </w:r>
     </w:p>
     <w:p>
@@ -1590,28 +1592,28 @@
           <w:b/>
           <w:i w:val="0"/>
         </w:rPr>
-        <w:t>QR check-in</w:t>
+        <w:t>Protection</w:t>
       </w:r>
       <w:r>
         <w:rPr>
           <w:b w:val="0"/>
           <w:i w:val="0"/>
         </w:rPr>
-        <w:t xml:space="preserve"> para sa online bookings at </w:t>
+        <w:t xml:space="preserve"> — </w:t>
       </w:r>
       <w:r>
         <w:rPr>
           <w:b/>
           <w:i w:val="0"/>
         </w:rPr>
-        <w:t>auto in-house</w:t>
+        <w:t>double bookings are impossible</w:t>
       </w:r>
       <w:r>
         <w:rPr>
           <w:b w:val="0"/>
           <w:i w:val="0"/>
         </w:rPr>
-        <w:t xml:space="preserve"> sa walk-in — mabilis sa front desk.</w:t>
+        <w:t xml:space="preserve"> (Person 3 will prove it live).</w:t>
       </w:r>
     </w:p>
     <w:p>
@@ -1631,14 +1633,162 @@
           <w:b/>
           <w:i w:val="0"/>
         </w:rPr>
-        <w:t>Admin dashboard</w:t>
+        <w:t>AI</w:t>
       </w:r>
       <w:r>
         <w:rPr>
           <w:b w:val="0"/>
           <w:i w:val="0"/>
         </w:rPr>
-        <w:t xml:space="preserve"> — bookings, rooms, guests, reviews, at analytics sa isang tingin.</w:t>
+        <w:t xml:space="preserve"> — Ask Ava for guests, an AI Assistant for management.</w:t>
+      </w:r>
+    </w:p>
+    <w:p>
+      <w:pPr>
+        <w:spacing w:after="80"/>
+        <w:ind w:left="648"/>
+      </w:pPr>
+      <w:r>
+        <w:rPr>
+          <w:b/>
+          <w:color w:val="82285F"/>
+        </w:rPr>
+        <w:t xml:space="preserve">SAY:   </w:t>
+      </w:r>
+      <w:r>
+        <w:rPr>
+          <w:b w:val="0"/>
+          <w:i w:val="0"/>
+        </w:rPr>
+        <w:t>“First the guest experience — over to Person 2.”</w:t>
+      </w:r>
+    </w:p>
+    <w:p>
+      <w:r>
+        <w:br w:type="page"/>
+      </w:r>
+    </w:p>
+    <w:p>
+      <w:pPr>
+        <w:pStyle w:val="Heading1"/>
+      </w:pPr>
+      <w:r>
+        <w:t>Person 2 — Guest (User) Side (9 min)</w:t>
+      </w:r>
+    </w:p>
+    <w:p>
+      <w:pPr>
+        <w:spacing w:after="120"/>
+      </w:pPr>
+      <w:r>
+        <w:rPr>
+          <w:b/>
+          <w:i w:val="0"/>
+        </w:rPr>
+        <w:t>Precondition:</w:t>
+      </w:r>
+      <w:r>
+        <w:rPr>
+          <w:b w:val="0"/>
+          <w:i w:val="0"/>
+        </w:rPr>
+        <w:t xml:space="preserve"> Tab 1 is on the Home page; account details are ready.</w:t>
+      </w:r>
+    </w:p>
+    <w:p>
+      <w:pPr>
+        <w:pStyle w:val="Heading2"/>
+      </w:pPr>
+      <w:r>
+        <w:t>Step 1 — Sign In (3 Ways)</w:t>
+      </w:r>
+    </w:p>
+    <w:p>
+      <w:pPr>
+        <w:spacing w:after="80"/>
+        <w:ind w:left="648"/>
+      </w:pPr>
+      <w:r>
+        <w:rPr>
+          <w:b/>
+          <w:color w:val="455D58"/>
+        </w:rPr>
+        <w:t xml:space="preserve">DO:    </w:t>
+      </w:r>
+      <w:r>
+        <w:rPr>
+          <w:b w:val="0"/>
+          <w:i w:val="0"/>
+        </w:rPr>
+        <w:t xml:space="preserve">Click </w:t>
+      </w:r>
+      <w:r>
+        <w:rPr>
+          <w:b/>
+          <w:i w:val="0"/>
+        </w:rPr>
+        <w:t>Sign In</w:t>
+      </w:r>
+      <w:r>
+        <w:rPr>
+          <w:b w:val="0"/>
+          <w:i w:val="0"/>
+        </w:rPr>
+        <w:t xml:space="preserve"> in the header — the sign-in window opens.</w:t>
+      </w:r>
+    </w:p>
+    <w:p>
+      <w:pPr>
+        <w:spacing w:after="80"/>
+        <w:ind w:left="648"/>
+      </w:pPr>
+      <w:r>
+        <w:rPr>
+          <w:b/>
+          <w:color w:val="82285F"/>
+        </w:rPr>
+        <w:t xml:space="preserve">SAY:   </w:t>
+      </w:r>
+      <w:r>
+        <w:rPr>
+          <w:b w:val="0"/>
+          <w:i w:val="0"/>
+        </w:rPr>
+        <w:t xml:space="preserve">“We offer </w:t>
+      </w:r>
+      <w:r>
+        <w:rPr>
+          <w:b/>
+          <w:i w:val="0"/>
+        </w:rPr>
+        <w:t>three ways to sign in</w:t>
+      </w:r>
+      <w:r>
+        <w:rPr>
+          <w:b w:val="0"/>
+          <w:i w:val="0"/>
+        </w:rPr>
+        <w:t xml:space="preserve"> — Google, email, and Quick Sign-In.”</w:t>
+      </w:r>
+    </w:p>
+    <w:p>
+      <w:pPr>
+        <w:spacing w:after="80"/>
+        <w:ind w:left="648"/>
+      </w:pPr>
+      <w:r>
+        <w:rPr>
+          <w:b/>
+          <w:color w:val="455D58"/>
+        </w:rPr>
+        <w:t xml:space="preserve">DO:    </w:t>
+      </w:r>
+      <w:r>
+        <w:rPr>
+          <w:b w:val="0"/>
+          <w:i w:val="0"/>
+        </w:rPr>
+        <w:t>Point at each option as you name it:</w:t>
       </w:r>
     </w:p>
     <w:p>
@@ -1658,22 +1808,14 @@
           <w:b/>
           <w:i w:val="0"/>
         </w:rPr>
-        <w:t>AI:</w:t>
+        <w:t>Continue with Google</w:t>
       </w:r>
       <w:r>
         <w:rPr>
           <w:b w:val="0"/>
           <w:i w:val="0"/>
         </w:rPr>
-        <w:t xml:space="preserve"> Ask Ava chat, revenue forecast, at room recommendations — batay sa totoong datos.</w:t>
-      </w:r>
-    </w:p>
-    <w:p>
-      <w:pPr>
-        <w:pStyle w:val="Heading3"/>
-      </w:pPr>
-      <w:r>
-        <w:t>Overview ng Ipapakita (read-through lang)</w:t>
+        <w:t xml:space="preserve"> — “one click with your Google account.”</w:t>
       </w:r>
     </w:p>
     <w:p>
@@ -1693,28 +1835,14 @@
           <w:b/>
           <w:i w:val="0"/>
         </w:rPr>
-        <w:t>User side (Person 2):</w:t>
+        <w:t>Sign in with Email</w:t>
       </w:r>
       <w:r>
         <w:rPr>
           <w:b w:val="0"/>
           <w:i w:val="0"/>
         </w:rPr>
-        <w:t xml:space="preserve"> room search at filters → room details → booking (overnight o </w:t>
-      </w:r>
-      <w:r>
-        <w:rPr>
-          <w:b/>
-          <w:i w:val="0"/>
-        </w:rPr>
-        <w:t>day use</w:t>
-      </w:r>
-      <w:r>
-        <w:rPr>
-          <w:b w:val="0"/>
-          <w:i w:val="0"/>
-        </w:rPr>
-        <w:t>) → price breakdown → My Bookings + QR → Ask Ava AI.</w:t>
+        <w:t xml:space="preserve"> — “email and password, with email verification and a one-time code on new devices.”</w:t>
       </w:r>
     </w:p>
     <w:p>
@@ -1734,42 +1862,1121 @@
           <w:b/>
           <w:i w:val="0"/>
         </w:rPr>
-        <w:t>Admin side (Person 3):</w:t>
+        <w:t>Quick Sign-In (QR)</w:t>
       </w:r>
       <w:r>
         <w:rPr>
           <w:b w:val="0"/>
           <w:i w:val="0"/>
         </w:rPr>
-        <w:t xml:space="preserve"> dashboard at analytics → bookings table → </w:t>
-      </w:r>
+        <w:t xml:space="preserve"> — “this device shows a QR code and a 5-minute code; I approve it from my phone under Settings → Quick Sign-In, and the browser signs in instantly. No typing at all.”</w:t>
+      </w:r>
+    </w:p>
+    <w:p>
+      <w:pPr>
+        <w:spacing w:after="80"/>
+        <w:ind w:left="648"/>
+      </w:pPr>
       <w:r>
         <w:rPr>
           <w:b/>
-          <w:i w:val="0"/>
-        </w:rPr>
-        <w:t>walk-in booking</w:t>
+          <w:color w:val="455D58"/>
+        </w:rPr>
+        <w:t xml:space="preserve">DO:    </w:t>
+      </w:r>
+      <w:r>
+        <w:rPr>
+          <w:b/>
+          <w:i w:val="0"/>
+        </w:rPr>
+        <w:t>Sign in live</w:t>
       </w:r>
       <w:r>
         <w:rPr>
           <w:b w:val="0"/>
           <w:i w:val="0"/>
         </w:rPr>
-        <w:t xml:space="preserve"> → </w:t>
-      </w:r>
+        <w:t xml:space="preserve"> using the prepared method (email or Google).</w:t>
+      </w:r>
+    </w:p>
+    <w:p>
+      <w:pPr>
+        <w:spacing w:after="120"/>
+        <w:ind w:left="648"/>
+      </w:pPr>
       <w:r>
         <w:rPr>
           <w:b/>
-          <w:i w:val="0"/>
-        </w:rPr>
-        <w:t>double-booking guard</w:t>
+          <w:color w:val="666666"/>
+        </w:rPr>
+        <w:t xml:space="preserve">NOTE:  </w:t>
       </w:r>
       <w:r>
         <w:rPr>
           <w:b w:val="0"/>
           <w:i w:val="0"/>
+          <w:color w:val="666666"/>
+          <w:sz w:val="20"/>
+        </w:rPr>
+        <w:t>If anything blocks the live sign-in (one-time code, network), just switch to the pre-logged tab — say “we are already signed in here” and continue. Never stall on stage.</w:t>
+      </w:r>
+    </w:p>
+    <w:p>
+      <w:pPr>
+        <w:pStyle w:val="Heading2"/>
+      </w:pPr>
+      <w:r>
+        <w:t>Step 2 — Search Rooms</w:t>
+      </w:r>
+    </w:p>
+    <w:p>
+      <w:pPr>
+        <w:spacing w:after="80"/>
+        <w:ind w:left="648"/>
+      </w:pPr>
+      <w:r>
+        <w:rPr>
+          <w:b/>
+          <w:color w:val="455D58"/>
+        </w:rPr>
+        <w:t xml:space="preserve">DO:    </w:t>
+      </w:r>
+      <w:r>
+        <w:rPr>
+          <w:b w:val="0"/>
+          <w:i w:val="0"/>
+        </w:rPr>
+        <w:t xml:space="preserve">Go to </w:t>
+      </w:r>
+      <w:r>
+        <w:rPr>
+          <w:b/>
+          <w:i w:val="0"/>
+        </w:rPr>
+        <w:t>Rooms</w:t>
+      </w:r>
+      <w:r>
+        <w:rPr>
+          <w:b w:val="0"/>
+          <w:i w:val="0"/>
+        </w:rPr>
+        <w:t xml:space="preserve">. Set the </w:t>
+      </w:r>
+      <w:r>
+        <w:rPr>
+          <w:b/>
+          <w:i w:val="0"/>
+        </w:rPr>
+        <w:t>dates</w:t>
+      </w:r>
+      <w:r>
+        <w:rPr>
+          <w:b w:val="0"/>
+          <w:i w:val="0"/>
+        </w:rPr>
+        <w:t>, then use the filters: room type, price, guests.</w:t>
+      </w:r>
+    </w:p>
+    <w:p>
+      <w:pPr>
+        <w:spacing w:after="80"/>
+        <w:ind w:left="648"/>
+      </w:pPr>
+      <w:r>
+        <w:rPr>
+          <w:b/>
+          <w:color w:val="82285F"/>
+        </w:rPr>
+        <w:t xml:space="preserve">SAY:   </w:t>
+      </w:r>
+      <w:r>
+        <w:rPr>
+          <w:b w:val="0"/>
+          <w:i w:val="0"/>
+        </w:rPr>
+        <w:t>“Availability is real time. If a room is taken for your dates, it simply will not show as available.”</w:t>
+      </w:r>
+    </w:p>
+    <w:p>
+      <w:pPr>
+        <w:pStyle w:val="Heading2"/>
+      </w:pPr>
+      <w:r>
+        <w:t>Step 3 — Room Details</w:t>
+      </w:r>
+    </w:p>
+    <w:p>
+      <w:pPr>
+        <w:spacing w:after="80"/>
+        <w:ind w:left="648"/>
+      </w:pPr>
+      <w:r>
+        <w:rPr>
+          <w:b/>
+          <w:color w:val="455D58"/>
+        </w:rPr>
+        <w:t xml:space="preserve">DO:    </w:t>
+      </w:r>
+      <w:r>
+        <w:rPr>
+          <w:b w:val="0"/>
+          <w:i w:val="0"/>
+        </w:rPr>
+        <w:t xml:space="preserve">Open one room. Show the </w:t>
+      </w:r>
+      <w:r>
+        <w:rPr>
+          <w:b/>
+          <w:i w:val="0"/>
+        </w:rPr>
+        <w:t>photo gallery</w:t>
+      </w:r>
+      <w:r>
+        <w:rPr>
+          <w:b w:val="0"/>
+          <w:i w:val="0"/>
+        </w:rPr>
+        <w:t xml:space="preserve">, </w:t>
+      </w:r>
+      <w:r>
+        <w:rPr>
+          <w:b/>
+          <w:i w:val="0"/>
+        </w:rPr>
+        <w:t>amenities</w:t>
+      </w:r>
+      <w:r>
+        <w:rPr>
+          <w:b w:val="0"/>
+          <w:i w:val="0"/>
+        </w:rPr>
+        <w:t xml:space="preserve">, </w:t>
+      </w:r>
+      <w:r>
+        <w:rPr>
+          <w:b/>
+          <w:i w:val="0"/>
+        </w:rPr>
+        <w:t>guest reviews</w:t>
+      </w:r>
+      <w:r>
+        <w:rPr>
+          <w:b w:val="0"/>
+          <w:i w:val="0"/>
+        </w:rPr>
+        <w:t>, house rules, and the rate.</w:t>
+      </w:r>
+    </w:p>
+    <w:p>
+      <w:pPr>
+        <w:spacing w:after="80"/>
+        <w:ind w:left="648"/>
+      </w:pPr>
+      <w:r>
+        <w:rPr>
+          <w:b/>
+          <w:color w:val="82285F"/>
+        </w:rPr>
+        <w:t xml:space="preserve">SAY:   </w:t>
+      </w:r>
+      <w:r>
+        <w:rPr>
+          <w:b w:val="0"/>
+          <w:i w:val="0"/>
+        </w:rPr>
+        <w:t>“Everything a guest needs to decide — including real reviews from previous stays.”</w:t>
+      </w:r>
+    </w:p>
+    <w:p>
+      <w:pPr>
+        <w:pStyle w:val="Heading2"/>
+      </w:pPr>
+      <w:r>
+        <w:t>Step 4 — Make a Booking</w:t>
+      </w:r>
+    </w:p>
+    <w:p>
+      <w:pPr>
+        <w:spacing w:after="80"/>
+        <w:ind w:left="648"/>
+      </w:pPr>
+      <w:r>
+        <w:rPr>
+          <w:b/>
+          <w:color w:val="455D58"/>
+        </w:rPr>
+        <w:t xml:space="preserve">DO:    </w:t>
+      </w:r>
+      <w:r>
+        <w:rPr>
+          <w:b w:val="0"/>
+          <w:i w:val="0"/>
+        </w:rPr>
+        <w:t xml:space="preserve">Click </w:t>
+      </w:r>
+      <w:r>
+        <w:rPr>
+          <w:b/>
+          <w:i w:val="0"/>
+        </w:rPr>
+        <w:t>Book Now</w:t>
+      </w:r>
+      <w:r>
+        <w:rPr>
+          <w:b w:val="0"/>
+          <w:i w:val="0"/>
+        </w:rPr>
+        <w:t xml:space="preserve">. Choose </w:t>
+      </w:r>
+      <w:r>
+        <w:rPr>
+          <w:b/>
+          <w:i w:val="0"/>
+        </w:rPr>
+        <w:t>Overnight</w:t>
+      </w:r>
+      <w:r>
+        <w:rPr>
+          <w:b w:val="0"/>
+          <w:i w:val="0"/>
+        </w:rPr>
+        <w:t xml:space="preserve"> (dates) or </w:t>
+      </w:r>
+      <w:r>
+        <w:rPr>
+          <w:b/>
+          <w:i w:val="0"/>
+        </w:rPr>
+        <w:t>Day Use</w:t>
+      </w:r>
+      <w:r>
+        <w:rPr>
+          <w:b w:val="0"/>
+          <w:i w:val="0"/>
+        </w:rPr>
+        <w:t xml:space="preserve"> (time slots — past hours are locked, occupied slots are marked). Set the number of guests.</w:t>
+      </w:r>
+    </w:p>
+    <w:p>
+      <w:pPr>
+        <w:spacing w:after="80"/>
+        <w:ind w:left="648"/>
+      </w:pPr>
+      <w:r>
+        <w:rPr>
+          <w:b/>
+          <w:color w:val="455D58"/>
+        </w:rPr>
+        <w:t xml:space="preserve">DO:    </w:t>
+      </w:r>
+      <w:r>
+        <w:rPr>
+          <w:b w:val="0"/>
+          <w:i w:val="0"/>
+        </w:rPr>
+        <w:t xml:space="preserve">Show the </w:t>
+      </w:r>
+      <w:r>
+        <w:rPr>
+          <w:b/>
+          <w:i w:val="0"/>
+        </w:rPr>
+        <w:t>price breakdown</w:t>
+      </w:r>
+      <w:r>
+        <w:rPr>
+          <w:b w:val="0"/>
+          <w:i w:val="0"/>
+        </w:rPr>
+        <w:t xml:space="preserve">: rate + </w:t>
+      </w:r>
+      <w:r>
+        <w:rPr>
+          <w:b/>
+          <w:i w:val="0"/>
+        </w:rPr>
+        <w:t>12% tax</w:t>
+      </w:r>
+      <w:r>
+        <w:rPr>
+          <w:b w:val="0"/>
+          <w:i w:val="0"/>
+        </w:rPr>
+        <w:t xml:space="preserve"> = total. Point at the </w:t>
+      </w:r>
+      <w:r>
+        <w:rPr>
+          <w:b/>
+          <w:i w:val="0"/>
+        </w:rPr>
+        <w:t>AI discount code</w:t>
+      </w:r>
+      <w:r>
+        <w:rPr>
+          <w:b w:val="0"/>
+          <w:i w:val="0"/>
+        </w:rPr>
+        <w:t xml:space="preserve"> field, then the two payment options: </w:t>
+      </w:r>
+      <w:r>
+        <w:rPr>
+          <w:b/>
+          <w:i w:val="0"/>
+        </w:rPr>
+        <w:t>Full payment</w:t>
+      </w:r>
+      <w:r>
+        <w:rPr>
+          <w:b w:val="0"/>
+          <w:i w:val="0"/>
+        </w:rPr>
+        <w:t xml:space="preserve"> or </w:t>
+      </w:r>
+      <w:r>
+        <w:rPr>
+          <w:b/>
+          <w:i w:val="0"/>
+        </w:rPr>
+        <w:t>Downpayment (50%)</w:t>
+      </w:r>
+      <w:r>
+        <w:rPr>
+          <w:b w:val="0"/>
+          <w:i w:val="0"/>
         </w:rPr>
         <w:t>.</w:t>
+      </w:r>
+    </w:p>
+    <w:p>
+      <w:pPr>
+        <w:spacing w:after="80"/>
+        <w:ind w:left="648"/>
+      </w:pPr>
+      <w:r>
+        <w:rPr>
+          <w:b/>
+          <w:color w:val="82285F"/>
+        </w:rPr>
+        <w:t xml:space="preserve">SAY:   </w:t>
+      </w:r>
+      <w:r>
+        <w:rPr>
+          <w:b w:val="0"/>
+          <w:i w:val="0"/>
+        </w:rPr>
+        <w:t>“No hidden fees — the breakdown shows everything. Guests can pay in full or just 50% now and settle the balance at the hotel, all processed securely through PayMongo.”</w:t>
+      </w:r>
+    </w:p>
+    <w:p>
+      <w:pPr>
+        <w:spacing w:after="120"/>
+        <w:ind w:left="648"/>
+      </w:pPr>
+      <w:r>
+        <w:rPr>
+          <w:b/>
+          <w:color w:val="82285F"/>
+        </w:rPr>
+        <w:t xml:space="preserve">NOTE:  </w:t>
+      </w:r>
+      <w:r>
+        <w:rPr>
+          <w:b w:val="0"/>
+          <w:i w:val="0"/>
+          <w:color w:val="82285F"/>
+          <w:sz w:val="20"/>
+        </w:rPr>
+        <w:t>Stopping at the breakdown is perfectly fine — the panel does not need to see a real payment. If you do continue, the PayMongo test page opens; just cancel out of it.</w:t>
+      </w:r>
+    </w:p>
+    <w:p>
+      <w:pPr>
+        <w:pStyle w:val="Heading2"/>
+      </w:pPr>
+      <w:r>
+        <w:t>Step 5 — My Bookings</w:t>
+      </w:r>
+    </w:p>
+    <w:p>
+      <w:pPr>
+        <w:spacing w:after="80"/>
+        <w:ind w:left="648"/>
+      </w:pPr>
+      <w:r>
+        <w:rPr>
+          <w:b/>
+          <w:color w:val="455D58"/>
+        </w:rPr>
+        <w:t xml:space="preserve">DO:    </w:t>
+      </w:r>
+      <w:r>
+        <w:rPr>
+          <w:b w:val="0"/>
+          <w:i w:val="0"/>
+        </w:rPr>
+        <w:t xml:space="preserve">Open </w:t>
+      </w:r>
+      <w:r>
+        <w:rPr>
+          <w:b/>
+          <w:i w:val="0"/>
+        </w:rPr>
+        <w:t>Account → My Bookings</w:t>
+      </w:r>
+      <w:r>
+        <w:rPr>
+          <w:b w:val="0"/>
+          <w:i w:val="0"/>
+        </w:rPr>
+        <w:t xml:space="preserve">. Show the status badges (Confirmed, In-house, Completed, Cancelled). Open a booking to show its </w:t>
+      </w:r>
+      <w:r>
+        <w:rPr>
+          <w:b/>
+          <w:i w:val="0"/>
+        </w:rPr>
+        <w:t>QR code</w:t>
+      </w:r>
+      <w:r>
+        <w:rPr>
+          <w:b w:val="0"/>
+          <w:i w:val="0"/>
+        </w:rPr>
+        <w:t xml:space="preserve">, then point at </w:t>
+      </w:r>
+      <w:r>
+        <w:rPr>
+          <w:b/>
+          <w:i w:val="0"/>
+        </w:rPr>
+        <w:t>Cancel</w:t>
+      </w:r>
+      <w:r>
+        <w:rPr>
+          <w:b w:val="0"/>
+          <w:i w:val="0"/>
+        </w:rPr>
+        <w:t xml:space="preserve"> and </w:t>
+      </w:r>
+      <w:r>
+        <w:rPr>
+          <w:b/>
+          <w:i w:val="0"/>
+        </w:rPr>
+        <w:t>Extend stay</w:t>
+      </w:r>
+      <w:r>
+        <w:rPr>
+          <w:b w:val="0"/>
+          <w:i w:val="0"/>
+        </w:rPr>
+        <w:t>.</w:t>
+      </w:r>
+    </w:p>
+    <w:p>
+      <w:pPr>
+        <w:spacing w:after="80"/>
+        <w:ind w:left="648"/>
+      </w:pPr>
+      <w:r>
+        <w:rPr>
+          <w:b/>
+          <w:color w:val="82285F"/>
+        </w:rPr>
+        <w:t xml:space="preserve">SAY:   </w:t>
+      </w:r>
+      <w:r>
+        <w:rPr>
+          <w:b w:val="0"/>
+          <w:i w:val="0"/>
+        </w:rPr>
+        <w:t xml:space="preserve">“Every booking carries a QR code for quick check-in. Guests can cancel up to 24 hours ahead for an automatic refund — and notice that </w:t>
+      </w:r>
+      <w:r>
+        <w:rPr>
+          <w:b/>
+          <w:i w:val="0"/>
+        </w:rPr>
+        <w:t>only the guest can cancel</w:t>
+      </w:r>
+      <w:r>
+        <w:rPr>
+          <w:b w:val="0"/>
+          <w:i w:val="0"/>
+        </w:rPr>
+        <w:t>; the admin cannot override someone's booking.”</w:t>
+      </w:r>
+    </w:p>
+    <w:p>
+      <w:pPr>
+        <w:pStyle w:val="Heading2"/>
+      </w:pPr>
+      <w:r>
+        <w:t>Step 6 — Notifications &amp; Profile</w:t>
+      </w:r>
+    </w:p>
+    <w:p>
+      <w:pPr>
+        <w:spacing w:after="80"/>
+        <w:ind w:left="648"/>
+      </w:pPr>
+      <w:r>
+        <w:rPr>
+          <w:b/>
+          <w:color w:val="455D58"/>
+        </w:rPr>
+        <w:t xml:space="preserve">DO:    </w:t>
+      </w:r>
+      <w:r>
+        <w:rPr>
+          <w:b w:val="0"/>
+          <w:i w:val="0"/>
+        </w:rPr>
+        <w:t xml:space="preserve">Click the </w:t>
+      </w:r>
+      <w:r>
+        <w:rPr>
+          <w:b/>
+          <w:i w:val="0"/>
+        </w:rPr>
+        <w:t>bell icon</w:t>
+      </w:r>
+      <w:r>
+        <w:rPr>
+          <w:b w:val="0"/>
+          <w:i w:val="0"/>
+        </w:rPr>
+        <w:t xml:space="preserve"> (notifications), then open the </w:t>
+      </w:r>
+      <w:r>
+        <w:rPr>
+          <w:b/>
+          <w:i w:val="0"/>
+        </w:rPr>
+        <w:t>Account</w:t>
+      </w:r>
+      <w:r>
+        <w:rPr>
+          <w:b w:val="0"/>
+          <w:i w:val="0"/>
+        </w:rPr>
+        <w:t xml:space="preserve"> menu briefly.</w:t>
+      </w:r>
+    </w:p>
+    <w:p>
+      <w:pPr>
+        <w:spacing w:after="80"/>
+        <w:ind w:left="648"/>
+      </w:pPr>
+      <w:r>
+        <w:rPr>
+          <w:b/>
+          <w:color w:val="82285F"/>
+        </w:rPr>
+        <w:t xml:space="preserve">SAY:   </w:t>
+      </w:r>
+      <w:r>
+        <w:rPr>
+          <w:b w:val="0"/>
+          <w:i w:val="0"/>
+        </w:rPr>
+        <w:t>“Guests get updates automatically, and the account area covers profile, password, and settings.”</w:t>
+      </w:r>
+    </w:p>
+    <w:p>
+      <w:pPr>
+        <w:pStyle w:val="Heading2"/>
+      </w:pPr>
+      <w:r>
+        <w:t>Step 7 — Ask Ava (Guest AI)</w:t>
+      </w:r>
+    </w:p>
+    <w:p>
+      <w:pPr>
+        <w:spacing w:after="80"/>
+        <w:ind w:left="648"/>
+      </w:pPr>
+      <w:r>
+        <w:rPr>
+          <w:b/>
+          <w:color w:val="455D58"/>
+        </w:rPr>
+        <w:t xml:space="preserve">DO:    </w:t>
+      </w:r>
+      <w:r>
+        <w:rPr>
+          <w:b w:val="0"/>
+          <w:i w:val="0"/>
+        </w:rPr>
+        <w:t xml:space="preserve">Open the </w:t>
+      </w:r>
+      <w:r>
+        <w:rPr>
+          <w:b/>
+          <w:i w:val="0"/>
+        </w:rPr>
+        <w:t>Ask Ava</w:t>
+      </w:r>
+      <w:r>
+        <w:rPr>
+          <w:b w:val="0"/>
+          <w:i w:val="0"/>
+        </w:rPr>
+        <w:t xml:space="preserve"> chat at the bottom-right and ask live, for example: “What is the best room for two guests this weekend?”</w:t>
+      </w:r>
+    </w:p>
+    <w:p>
+      <w:pPr>
+        <w:spacing w:after="80"/>
+        <w:ind w:left="648"/>
+      </w:pPr>
+      <w:r>
+        <w:rPr>
+          <w:b/>
+          <w:color w:val="82285F"/>
+        </w:rPr>
+        <w:t xml:space="preserve">SAY:   </w:t>
+      </w:r>
+      <w:r>
+        <w:rPr>
+          <w:b w:val="0"/>
+          <w:i w:val="0"/>
+        </w:rPr>
+        <w:t>“</w:t>
+      </w:r>
+      <w:r>
+        <w:rPr>
+          <w:b/>
+          <w:i w:val="0"/>
+        </w:rPr>
+        <w:t>Ask Ava</w:t>
+      </w:r>
+      <w:r>
+        <w:rPr>
+          <w:b w:val="0"/>
+          <w:i w:val="0"/>
+        </w:rPr>
+        <w:t xml:space="preserve"> is our AI assistant. It answers using the hotel's </w:t>
+      </w:r>
+      <w:r>
+        <w:rPr>
+          <w:b/>
+          <w:i w:val="0"/>
+        </w:rPr>
+        <w:t>real data</w:t>
+      </w:r>
+      <w:r>
+        <w:rPr>
+          <w:b w:val="0"/>
+          <w:i w:val="0"/>
+        </w:rPr>
+        <w:t xml:space="preserve"> — rooms, prices, availability — not canned replies.”</w:t>
+      </w:r>
+    </w:p>
+    <w:p>
+      <w:pPr>
+        <w:spacing w:after="80"/>
+        <w:ind w:left="648"/>
+      </w:pPr>
+      <w:r>
+        <w:rPr>
+          <w:b/>
+          <w:color w:val="82285F"/>
+        </w:rPr>
+        <w:t xml:space="preserve">SAY:   </w:t>
+      </w:r>
+      <w:r>
+        <w:rPr>
+          <w:b w:val="0"/>
+          <w:i w:val="0"/>
+        </w:rPr>
+        <w:t>“That is the guest side. Now let's see how the hotel manages all of this — over to Person 3.”</w:t>
+      </w:r>
+    </w:p>
+    <w:p>
+      <w:r>
+        <w:br w:type="page"/>
+      </w:r>
+    </w:p>
+    <w:p>
+      <w:pPr>
+        <w:pStyle w:val="Heading1"/>
+      </w:pPr>
+      <w:r>
+        <w:t>Person 3 — Admin Side (9 min)</w:t>
+      </w:r>
+    </w:p>
+    <w:p>
+      <w:pPr>
+        <w:spacing w:after="120"/>
+      </w:pPr>
+      <w:r>
+        <w:rPr>
+          <w:b/>
+          <w:i w:val="0"/>
+        </w:rPr>
+        <w:t>Precondition:</w:t>
+      </w:r>
+      <w:r>
+        <w:rPr>
+          <w:b w:val="0"/>
+          <w:i w:val="0"/>
+        </w:rPr>
+        <w:t xml:space="preserve"> Tab 2 is on the admin Dashboard.</w:t>
+      </w:r>
+    </w:p>
+    <w:p>
+      <w:pPr>
+        <w:pStyle w:val="Heading2"/>
+      </w:pPr>
+      <w:r>
+        <w:t>Step 1 — Admin Portal</w:t>
+      </w:r>
+    </w:p>
+    <w:p>
+      <w:pPr>
+        <w:spacing w:after="80"/>
+        <w:ind w:left="648"/>
+      </w:pPr>
+      <w:r>
+        <w:rPr>
+          <w:b/>
+          <w:color w:val="455D58"/>
+        </w:rPr>
+        <w:t xml:space="preserve">DO:    </w:t>
+      </w:r>
+      <w:r>
+        <w:rPr>
+          <w:b w:val="0"/>
+          <w:i w:val="0"/>
+        </w:rPr>
+        <w:t xml:space="preserve">Sign in at </w:t>
+      </w:r>
+      <w:r>
+        <w:rPr>
+          <w:b/>
+          <w:i w:val="0"/>
+        </w:rPr>
+        <w:t>`/admin`</w:t>
+      </w:r>
+      <w:r>
+        <w:rPr>
+          <w:b w:val="0"/>
+          <w:i w:val="0"/>
+        </w:rPr>
+        <w:t xml:space="preserve"> with the admin account (or use the already-logged tab).</w:t>
+      </w:r>
+    </w:p>
+    <w:p>
+      <w:pPr>
+        <w:spacing w:after="80"/>
+        <w:ind w:left="648"/>
+      </w:pPr>
+      <w:r>
+        <w:rPr>
+          <w:b/>
+          <w:color w:val="82285F"/>
+        </w:rPr>
+        <w:t xml:space="preserve">SAY:   </w:t>
+      </w:r>
+      <w:r>
+        <w:rPr>
+          <w:b w:val="0"/>
+          <w:i w:val="0"/>
+        </w:rPr>
+        <w:t xml:space="preserve">“The admin has a </w:t>
+      </w:r>
+      <w:r>
+        <w:rPr>
+          <w:b/>
+          <w:i w:val="0"/>
+        </w:rPr>
+        <w:t>separate portal</w:t>
+      </w:r>
+      <w:r>
+        <w:rPr>
+          <w:b w:val="0"/>
+          <w:i w:val="0"/>
+        </w:rPr>
+        <w:t xml:space="preserve"> and separate rights from a regular guest.”</w:t>
+      </w:r>
+    </w:p>
+    <w:p>
+      <w:pPr>
+        <w:pStyle w:val="Heading2"/>
+      </w:pPr>
+      <w:r>
+        <w:t>Step 2 — Dashboard</w:t>
+      </w:r>
+    </w:p>
+    <w:p>
+      <w:pPr>
+        <w:spacing w:after="80"/>
+        <w:ind w:left="648"/>
+      </w:pPr>
+      <w:r>
+        <w:rPr>
+          <w:b/>
+          <w:color w:val="455D58"/>
+        </w:rPr>
+        <w:t xml:space="preserve">DO:    </w:t>
+      </w:r>
+      <w:r>
+        <w:rPr>
+          <w:b w:val="0"/>
+          <w:i w:val="0"/>
+        </w:rPr>
+        <w:t xml:space="preserve">Show the </w:t>
+      </w:r>
+      <w:r>
+        <w:rPr>
+          <w:b/>
+          <w:i w:val="0"/>
+        </w:rPr>
+        <w:t>stat cards</w:t>
+      </w:r>
+      <w:r>
+        <w:rPr>
+          <w:b w:val="0"/>
+          <w:i w:val="0"/>
+        </w:rPr>
+        <w:t xml:space="preserve"> (bookings, revenue, occupancy), the </w:t>
+      </w:r>
+      <w:r>
+        <w:rPr>
+          <w:b/>
+          <w:i w:val="0"/>
+        </w:rPr>
+        <w:t>charts</w:t>
+      </w:r>
+      <w:r>
+        <w:rPr>
+          <w:b w:val="0"/>
+          <w:i w:val="0"/>
+        </w:rPr>
+        <w:t xml:space="preserve">, the </w:t>
+      </w:r>
+      <w:r>
+        <w:rPr>
+          <w:b/>
+          <w:i w:val="0"/>
+        </w:rPr>
+        <w:t>AI insight strip</w:t>
+      </w:r>
+      <w:r>
+        <w:rPr>
+          <w:b w:val="0"/>
+          <w:i w:val="0"/>
+        </w:rPr>
+        <w:t xml:space="preserve">, and the </w:t>
+      </w:r>
+      <w:r>
+        <w:rPr>
+          <w:b/>
+          <w:i w:val="0"/>
+        </w:rPr>
+        <w:t>New Booking</w:t>
+      </w:r>
+      <w:r>
+        <w:rPr>
+          <w:b w:val="0"/>
+          <w:i w:val="0"/>
+        </w:rPr>
+        <w:t xml:space="preserve"> and </w:t>
+      </w:r>
+      <w:r>
+        <w:rPr>
+          <w:b/>
+          <w:i w:val="0"/>
+        </w:rPr>
+        <w:t>Scan booking</w:t>
+      </w:r>
+      <w:r>
+        <w:rPr>
+          <w:b w:val="0"/>
+          <w:i w:val="0"/>
+        </w:rPr>
+        <w:t xml:space="preserve"> buttons.</w:t>
+      </w:r>
+    </w:p>
+    <w:p>
+      <w:pPr>
+        <w:spacing w:after="80"/>
+        <w:ind w:left="648"/>
+      </w:pPr>
+      <w:r>
+        <w:rPr>
+          <w:b/>
+          <w:color w:val="82285F"/>
+        </w:rPr>
+        <w:t xml:space="preserve">SAY:   </w:t>
+      </w:r>
+      <w:r>
+        <w:rPr>
+          <w:b w:val="0"/>
+          <w:i w:val="0"/>
+        </w:rPr>
+        <w:t>“This is the hotel at a glance — live numbers straight from the database — plus AI insight cards summarizing the next 30 days.”</w:t>
+      </w:r>
+    </w:p>
+    <w:p>
+      <w:pPr>
+        <w:pStyle w:val="Heading2"/>
+      </w:pPr>
+      <w:r>
+        <w:t>Step 3 — Bookings</w:t>
+      </w:r>
+    </w:p>
+    <w:p>
+      <w:pPr>
+        <w:spacing w:after="80"/>
+        <w:ind w:left="648"/>
+      </w:pPr>
+      <w:r>
+        <w:rPr>
+          <w:b/>
+          <w:color w:val="455D58"/>
+        </w:rPr>
+        <w:t xml:space="preserve">DO:    </w:t>
+      </w:r>
+      <w:r>
+        <w:rPr>
+          <w:b w:val="0"/>
+          <w:i w:val="0"/>
+        </w:rPr>
+        <w:t xml:space="preserve">Open </w:t>
+      </w:r>
+      <w:r>
+        <w:rPr>
+          <w:b/>
+          <w:i w:val="0"/>
+        </w:rPr>
+        <w:t>Bookings</w:t>
+      </w:r>
+      <w:r>
+        <w:rPr>
+          <w:b w:val="0"/>
+          <w:i w:val="0"/>
+        </w:rPr>
+        <w:t xml:space="preserve">. Search and filter; hover a row to reveal the actions: </w:t>
+      </w:r>
+      <w:r>
+        <w:rPr>
+          <w:b/>
+          <w:i w:val="0"/>
+        </w:rPr>
+        <w:t>View</w:t>
+      </w:r>
+      <w:r>
+        <w:rPr>
+          <w:b w:val="0"/>
+          <w:i w:val="0"/>
+        </w:rPr>
+        <w:t xml:space="preserve">, </w:t>
+      </w:r>
+      <w:r>
+        <w:rPr>
+          <w:b/>
+          <w:i w:val="0"/>
+        </w:rPr>
+        <w:t>Check In</w:t>
+      </w:r>
+      <w:r>
+        <w:rPr>
+          <w:b w:val="0"/>
+          <w:i w:val="0"/>
+        </w:rPr>
+        <w:t xml:space="preserve">, </w:t>
+      </w:r>
+      <w:r>
+        <w:rPr>
+          <w:b/>
+          <w:i w:val="0"/>
+        </w:rPr>
+        <w:t>Complete</w:t>
+      </w:r>
+      <w:r>
+        <w:rPr>
+          <w:b w:val="0"/>
+          <w:i w:val="0"/>
+        </w:rPr>
+        <w:t>, QR.</w:t>
+      </w:r>
+    </w:p>
+    <w:p>
+      <w:pPr>
+        <w:spacing w:after="80"/>
+        <w:ind w:left="648"/>
+      </w:pPr>
+      <w:r>
+        <w:rPr>
+          <w:b/>
+          <w:color w:val="82285F"/>
+        </w:rPr>
+        <w:t xml:space="preserve">SAY:   </w:t>
+      </w:r>
+      <w:r>
+        <w:rPr>
+          <w:b w:val="0"/>
+          <w:i w:val="0"/>
+        </w:rPr>
+        <w:t xml:space="preserve">“Every booking in one table — online and walk-in. One important design choice: the admin </w:t>
+      </w:r>
+      <w:r>
+        <w:rPr>
+          <w:b/>
+          <w:i w:val="0"/>
+        </w:rPr>
+        <w:t>cannot cancel</w:t>
+      </w:r>
+      <w:r>
+        <w:rPr>
+          <w:b w:val="0"/>
+          <w:i w:val="0"/>
+        </w:rPr>
+        <w:t xml:space="preserve"> a booking. Cancellation always belongs to the guest who made it.”</w:t>
+      </w:r>
+    </w:p>
+    <w:p>
+      <w:pPr>
+        <w:pStyle w:val="Heading2"/>
+      </w:pPr>
+      <w:r>
+        <w:t>Step 4 — Walk-in Booking (highlight)</w:t>
+      </w:r>
+    </w:p>
+    <w:p>
+      <w:pPr>
+        <w:spacing w:after="80"/>
+        <w:ind w:left="648"/>
+      </w:pPr>
+      <w:r>
+        <w:rPr>
+          <w:b/>
+          <w:color w:val="455D58"/>
+        </w:rPr>
+        <w:t xml:space="preserve">DO:    </w:t>
+      </w:r>
+      <w:r>
+        <w:rPr>
+          <w:b w:val="0"/>
+          <w:i w:val="0"/>
+        </w:rPr>
+        <w:t xml:space="preserve">Click </w:t>
+      </w:r>
+      <w:r>
+        <w:rPr>
+          <w:b/>
+          <w:i w:val="0"/>
+        </w:rPr>
+        <w:t>New Booking</w:t>
+      </w:r>
+      <w:r>
+        <w:rPr>
+          <w:b w:val="0"/>
+          <w:i w:val="0"/>
+        </w:rPr>
+        <w:t xml:space="preserve"> and walk through the dialog:</w:t>
       </w:r>
     </w:p>
     <w:p>
@@ -1782,21 +2989,171 @@
           <w:b w:val="0"/>
           <w:i w:val="0"/>
         </w:rPr>
-        <w:t xml:space="preserve">•  </w:t>
+        <w:t xml:space="preserve">1.  Pick a </w:t>
       </w:r>
       <w:r>
         <w:rPr>
           <w:b/>
           <w:i w:val="0"/>
         </w:rPr>
-        <w:t>Person 4:</w:t>
+        <w:t>room</w:t>
       </w:r>
       <w:r>
         <w:rPr>
           <w:b w:val="0"/>
           <w:i w:val="0"/>
         </w:rPr>
-        <w:t xml:space="preserve"> paano gumagana ang buong system, AI features, at Q&amp;A.</w:t>
+        <w:t xml:space="preserve"> — room cards show images, and occupied rooms carry a </w:t>
+      </w:r>
+      <w:r>
+        <w:rPr>
+          <w:b/>
+          <w:i w:val="0"/>
+        </w:rPr>
+        <w:t>BOOKED</w:t>
+      </w:r>
+      <w:r>
+        <w:rPr>
+          <w:b w:val="0"/>
+          <w:i w:val="0"/>
+        </w:rPr>
+        <w:t xml:space="preserve"> chip.</w:t>
+      </w:r>
+    </w:p>
+    <w:p>
+      <w:pPr>
+        <w:spacing w:after="60"/>
+        <w:ind w:left="432"/>
+      </w:pPr>
+      <w:r>
+        <w:rPr>
+          <w:b w:val="0"/>
+          <w:i w:val="0"/>
+        </w:rPr>
+        <w:t xml:space="preserve">2.  Choose </w:t>
+      </w:r>
+      <w:r>
+        <w:rPr>
+          <w:b/>
+          <w:i w:val="0"/>
+        </w:rPr>
+        <w:t>Overnight</w:t>
+      </w:r>
+      <w:r>
+        <w:rPr>
+          <w:b w:val="0"/>
+          <w:i w:val="0"/>
+        </w:rPr>
+        <w:t xml:space="preserve"> or </w:t>
+      </w:r>
+      <w:r>
+        <w:rPr>
+          <w:b/>
+          <w:i w:val="0"/>
+        </w:rPr>
+        <w:t>Day Use</w:t>
+      </w:r>
+      <w:r>
+        <w:rPr>
+          <w:b w:val="0"/>
+          <w:i w:val="0"/>
+        </w:rPr>
+        <w:t xml:space="preserve"> — past hours are locked to the current time.</w:t>
+      </w:r>
+    </w:p>
+    <w:p>
+      <w:pPr>
+        <w:spacing w:after="60"/>
+        <w:ind w:left="432"/>
+      </w:pPr>
+      <w:r>
+        <w:rPr>
+          <w:b w:val="0"/>
+          <w:i w:val="0"/>
+        </w:rPr>
+        <w:t>3.  Set guests — values are clamped to the room's capacity automatically.</w:t>
+      </w:r>
+    </w:p>
+    <w:p>
+      <w:pPr>
+        <w:spacing w:after="60"/>
+        <w:ind w:left="432"/>
+      </w:pPr>
+      <w:r>
+        <w:rPr>
+          <w:b w:val="0"/>
+          <w:i w:val="0"/>
+        </w:rPr>
+        <w:t xml:space="preserve">4.  Show </w:t>
+      </w:r>
+      <w:r>
+        <w:rPr>
+          <w:b/>
+          <w:i w:val="0"/>
+        </w:rPr>
+        <w:t>Payment: Cash</w:t>
+      </w:r>
+      <w:r>
+        <w:rPr>
+          <w:b w:val="0"/>
+          <w:i w:val="0"/>
+        </w:rPr>
+        <w:t xml:space="preserve"> (fixed, no dropdown) and the </w:t>
+      </w:r>
+      <w:r>
+        <w:rPr>
+          <w:b/>
+          <w:i w:val="0"/>
+        </w:rPr>
+        <w:t>price breakdown</w:t>
+      </w:r>
+      <w:r>
+        <w:rPr>
+          <w:b w:val="0"/>
+          <w:i w:val="0"/>
+        </w:rPr>
+        <w:t xml:space="preserve"> — identical to the guest side, including the </w:t>
+      </w:r>
+      <w:r>
+        <w:rPr>
+          <w:b/>
+          <w:i w:val="0"/>
+        </w:rPr>
+        <w:t>12% tax</w:t>
+      </w:r>
+      <w:r>
+        <w:rPr>
+          <w:b w:val="0"/>
+          <w:i w:val="0"/>
+        </w:rPr>
+        <w:t>.</w:t>
+      </w:r>
+    </w:p>
+    <w:p>
+      <w:pPr>
+        <w:spacing w:after="60"/>
+        <w:ind w:left="432"/>
+      </w:pPr>
+      <w:r>
+        <w:rPr>
+          <w:b w:val="0"/>
+          <w:i w:val="0"/>
+        </w:rPr>
+        <w:t xml:space="preserve">5.  Click </w:t>
+      </w:r>
+      <w:r>
+        <w:rPr>
+          <w:b/>
+          <w:i w:val="0"/>
+        </w:rPr>
+        <w:t>Create booking</w:t>
+      </w:r>
+      <w:r>
+        <w:rPr>
+          <w:b w:val="0"/>
+          <w:i w:val="0"/>
+        </w:rPr>
+        <w:t>.</w:t>
       </w:r>
     </w:p>
     <w:p>
@@ -1807,70 +3164,30 @@
       <w:r>
         <w:rPr>
           <w:b/>
-          <w:color w:val="82285F"/>
-        </w:rPr>
-        <w:t xml:space="preserve">SABIHIN:  </w:t>
+          <w:color w:val="455D58"/>
+        </w:rPr>
+        <w:t xml:space="preserve">DO:    </w:t>
       </w:r>
       <w:r>
         <w:rPr>
           <w:b w:val="0"/>
           <w:i w:val="0"/>
         </w:rPr>
-        <w:t xml:space="preserve">“Simulan natin sa panig ng guest — kay </w:t>
+        <w:t xml:space="preserve">After creation, show the success message and the booking in the table with status </w:t>
       </w:r>
       <w:r>
         <w:rPr>
           <w:b/>
           <w:i w:val="0"/>
         </w:rPr>
-        <w:t>[Person 2]</w:t>
+        <w:t>IN-HOUSE</w:t>
       </w:r>
       <w:r>
         <w:rPr>
           <w:b w:val="0"/>
           <w:i w:val="0"/>
         </w:rPr>
-        <w:t>.”</w:t>
-      </w:r>
-    </w:p>
-    <w:p>
-      <w:r>
-        <w:br w:type="page"/>
-      </w:r>
-    </w:p>
-    <w:p>
-      <w:pPr>
-        <w:pStyle w:val="Heading1"/>
-      </w:pPr>
-      <w:r>
-        <w:t>Person 2 — User (Guest) Side (5–6 min)</w:t>
-      </w:r>
-    </w:p>
-    <w:p>
-      <w:pPr>
-        <w:spacing w:after="120"/>
-      </w:pPr>
-      <w:r>
-        <w:rPr>
-          <w:b/>
-          <w:i w:val="0"/>
-        </w:rPr>
-        <w:t>Precondition:</w:t>
-      </w:r>
-      <w:r>
-        <w:rPr>
-          <w:b w:val="0"/>
-          <w:i w:val="0"/>
-        </w:rPr>
-        <w:t xml:space="preserve"> naka-login na ang Tab 1 sa guest account (mosjaric@gmail.com).</w:t>
-      </w:r>
-    </w:p>
-    <w:p>
-      <w:pPr>
-        <w:pStyle w:val="Heading2"/>
-      </w:pPr>
-      <w:r>
-        <w:t>1. Home Page</w:t>
+        <w:t>.</w:t>
       </w:r>
     </w:p>
     <w:p>
@@ -1881,16 +3198,38 @@
       <w:r>
         <w:rPr>
           <w:b/>
-          <w:color w:val="455D58"/>
-        </w:rPr>
-        <w:t xml:space="preserve">GAWIN:  </w:t>
+          <w:color w:val="82285F"/>
+        </w:rPr>
+        <w:t xml:space="preserve">SAY:   </w:t>
       </w:r>
       <w:r>
         <w:rPr>
           <w:b w:val="0"/>
           <w:i w:val="0"/>
         </w:rPr>
-        <w:t>Buksan ang `/` (Home). Ipakita ang hero carousel, search bar, featured rooms, at footer.</w:t>
+        <w:t xml:space="preserve">“A walk-in guest is standing at the counter — so the system </w:t>
+      </w:r>
+      <w:r>
+        <w:rPr>
+          <w:b/>
+          <w:i w:val="0"/>
+        </w:rPr>
+        <w:t>checks them in automatically</w:t>
+      </w:r>
+      <w:r>
+        <w:rPr>
+          <w:b w:val="0"/>
+          <w:i w:val="0"/>
+        </w:rPr>
+        <w:t>. No QR to scan, no extra clicks: in-house the moment the booking is created. Cash is the default at the counter.”</w:t>
+      </w:r>
+    </w:p>
+    <w:p>
+      <w:pPr>
+        <w:pStyle w:val="Heading2"/>
+      </w:pPr>
+      <w:r>
+        <w:t>Step 5 — Double-Booking Guard (wow moment)</w:t>
       </w:r>
     </w:p>
     <w:p>
@@ -1901,24 +3240,44 @@
       <w:r>
         <w:rPr>
           <w:b/>
-          <w:color w:val="82285F"/>
-        </w:rPr>
-        <w:t xml:space="preserve">SABIHIN:  </w:t>
+          <w:color w:val="455D58"/>
+        </w:rPr>
+        <w:t xml:space="preserve">DO:    </w:t>
       </w:r>
       <w:r>
         <w:rPr>
           <w:b w:val="0"/>
           <w:i w:val="0"/>
         </w:rPr>
-        <w:t>“Ito ang landing page ng Hotel Ava — warm off-white at Royal Plum ang kulay, at agad kang makakapag-search ng room mula dito.”</w:t>
-      </w:r>
-    </w:p>
-    <w:p>
-      <w:pPr>
-        <w:pStyle w:val="Heading2"/>
-      </w:pPr>
-      <w:r>
-        <w:t>2. Rooms at Filters</w:t>
+        <w:t xml:space="preserve">Try to book the </w:t>
+      </w:r>
+      <w:r>
+        <w:rPr>
+          <w:b/>
+          <w:i w:val="0"/>
+        </w:rPr>
+        <w:t>same room, same day and time</w:t>
+      </w:r>
+      <w:r>
+        <w:rPr>
+          <w:b w:val="0"/>
+          <w:i w:val="0"/>
+        </w:rPr>
+        <w:t xml:space="preserve"> again. </w:t>
+      </w:r>
+      <w:r>
+        <w:rPr>
+          <w:b/>
+          <w:i w:val="0"/>
+        </w:rPr>
+        <w:t>Expected result: it is blocked</w:t>
+      </w:r>
+      <w:r>
+        <w:rPr>
+          <w:b w:val="0"/>
+          <w:i w:val="0"/>
+        </w:rPr>
+        <w:t xml:space="preserve"> with “Room is not available for the selected dates.”</w:t>
       </w:r>
     </w:p>
     <w:p>
@@ -1929,22 +3288,93 @@
       <w:r>
         <w:rPr>
           <w:b/>
-          <w:color w:val="455D58"/>
-        </w:rPr>
-        <w:t xml:space="preserve">GAWIN:  </w:t>
+          <w:color w:val="82285F"/>
+        </w:rPr>
+        <w:t xml:space="preserve">SAY:   </w:t>
       </w:r>
       <w:r>
         <w:rPr>
           <w:b w:val="0"/>
           <w:i w:val="0"/>
         </w:rPr>
-        <w:t xml:space="preserve">Pindutin ang </w:t>
+        <w:t xml:space="preserve">“The system itself refuses overlapping bookings — this is enforced by the </w:t>
       </w:r>
       <w:r>
         <w:rPr>
           <w:b/>
           <w:i w:val="0"/>
         </w:rPr>
+        <w:t>data</w:t>
+      </w:r>
+      <w:r>
+        <w:rPr>
+          <w:b w:val="0"/>
+          <w:i w:val="0"/>
+        </w:rPr>
+        <w:t xml:space="preserve">, not just the interface. Even if two guests submit at the exact same moment, only one booking can go through. It covers overnight </w:t>
+      </w:r>
+      <w:r>
+        <w:rPr>
+          <w:b/>
+          <w:i w:val="0"/>
+        </w:rPr>
+        <w:t>and</w:t>
+      </w:r>
+      <w:r>
+        <w:rPr>
+          <w:b w:val="0"/>
+          <w:i w:val="0"/>
+        </w:rPr>
+        <w:t xml:space="preserve"> day use — and you can try it from the guest side too, with the same result.”</w:t>
+      </w:r>
+    </w:p>
+    <w:p>
+      <w:pPr>
+        <w:spacing w:after="120"/>
+        <w:ind w:left="648"/>
+      </w:pPr>
+      <w:r>
+        <w:rPr>
+          <w:b/>
+          <w:color w:val="82285F"/>
+        </w:rPr>
+        <w:t xml:space="preserve">NOTE:  </w:t>
+      </w:r>
+      <w:r>
+        <w:rPr>
+          <w:b w:val="0"/>
+          <w:i w:val="0"/>
+          <w:color w:val="82285F"/>
+          <w:sz w:val="20"/>
+        </w:rPr>
+        <w:t>Pause for a second here — this is the strongest proof of a working system. If time allows, repeat the attempt from the guest tab for a double confirmation.</w:t>
+      </w:r>
+    </w:p>
+    <w:p>
+      <w:pPr>
+        <w:pStyle w:val="Heading2"/>
+      </w:pPr>
+      <w:r>
+        <w:t>Step 6 — Operations (fast tour)</w:t>
+      </w:r>
+    </w:p>
+    <w:p>
+      <w:pPr>
+        <w:spacing w:after="60"/>
+        <w:ind w:left="432"/>
+      </w:pPr>
+      <w:r>
+        <w:rPr>
+          <w:b w:val="0"/>
+          <w:i w:val="0"/>
+        </w:rPr>
+        <w:t xml:space="preserve">•  </w:t>
+      </w:r>
+      <w:r>
+        <w:rPr>
+          <w:b/>
+          <w:i w:val="0"/>
+        </w:rPr>
         <w:t>Rooms</w:t>
       </w:r>
       <w:r>
@@ -1952,35 +3382,88 @@
           <w:b w:val="0"/>
           <w:i w:val="0"/>
         </w:rPr>
-        <w:t xml:space="preserve"> sa header. Mag-adjust ng </w:t>
+        <w:t xml:space="preserve"> — inventory, rates, and photos of every room.</w:t>
+      </w:r>
+    </w:p>
+    <w:p>
+      <w:pPr>
+        <w:spacing w:after="60"/>
+        <w:ind w:left="432"/>
+      </w:pPr>
+      <w:r>
+        <w:rPr>
+          <w:b w:val="0"/>
+          <w:i w:val="0"/>
+        </w:rPr>
+        <w:t xml:space="preserve">•  </w:t>
       </w:r>
       <w:r>
         <w:rPr>
           <w:b/>
           <w:i w:val="0"/>
         </w:rPr>
-        <w:t>dates</w:t>
+        <w:t>Calendar</w:t>
       </w:r>
       <w:r>
         <w:rPr>
           <w:b w:val="0"/>
           <w:i w:val="0"/>
         </w:rPr>
-        <w:t xml:space="preserve">; i-filter ang </w:t>
+        <w:t xml:space="preserve"> — who is staying today and who is arriving.</w:t>
+      </w:r>
+    </w:p>
+    <w:p>
+      <w:pPr>
+        <w:spacing w:after="60"/>
+        <w:ind w:left="432"/>
+      </w:pPr>
+      <w:r>
+        <w:rPr>
+          <w:b w:val="0"/>
+          <w:i w:val="0"/>
+        </w:rPr>
+        <w:t xml:space="preserve">•  </w:t>
       </w:r>
       <w:r>
         <w:rPr>
           <w:b/>
           <w:i w:val="0"/>
         </w:rPr>
-        <w:t>type / price / guests</w:t>
+        <w:t>Guests</w:t>
       </w:r>
       <w:r>
         <w:rPr>
           <w:b w:val="0"/>
           <w:i w:val="0"/>
         </w:rPr>
-        <w:t>; ipakita kung paano nagbabago ang listahan.</w:t>
+        <w:t xml:space="preserve"> — the directory of registered guests.</w:t>
+      </w:r>
+    </w:p>
+    <w:p>
+      <w:pPr>
+        <w:spacing w:after="60"/>
+        <w:ind w:left="432"/>
+      </w:pPr>
+      <w:r>
+        <w:rPr>
+          <w:b w:val="0"/>
+          <w:i w:val="0"/>
+        </w:rPr>
+        <w:t xml:space="preserve">•  </w:t>
+      </w:r>
+      <w:r>
+        <w:rPr>
+          <w:b/>
+          <w:i w:val="0"/>
+        </w:rPr>
+        <w:t>Reviews</w:t>
+      </w:r>
+      <w:r>
+        <w:rPr>
+          <w:b w:val="0"/>
+          <w:i w:val="0"/>
+        </w:rPr>
+        <w:t xml:space="preserve"> — moderation: approve or reject guest reviews.</w:t>
       </w:r>
     </w:p>
     <w:p>
@@ -1993,28 +3476,27 @@
           <w:b/>
           <w:color w:val="82285F"/>
         </w:rPr>
-        <w:t xml:space="preserve">SABIHIN:  </w:t>
+        <w:t xml:space="preserve">SAY:   </w:t>
       </w:r>
       <w:r>
         <w:rPr>
           <w:b w:val="0"/>
           <w:i w:val="0"/>
         </w:rPr>
-        <w:t>“</w:t>
-      </w:r>
-      <w:r>
-        <w:rPr>
-          <w:b/>
-          <w:i w:val="0"/>
-        </w:rPr>
-        <w:t>Real-time ang availability</w:t>
-      </w:r>
-      <w:r>
-        <w:rPr>
-          <w:b w:val="0"/>
-          <w:i w:val="0"/>
-        </w:rPr>
-        <w:t xml:space="preserve"> dito — galing mismo sa database, kaya kung occupied ang room, hindi na ito lalabas bilang available. Hindi pwedeng mag-double book.”</w:t>
+        <w:t>“Finally, the part we are most proud of — the AI. Over to Person 4.”</w:t>
+      </w:r>
+    </w:p>
+    <w:p>
+      <w:r>
+        <w:br w:type="page"/>
+      </w:r>
+    </w:p>
+    <w:p>
+      <w:pPr>
+        <w:pStyle w:val="Heading1"/>
+      </w:pPr>
+      <w:r>
+        <w:t>Person 4 — AI Features + Wrap-up (8 min)</w:t>
       </w:r>
     </w:p>
     <w:p>
@@ -2022,7 +3504,7 @@
         <w:pStyle w:val="Heading2"/>
       </w:pPr>
       <w:r>
-        <w:t>3. Room Details</w:t>
+        <w:t>Part A — Admin AI Assistant (main highlight, ~4 min)</w:t>
       </w:r>
     </w:p>
     <w:p>
@@ -2035,42 +3517,28 @@
           <w:b/>
           <w:color w:val="455D58"/>
         </w:rPr>
-        <w:t xml:space="preserve">GAWIN:  </w:t>
+        <w:t xml:space="preserve">DO:    </w:t>
       </w:r>
       <w:r>
         <w:rPr>
           <w:b w:val="0"/>
           <w:i w:val="0"/>
         </w:rPr>
-        <w:t xml:space="preserve">I-click ang isang room (hal. </w:t>
+        <w:t xml:space="preserve">Open </w:t>
       </w:r>
       <w:r>
         <w:rPr>
           <w:b/>
           <w:i w:val="0"/>
         </w:rPr>
-        <w:t>Deluxe Room</w:t>
+        <w:t>AI Assistant</w:t>
       </w:r>
       <w:r>
         <w:rPr>
           <w:b w:val="0"/>
           <w:i w:val="0"/>
         </w:rPr>
-        <w:t xml:space="preserve">) — gallery, amenities, </w:t>
-      </w:r>
-      <w:r>
-        <w:rPr>
-          <w:b/>
-          <w:i w:val="0"/>
-        </w:rPr>
-        <w:t>reviews</w:t>
-      </w:r>
-      <w:r>
-        <w:rPr>
-          <w:b w:val="0"/>
-          <w:i w:val="0"/>
-        </w:rPr>
-        <w:t>, house rules, rate per night.</w:t>
+        <w:t xml:space="preserve"> in the admin sidebar.</w:t>
       </w:r>
     </w:p>
     <w:p>
@@ -2083,36 +3551,36 @@
           <w:b/>
           <w:color w:val="82285F"/>
         </w:rPr>
-        <w:t xml:space="preserve">SABIHIN:  </w:t>
+        <w:t xml:space="preserve">SAY:   </w:t>
       </w:r>
       <w:r>
         <w:rPr>
           <w:b w:val="0"/>
           <w:i w:val="0"/>
         </w:rPr>
-        <w:t xml:space="preserve">“Complete ang details: larangan, facilities, at mga </w:t>
+        <w:t xml:space="preserve">“This is where the AI works for management — every insight is computed from the hotel's </w:t>
       </w:r>
       <w:r>
         <w:rPr>
           <w:b/>
           <w:i w:val="0"/>
         </w:rPr>
-        <w:t>review ng totoong guests</w:t>
+        <w:t>own booking history</w:t>
       </w:r>
       <w:r>
         <w:rPr>
           <w:b w:val="0"/>
           <w:i w:val="0"/>
         </w:rPr>
-        <w:t xml:space="preserve"> — bago mag-book, alam mo na ang kinukuha mo.”</w:t>
+        <w:t>, more than 1,300 bookings.”</w:t>
       </w:r>
     </w:p>
     <w:p>
       <w:pPr>
-        <w:pStyle w:val="Heading2"/>
+        <w:pStyle w:val="Heading3"/>
       </w:pPr>
       <w:r>
-        <w:t>4. Booking Flow</w:t>
+        <w:t>Tab 1 — Smart Forecast</w:t>
       </w:r>
     </w:p>
     <w:p>
@@ -2125,28 +3593,326 @@
           <w:b/>
           <w:color w:val="455D58"/>
         </w:rPr>
-        <w:t xml:space="preserve">GAWIN:  </w:t>
+        <w:t xml:space="preserve">DO:    </w:t>
       </w:r>
       <w:r>
         <w:rPr>
           <w:b w:val="0"/>
           <w:i w:val="0"/>
         </w:rPr>
-        <w:t xml:space="preserve">Pindutin </w:t>
+        <w:t xml:space="preserve">Show the </w:t>
       </w:r>
       <w:r>
         <w:rPr>
           <w:b/>
           <w:i w:val="0"/>
         </w:rPr>
-        <w:t>Book Now</w:t>
+        <w:t>occupancy</w:t>
       </w:r>
       <w:r>
         <w:rPr>
           <w:b w:val="0"/>
           <w:i w:val="0"/>
         </w:rPr>
-        <w:t xml:space="preserve"> (o Reserve). Piliin ang:</w:t>
+        <w:t xml:space="preserve"> and </w:t>
+      </w:r>
+      <w:r>
+        <w:rPr>
+          <w:b/>
+          <w:i w:val="0"/>
+        </w:rPr>
+        <w:t>revenue</w:t>
+      </w:r>
+      <w:r>
+        <w:rPr>
+          <w:b w:val="0"/>
+          <w:i w:val="0"/>
+        </w:rPr>
+        <w:t xml:space="preserve"> forecast charts, plus the accuracy and growth figures.</w:t>
+      </w:r>
+    </w:p>
+    <w:p>
+      <w:pPr>
+        <w:spacing w:after="80"/>
+        <w:ind w:left="648"/>
+      </w:pPr>
+      <w:r>
+        <w:rPr>
+          <w:b/>
+          <w:color w:val="82285F"/>
+        </w:rPr>
+        <w:t xml:space="preserve">SAY:   </w:t>
+      </w:r>
+      <w:r>
+        <w:rPr>
+          <w:b w:val="0"/>
+          <w:i w:val="0"/>
+        </w:rPr>
+        <w:t xml:space="preserve">“The AI predicts </w:t>
+      </w:r>
+      <w:r>
+        <w:rPr>
+          <w:b/>
+          <w:i w:val="0"/>
+        </w:rPr>
+        <w:t>how full the hotel will be</w:t>
+      </w:r>
+      <w:r>
+        <w:rPr>
+          <w:b w:val="0"/>
+          <w:i w:val="0"/>
+        </w:rPr>
+        <w:t xml:space="preserve"> and the </w:t>
+      </w:r>
+      <w:r>
+        <w:rPr>
+          <w:b/>
+          <w:i w:val="0"/>
+        </w:rPr>
+        <w:t>expected revenue</w:t>
+      </w:r>
+      <w:r>
+        <w:rPr>
+          <w:b w:val="0"/>
+          <w:i w:val="0"/>
+        </w:rPr>
+        <w:t xml:space="preserve"> for the coming months — so the management can plan staff, rates, and promotions ahead of time.”</w:t>
+      </w:r>
+    </w:p>
+    <w:p>
+      <w:pPr>
+        <w:pStyle w:val="Heading3"/>
+      </w:pPr>
+      <w:r>
+        <w:t>Tab 2 — Discounts</w:t>
+      </w:r>
+    </w:p>
+    <w:p>
+      <w:pPr>
+        <w:spacing w:after="80"/>
+        <w:ind w:left="648"/>
+      </w:pPr>
+      <w:r>
+        <w:rPr>
+          <w:b/>
+          <w:color w:val="455D58"/>
+        </w:rPr>
+        <w:t xml:space="preserve">DO:    </w:t>
+      </w:r>
+      <w:r>
+        <w:rPr>
+          <w:b w:val="0"/>
+          <w:i w:val="0"/>
+        </w:rPr>
+        <w:t xml:space="preserve">Show the </w:t>
+      </w:r>
+      <w:r>
+        <w:rPr>
+          <w:b/>
+          <w:i w:val="0"/>
+        </w:rPr>
+        <w:t>AI-suggested discounts</w:t>
+      </w:r>
+      <w:r>
+        <w:rPr>
+          <w:b w:val="0"/>
+          <w:i w:val="0"/>
+        </w:rPr>
+        <w:t>: rooms with weak bookings, holiday promos, and scheduled price cuts with ready-to-use codes.</w:t>
+      </w:r>
+    </w:p>
+    <w:p>
+      <w:pPr>
+        <w:spacing w:after="80"/>
+        <w:ind w:left="648"/>
+      </w:pPr>
+      <w:r>
+        <w:rPr>
+          <w:b/>
+          <w:color w:val="82285F"/>
+        </w:rPr>
+        <w:t xml:space="preserve">SAY:   </w:t>
+      </w:r>
+      <w:r>
+        <w:rPr>
+          <w:b w:val="0"/>
+          <w:i w:val="0"/>
+        </w:rPr>
+        <w:t xml:space="preserve">“The AI </w:t>
+      </w:r>
+      <w:r>
+        <w:rPr>
+          <w:b/>
+          <w:i w:val="0"/>
+        </w:rPr>
+        <w:t>detects rooms that are not selling</w:t>
+      </w:r>
+      <w:r>
+        <w:rPr>
+          <w:b w:val="0"/>
+          <w:i w:val="0"/>
+        </w:rPr>
+        <w:t xml:space="preserve"> and suggests targeted discounts — holiday promos and scheduled price cuts — each with a code the guest can use at checkout.”</w:t>
+      </w:r>
+    </w:p>
+    <w:p>
+      <w:pPr>
+        <w:spacing w:after="120"/>
+        <w:ind w:left="648"/>
+      </w:pPr>
+      <w:r>
+        <w:rPr>
+          <w:b/>
+          <w:color w:val="82285F"/>
+        </w:rPr>
+        <w:t xml:space="preserve">NOTE:  </w:t>
+      </w:r>
+      <w:r>
+        <w:rPr>
+          <w:b w:val="0"/>
+          <w:i w:val="0"/>
+          <w:color w:val="82285F"/>
+          <w:sz w:val="20"/>
+        </w:rPr>
+        <w:t>If time allows: copy a suggested discount code, switch to the guest tab, and apply it in the booking page — the panel sees the AI suggestion become a real discount.</w:t>
+      </w:r>
+    </w:p>
+    <w:p>
+      <w:pPr>
+        <w:pStyle w:val="Heading3"/>
+      </w:pPr>
+      <w:r>
+        <w:t>Tab 3 — Hotel Stats</w:t>
+      </w:r>
+    </w:p>
+    <w:p>
+      <w:pPr>
+        <w:spacing w:after="80"/>
+        <w:ind w:left="648"/>
+      </w:pPr>
+      <w:r>
+        <w:rPr>
+          <w:b/>
+          <w:color w:val="455D58"/>
+        </w:rPr>
+        <w:t xml:space="preserve">DO:    </w:t>
+      </w:r>
+      <w:r>
+        <w:rPr>
+          <w:b w:val="0"/>
+          <w:i w:val="0"/>
+        </w:rPr>
+        <w:t xml:space="preserve">Show </w:t>
+      </w:r>
+      <w:r>
+        <w:rPr>
+          <w:b/>
+          <w:i w:val="0"/>
+        </w:rPr>
+        <w:t>seasonal trends</w:t>
+      </w:r>
+      <w:r>
+        <w:rPr>
+          <w:b w:val="0"/>
+          <w:i w:val="0"/>
+        </w:rPr>
+        <w:t xml:space="preserve">, </w:t>
+      </w:r>
+      <w:r>
+        <w:rPr>
+          <w:b/>
+          <w:i w:val="0"/>
+        </w:rPr>
+        <w:t>room performance</w:t>
+      </w:r>
+      <w:r>
+        <w:rPr>
+          <w:b w:val="0"/>
+          <w:i w:val="0"/>
+        </w:rPr>
+        <w:t>, and the key takeaways.</w:t>
+      </w:r>
+    </w:p>
+    <w:p>
+      <w:pPr>
+        <w:spacing w:after="80"/>
+        <w:ind w:left="648"/>
+      </w:pPr>
+      <w:r>
+        <w:rPr>
+          <w:b/>
+          <w:color w:val="82285F"/>
+        </w:rPr>
+        <w:t xml:space="preserve">SAY:   </w:t>
+      </w:r>
+      <w:r>
+        <w:rPr>
+          <w:b w:val="0"/>
+          <w:i w:val="0"/>
+        </w:rPr>
+        <w:t>“Seasonal trends, which rooms perform best, and key takeaways — all generated from the booking records, updated as new bookings come in.”</w:t>
+      </w:r>
+    </w:p>
+    <w:p>
+      <w:pPr>
+        <w:spacing w:after="80"/>
+        <w:ind w:left="648"/>
+      </w:pPr>
+      <w:r>
+        <w:rPr>
+          <w:b/>
+          <w:color w:val="455D58"/>
+        </w:rPr>
+        <w:t xml:space="preserve">DO:    </w:t>
+      </w:r>
+      <w:r>
+        <w:rPr>
+          <w:b w:val="0"/>
+          <w:i w:val="0"/>
+        </w:rPr>
+        <w:t xml:space="preserve">Point back at the </w:t>
+      </w:r>
+      <w:r>
+        <w:rPr>
+          <w:b/>
+          <w:i w:val="0"/>
+        </w:rPr>
+        <w:t>Dashboard AI cards</w:t>
+      </w:r>
+      <w:r>
+        <w:rPr>
+          <w:b w:val="0"/>
+          <w:i w:val="0"/>
+        </w:rPr>
+        <w:t>.</w:t>
+      </w:r>
+    </w:p>
+    <w:p>
+      <w:pPr>
+        <w:spacing w:after="80"/>
+        <w:ind w:left="648"/>
+      </w:pPr>
+      <w:r>
+        <w:rPr>
+          <w:b/>
+          <w:color w:val="82285F"/>
+        </w:rPr>
+        <w:t xml:space="preserve">SAY:   </w:t>
+      </w:r>
+      <w:r>
+        <w:rPr>
+          <w:b w:val="0"/>
+          <w:i w:val="0"/>
+        </w:rPr>
+        <w:t>“And back on the dashboard, the AI cards give a rolling 30-day snapshot: occupancy, revenue growth, and discount ideas.”</w:t>
+      </w:r>
+    </w:p>
+    <w:p>
+      <w:pPr>
+        <w:pStyle w:val="Heading2"/>
+      </w:pPr>
+      <w:r>
+        <w:t>Part B — AI on Both Sides (~1 min)</w:t>
       </w:r>
     </w:p>
     <w:p>
@@ -2166,14 +3932,14 @@
           <w:b/>
           <w:i w:val="0"/>
         </w:rPr>
-        <w:t>Overnight</w:t>
+        <w:t>Guest side:</w:t>
       </w:r>
       <w:r>
         <w:rPr>
           <w:b w:val="0"/>
           <w:i w:val="0"/>
         </w:rPr>
-        <w:t xml:space="preserve"> — check-in at check-out dates, o</w:t>
+        <w:t xml:space="preserve"> Ask Ava answers questions and recommends rooms from real data (Person 2 just showed it).</w:t>
       </w:r>
     </w:p>
     <w:p>
@@ -2193,42 +3959,14 @@
           <w:b/>
           <w:i w:val="0"/>
         </w:rPr>
-        <w:t>Day Use</w:t>
+        <w:t>Admin side:</w:t>
       </w:r>
       <w:r>
         <w:rPr>
           <w:b w:val="0"/>
           <w:i w:val="0"/>
         </w:rPr>
-        <w:t xml:space="preserve"> — time slots (hal. </w:t>
-      </w:r>
-      <w:r>
-        <w:rPr>
-          <w:b/>
-          <w:i w:val="0"/>
-        </w:rPr>
-        <w:t>2:00 PM, 3 oras</w:t>
-      </w:r>
-      <w:r>
-        <w:rPr>
-          <w:b w:val="0"/>
-          <w:i w:val="0"/>
-        </w:rPr>
-        <w:t xml:space="preserve">) — ang mga nakaraang oras ay naka-lock na, at </w:t>
-      </w:r>
-      <w:r>
-        <w:rPr>
-          <w:b/>
-          <w:i w:val="0"/>
-        </w:rPr>
-        <w:t>BOOKED</w:t>
-      </w:r>
-      <w:r>
-        <w:rPr>
-          <w:b w:val="0"/>
-          <w:i w:val="0"/>
-        </w:rPr>
-        <w:t xml:space="preserve"> ang okupadong slots.</w:t>
+        <w:t xml:space="preserve"> Smart Forecast, AI Discounts, and Hotel Stats guide management decisions.</w:t>
       </w:r>
     </w:p>
     <w:p>
@@ -2239,86 +3977,140 @@
       <w:r>
         <w:rPr>
           <w:b/>
-          <w:color w:val="455D58"/>
-        </w:rPr>
-        <w:t xml:space="preserve">GAWIN:  </w:t>
+          <w:color w:val="82285F"/>
+        </w:rPr>
+        <w:t xml:space="preserve">SAY:   </w:t>
       </w:r>
       <w:r>
         <w:rPr>
           <w:b w:val="0"/>
           <w:i w:val="0"/>
         </w:rPr>
-        <w:t xml:space="preserve">Ilagay ang guests; ipakita ang </w:t>
+        <w:t>“AI on both sides — it helps guests choose, and it helps management decide.”</w:t>
+      </w:r>
+    </w:p>
+    <w:p>
+      <w:pPr>
+        <w:pStyle w:val="Heading2"/>
+      </w:pPr>
+      <w:r>
+        <w:t>Part C — Why You Can Trust It (~1.5 min)</w:t>
+      </w:r>
+    </w:p>
+    <w:p>
+      <w:pPr>
+        <w:spacing w:after="60"/>
+        <w:ind w:left="432"/>
+      </w:pPr>
+      <w:r>
+        <w:rPr>
+          <w:b w:val="0"/>
+          <w:i w:val="0"/>
+        </w:rPr>
+        <w:t xml:space="preserve">•  </w:t>
       </w:r>
       <w:r>
         <w:rPr>
           <w:b/>
           <w:i w:val="0"/>
         </w:rPr>
-        <w:t>price breakdown</w:t>
+        <w:t>Real data</w:t>
       </w:r>
       <w:r>
         <w:rPr>
           <w:b w:val="0"/>
           <w:i w:val="0"/>
         </w:rPr>
-        <w:t xml:space="preserve"> (rate + </w:t>
+        <w:t xml:space="preserve"> — every number on screen comes from the live database, not mockups.</w:t>
+      </w:r>
+    </w:p>
+    <w:p>
+      <w:pPr>
+        <w:spacing w:after="60"/>
+        <w:ind w:left="432"/>
+      </w:pPr>
+      <w:r>
+        <w:rPr>
+          <w:b w:val="0"/>
+          <w:i w:val="0"/>
+        </w:rPr>
+        <w:t xml:space="preserve">•  </w:t>
       </w:r>
       <w:r>
         <w:rPr>
           <w:b/>
           <w:i w:val="0"/>
         </w:rPr>
-        <w:t>12% tax</w:t>
+        <w:t>Double-booking protection</w:t>
       </w:r>
       <w:r>
         <w:rPr>
           <w:b w:val="0"/>
           <w:i w:val="0"/>
         </w:rPr>
-        <w:t xml:space="preserve"> = total). Ipakita ang </w:t>
+        <w:t xml:space="preserve"> — enforced at the data level; Person 3 showed it live.</w:t>
+      </w:r>
+    </w:p>
+    <w:p>
+      <w:pPr>
+        <w:spacing w:after="60"/>
+        <w:ind w:left="432"/>
+      </w:pPr>
+      <w:r>
+        <w:rPr>
+          <w:b w:val="0"/>
+          <w:i w:val="0"/>
+        </w:rPr>
+        <w:t xml:space="preserve">•  </w:t>
       </w:r>
       <w:r>
         <w:rPr>
           <w:b/>
           <w:i w:val="0"/>
         </w:rPr>
-        <w:t>Payment Option</w:t>
+        <w:t>Secure accounts</w:t>
       </w:r>
       <w:r>
         <w:rPr>
           <w:b w:val="0"/>
           <w:i w:val="0"/>
         </w:rPr>
-        <w:t xml:space="preserve">: </w:t>
+        <w:t xml:space="preserve"> — Google, verified email, one-time codes on new devices, and Quick Sign-In QR.</w:t>
+      </w:r>
+    </w:p>
+    <w:p>
+      <w:pPr>
+        <w:spacing w:after="60"/>
+        <w:ind w:left="432"/>
+      </w:pPr>
+      <w:r>
+        <w:rPr>
+          <w:b w:val="0"/>
+          <w:i w:val="0"/>
+        </w:rPr>
+        <w:t xml:space="preserve">•  </w:t>
       </w:r>
       <w:r>
         <w:rPr>
           <w:b/>
           <w:i w:val="0"/>
         </w:rPr>
-        <w:t>Full payment</w:t>
+        <w:t>Payments</w:t>
       </w:r>
       <w:r>
         <w:rPr>
           <w:b w:val="0"/>
           <w:i w:val="0"/>
         </w:rPr>
-        <w:t xml:space="preserve"> o </w:t>
-      </w:r>
-      <w:r>
-        <w:rPr>
-          <w:b/>
-          <w:i w:val="0"/>
-        </w:rPr>
-        <w:t>Downpayment (50%)</w:t>
-      </w:r>
-      <w:r>
-        <w:rPr>
-          <w:b w:val="0"/>
-          <w:i w:val="0"/>
-        </w:rPr>
-        <w:t xml:space="preserve"> — at ang AI discount field kung may code.</w:t>
+        <w:t xml:space="preserve"> — PayMongo handles full payments and downpayments, with automatic refunds on cancellations made 24+ hours ahead.</w:t>
+      </w:r>
+    </w:p>
+    <w:p>
+      <w:pPr>
+        <w:pStyle w:val="Heading2"/>
+      </w:pPr>
+      <w:r>
+        <w:t>Part D — Wrap-up &amp; Q&amp;A (~1.5 min)</w:t>
       </w:r>
     </w:p>
     <w:p>
@@ -2331,2028 +4123,36 @@
           <w:b/>
           <w:color w:val="82285F"/>
         </w:rPr>
-        <w:t xml:space="preserve">SABIHIN:  </w:t>
+        <w:t xml:space="preserve">SAY:   </w:t>
       </w:r>
       <w:r>
         <w:rPr>
           <w:b w:val="0"/>
           <w:i w:val="0"/>
         </w:rPr>
-        <w:t xml:space="preserve">“Dalawa ang bayad: </w:t>
+        <w:t xml:space="preserve">“Everything you saw was </w:t>
       </w:r>
       <w:r>
         <w:rPr>
           <w:b/>
           <w:i w:val="0"/>
         </w:rPr>
-        <w:t>full payment</w:t>
+        <w:t>live</w:t>
       </w:r>
       <w:r>
         <w:rPr>
           <w:b w:val="0"/>
           <w:i w:val="0"/>
         </w:rPr>
-        <w:t xml:space="preserve"> nang walang labis, o </w:t>
-      </w:r>
-      <w:r>
-        <w:rPr>
-          <w:b/>
-          <w:i w:val="0"/>
-        </w:rPr>
-        <w:t>50% downpayment</w:t>
-      </w:r>
-      <w:r>
-        <w:rPr>
-          <w:b w:val="0"/>
-          <w:i w:val="0"/>
-        </w:rPr>
-        <w:t xml:space="preserve"> at ang balance, babayaran na sa hotel. Seguro ang bayad — </w:t>
-      </w:r>
-      <w:r>
-        <w:rPr>
-          <w:b/>
-          <w:i w:val="0"/>
-        </w:rPr>
-        <w:t>PayMongo</w:t>
-      </w:r>
-      <w:r>
-        <w:rPr>
-          <w:b w:val="0"/>
-          <w:i w:val="0"/>
-        </w:rPr>
-        <w:t xml:space="preserve"> ang proseso.”</w:t>
+        <w:t xml:space="preserve"> — signing in, booking, walk-ins, and the AI. Thank you — we are happy to take your questions.”</w:t>
       </w:r>
     </w:p>
     <w:p>
       <w:pPr>
-        <w:spacing w:after="120"/>
-        <w:ind w:left="648"/>
+        <w:pStyle w:val="Heading3"/>
       </w:pPr>
       <w:r>
-        <w:rPr>
-          <w:b/>
-          <w:color w:val="82285F"/>
-        </w:rPr>
-        <w:t xml:space="preserve">NOTE:  </w:t>
-      </w:r>
-      <w:r>
-        <w:rPr>
-          <w:b w:val="0"/>
-          <w:i w:val="0"/>
-          <w:color w:val="82285F"/>
-          <w:sz w:val="20"/>
-        </w:rPr>
-        <w:t xml:space="preserve">Para sa demo, </w:t>
-      </w:r>
-      <w:r>
-        <w:rPr>
-          <w:b/>
-          <w:i w:val="0"/>
-          <w:color w:val="82285F"/>
-          <w:sz w:val="20"/>
-        </w:rPr>
-        <w:t>hindi na kailangan ituloy ang payment</w:t>
-      </w:r>
-      <w:r>
-        <w:rPr>
-          <w:b w:val="0"/>
-          <w:i w:val="0"/>
-          <w:color w:val="82285F"/>
-          <w:sz w:val="20"/>
-        </w:rPr>
-        <w:t xml:space="preserve"> — sapat na ang breakdown. Kapag tinuloy, lalabas ang PayMongo sandbox page (i-cancel lang, walang totoong bayad).</w:t>
-      </w:r>
-    </w:p>
-    <w:p>
-      <w:pPr>
-        <w:pStyle w:val="Heading2"/>
-      </w:pPr>
-      <w:r>
-        <w:t>5. My Bookings</w:t>
-      </w:r>
-    </w:p>
-    <w:p>
-      <w:pPr>
-        <w:spacing w:after="80"/>
-        <w:ind w:left="648"/>
-      </w:pPr>
-      <w:r>
-        <w:rPr>
-          <w:b/>
-          <w:color w:val="455D58"/>
-        </w:rPr>
-        <w:t xml:space="preserve">GAWIN:  </w:t>
-      </w:r>
-      <w:r>
-        <w:rPr>
-          <w:b w:val="0"/>
-          <w:i w:val="0"/>
-        </w:rPr>
-        <w:t xml:space="preserve">Pindutin ang avatar → </w:t>
-      </w:r>
-      <w:r>
-        <w:rPr>
-          <w:b/>
-          <w:i w:val="0"/>
-        </w:rPr>
-        <w:t>My Bookings</w:t>
-      </w:r>
-      <w:r>
-        <w:rPr>
-          <w:b w:val="0"/>
-          <w:i w:val="0"/>
-        </w:rPr>
-        <w:t>. Ipakita ang status pills (</w:t>
-      </w:r>
-      <w:r>
-        <w:rPr>
-          <w:b/>
-          <w:i w:val="0"/>
-        </w:rPr>
-        <w:t>Confirmed / In-house / Completed / Cancelled</w:t>
-      </w:r>
-      <w:r>
-        <w:rPr>
-          <w:b w:val="0"/>
-          <w:i w:val="0"/>
-        </w:rPr>
-        <w:t xml:space="preserve">); i-open ang isang booking → </w:t>
-      </w:r>
-      <w:r>
-        <w:rPr>
-          <w:b/>
-          <w:i w:val="0"/>
-        </w:rPr>
-        <w:t>QR code</w:t>
-      </w:r>
-      <w:r>
-        <w:rPr>
-          <w:b w:val="0"/>
-          <w:i w:val="0"/>
-        </w:rPr>
-        <w:t xml:space="preserve">; ipakita ang </w:t>
-      </w:r>
-      <w:r>
-        <w:rPr>
-          <w:b/>
-          <w:i w:val="0"/>
-        </w:rPr>
-        <w:t>Cancel</w:t>
-      </w:r>
-      <w:r>
-        <w:rPr>
-          <w:b w:val="0"/>
-          <w:i w:val="0"/>
-        </w:rPr>
-        <w:t xml:space="preserve"> at ang </w:t>
-      </w:r>
-      <w:r>
-        <w:rPr>
-          <w:b/>
-          <w:i w:val="0"/>
-        </w:rPr>
-        <w:t>Extend stay (+2h)</w:t>
-      </w:r>
-      <w:r>
-        <w:rPr>
-          <w:b w:val="0"/>
-          <w:i w:val="0"/>
-        </w:rPr>
-        <w:t>.</w:t>
-      </w:r>
-    </w:p>
-    <w:p>
-      <w:pPr>
-        <w:spacing w:after="80"/>
-        <w:ind w:left="648"/>
-      </w:pPr>
-      <w:r>
-        <w:rPr>
-          <w:b/>
-          <w:color w:val="82285F"/>
-        </w:rPr>
-        <w:t xml:space="preserve">SABIHIN:  </w:t>
-      </w:r>
-      <w:r>
-        <w:rPr>
-          <w:b w:val="0"/>
-          <w:i w:val="0"/>
-        </w:rPr>
-        <w:t xml:space="preserve">“May </w:t>
-      </w:r>
-      <w:r>
-        <w:rPr>
-          <w:b/>
-          <w:i w:val="0"/>
-        </w:rPr>
-        <w:t>QR code</w:t>
-      </w:r>
-      <w:r>
-        <w:rPr>
-          <w:b w:val="0"/>
-          <w:i w:val="0"/>
-        </w:rPr>
-        <w:t xml:space="preserve"> ang bawat booking — i-scan lang ito sa front desk para ma-check-in. Kung aanselahin, </w:t>
-      </w:r>
-      <w:r>
-        <w:rPr>
-          <w:b/>
-          <w:i w:val="0"/>
-        </w:rPr>
-        <w:t>24 oras bago</w:t>
-      </w:r>
-      <w:r>
-        <w:rPr>
-          <w:b w:val="0"/>
-          <w:i w:val="0"/>
-        </w:rPr>
-        <w:t xml:space="preserve"> ang cancellation at </w:t>
-      </w:r>
-      <w:r>
-        <w:rPr>
-          <w:b/>
-          <w:i w:val="0"/>
-        </w:rPr>
-        <w:t>automatic ang refund</w:t>
-      </w:r>
-      <w:r>
-        <w:rPr>
-          <w:b w:val="0"/>
-          <w:i w:val="0"/>
-        </w:rPr>
-        <w:t xml:space="preserve"> sa original payment. At kung gusto mong dagdagan ang stay, may </w:t>
-      </w:r>
-      <w:r>
-        <w:rPr>
-          <w:b/>
-          <w:i w:val="0"/>
-        </w:rPr>
-        <w:t>Extend</w:t>
-      </w:r>
-      <w:r>
-        <w:rPr>
-          <w:b w:val="0"/>
-          <w:i w:val="0"/>
-        </w:rPr>
-        <w:t xml:space="preserve"> dito.”</w:t>
-      </w:r>
-    </w:p>
-    <w:p>
-      <w:pPr>
-        <w:spacing w:after="120"/>
-        <w:ind w:left="648"/>
-      </w:pPr>
-      <w:r>
-        <w:rPr>
-          <w:b/>
-          <w:color w:val="666666"/>
-        </w:rPr>
-        <w:t xml:space="preserve">NOTE:  </w:t>
-      </w:r>
-      <w:r>
-        <w:rPr>
-          <w:b w:val="0"/>
-          <w:i w:val="0"/>
-          <w:color w:val="666666"/>
-          <w:sz w:val="20"/>
-        </w:rPr>
-        <w:t xml:space="preserve">Ang </w:t>
-      </w:r>
-      <w:r>
-        <w:rPr>
-          <w:b/>
-          <w:i w:val="0"/>
-          <w:color w:val="666666"/>
-          <w:sz w:val="20"/>
-        </w:rPr>
-        <w:t>admin ay walang cancel button</w:t>
-      </w:r>
-      <w:r>
-        <w:rPr>
-          <w:b w:val="0"/>
-          <w:i w:val="0"/>
-          <w:color w:val="666666"/>
-          <w:sz w:val="20"/>
-        </w:rPr>
-        <w:t xml:space="preserve"> — guest lang ang makakansela. Iyan ay diseng pagpili: ang may-ari ng booking ang may huling salita.</w:t>
-      </w:r>
-    </w:p>
-    <w:p>
-      <w:pPr>
-        <w:pStyle w:val="Heading2"/>
-      </w:pPr>
-      <w:r>
-        <w:t>6. Notifications at Profile</w:t>
-      </w:r>
-    </w:p>
-    <w:p>
-      <w:pPr>
-        <w:spacing w:after="80"/>
-        <w:ind w:left="648"/>
-      </w:pPr>
-      <w:r>
-        <w:rPr>
-          <w:b/>
-          <w:color w:val="455D58"/>
-        </w:rPr>
-        <w:t xml:space="preserve">GAWIN:  </w:t>
-      </w:r>
-      <w:r>
-        <w:rPr>
-          <w:b w:val="0"/>
-          <w:i w:val="0"/>
-        </w:rPr>
-        <w:t xml:space="preserve">I-click ang </w:t>
-      </w:r>
-      <w:r>
-        <w:rPr>
-          <w:b/>
-          <w:i w:val="0"/>
-        </w:rPr>
-        <w:t>bell icon</w:t>
-      </w:r>
-      <w:r>
-        <w:rPr>
-          <w:b w:val="0"/>
-          <w:i w:val="0"/>
-        </w:rPr>
-        <w:t xml:space="preserve"> sa header; kaunting tingin sa </w:t>
-      </w:r>
-      <w:r>
-        <w:rPr>
-          <w:b/>
-          <w:i w:val="0"/>
-        </w:rPr>
-        <w:t>Profile / Settings</w:t>
-      </w:r>
-      <w:r>
-        <w:rPr>
-          <w:b w:val="0"/>
-          <w:i w:val="0"/>
-        </w:rPr>
-        <w:t>.</w:t>
-      </w:r>
-    </w:p>
-    <w:p>
-      <w:pPr>
-        <w:spacing w:after="80"/>
-        <w:ind w:left="648"/>
-      </w:pPr>
-      <w:r>
-        <w:rPr>
-          <w:b/>
-          <w:color w:val="82285F"/>
-        </w:rPr>
-        <w:t xml:space="preserve">SABIHIN:  </w:t>
-      </w:r>
-      <w:r>
-        <w:rPr>
-          <w:b w:val="0"/>
-          <w:i w:val="0"/>
-        </w:rPr>
-        <w:t xml:space="preserve">“May </w:t>
-      </w:r>
-      <w:r>
-        <w:rPr>
-          <w:b/>
-          <w:i w:val="0"/>
-        </w:rPr>
-        <w:t>real-time notifications</w:t>
-      </w:r>
-      <w:r>
-        <w:rPr>
-          <w:b w:val="0"/>
-          <w:i w:val="0"/>
-        </w:rPr>
-        <w:t xml:space="preserve"> para sa booking updates — at kumpleto ang profile management: password, avatar, details.”</w:t>
-      </w:r>
-    </w:p>
-    <w:p>
-      <w:pPr>
-        <w:pStyle w:val="Heading2"/>
-      </w:pPr>
-      <w:r>
-        <w:t>7. Ask Ava (AI Assistant)</w:t>
-      </w:r>
-    </w:p>
-    <w:p>
-      <w:pPr>
-        <w:spacing w:after="80"/>
-        <w:ind w:left="648"/>
-      </w:pPr>
-      <w:r>
-        <w:rPr>
-          <w:b/>
-          <w:color w:val="455D58"/>
-        </w:rPr>
-        <w:t xml:space="preserve">GAWIN:  </w:t>
-      </w:r>
-      <w:r>
-        <w:rPr>
-          <w:b w:val="0"/>
-          <w:i w:val="0"/>
-        </w:rPr>
-        <w:t>Buksan ang AI chat; magtanong ng halimbawa: “</w:t>
-      </w:r>
-      <w:r>
-        <w:rPr>
-          <w:b/>
-          <w:i w:val="0"/>
-        </w:rPr>
-        <w:t>Ano ang pinakamurang room para sa2 pax?</w:t>
-      </w:r>
-      <w:r>
-        <w:rPr>
-          <w:b w:val="0"/>
-          <w:i w:val="0"/>
-        </w:rPr>
-        <w:t>” o “</w:t>
-      </w:r>
-      <w:r>
-        <w:rPr>
-          <w:b/>
-          <w:i w:val="0"/>
-        </w:rPr>
-        <w:t>May promo ba ngayon?</w:t>
-      </w:r>
-      <w:r>
-        <w:rPr>
-          <w:b w:val="0"/>
-          <w:i w:val="0"/>
-        </w:rPr>
-        <w:t>”</w:t>
-      </w:r>
-    </w:p>
-    <w:p>
-      <w:pPr>
-        <w:spacing w:after="80"/>
-        <w:ind w:left="648"/>
-      </w:pPr>
-      <w:r>
-        <w:rPr>
-          <w:b/>
-          <w:color w:val="82285F"/>
-        </w:rPr>
-        <w:t xml:space="preserve">SABIHIN:  </w:t>
-      </w:r>
-      <w:r>
-        <w:rPr>
-          <w:b w:val="0"/>
-          <w:i w:val="0"/>
-        </w:rPr>
-        <w:t xml:space="preserve">“Ito ang </w:t>
-      </w:r>
-      <w:r>
-        <w:rPr>
-          <w:b/>
-          <w:i w:val="0"/>
-        </w:rPr>
-        <w:t>Ask Ava</w:t>
-      </w:r>
-      <w:r>
-        <w:rPr>
-          <w:b w:val="0"/>
-          <w:i w:val="0"/>
-        </w:rPr>
-        <w:t xml:space="preserve"> — ang AI assistant namin. Hindi siya generic chatbot: sumasagot siya batay sa </w:t>
-      </w:r>
-      <w:r>
-        <w:rPr>
-          <w:b/>
-          <w:i w:val="0"/>
-        </w:rPr>
-        <w:t>totoong data ng hotel</w:t>
-      </w:r>
-      <w:r>
-        <w:rPr>
-          <w:b w:val="0"/>
-          <w:i w:val="0"/>
-        </w:rPr>
-        <w:t xml:space="preserve"> — mga room, presyo, at promo. Dito rin lumalabas ang </w:t>
-      </w:r>
-      <w:r>
-        <w:rPr>
-          <w:b/>
-          <w:i w:val="0"/>
-        </w:rPr>
-        <w:t>recommendation</w:t>
-      </w:r>
-      <w:r>
-        <w:rPr>
-          <w:b w:val="0"/>
-          <w:i w:val="0"/>
-        </w:rPr>
-        <w:t xml:space="preserve"> na bahagi ng thesis namin.”</w:t>
-      </w:r>
-    </w:p>
-    <w:p>
-      <w:pPr>
-        <w:spacing w:after="80"/>
-        <w:ind w:left="648"/>
-      </w:pPr>
-      <w:r>
-        <w:rPr>
-          <w:b/>
-          <w:color w:val="82285F"/>
-        </w:rPr>
-        <w:t xml:space="preserve">SABIHIN:  </w:t>
-      </w:r>
-      <w:r>
-        <w:rPr>
-          <w:b w:val="0"/>
-          <w:i w:val="0"/>
-        </w:rPr>
-        <w:t xml:space="preserve">“Admin side naman tayo — paano i-manage ng hotel staff ang mga booking na ito. Kay </w:t>
-      </w:r>
-      <w:r>
-        <w:rPr>
-          <w:b/>
-          <w:i w:val="0"/>
-        </w:rPr>
-        <w:t>[Person 3]</w:t>
-      </w:r>
-      <w:r>
-        <w:rPr>
-          <w:b w:val="0"/>
-          <w:i w:val="0"/>
-        </w:rPr>
-        <w:t>.”</w:t>
-      </w:r>
-    </w:p>
-    <w:p>
-      <w:r>
-        <w:br w:type="page"/>
-      </w:r>
-    </w:p>
-    <w:p>
-      <w:pPr>
-        <w:pStyle w:val="Heading1"/>
-      </w:pPr>
-      <w:r>
-        <w:t>Person 3 — Admin Side (6 min)</w:t>
-      </w:r>
-    </w:p>
-    <w:p>
-      <w:pPr>
-        <w:spacing w:after="120"/>
-      </w:pPr>
-      <w:r>
-        <w:rPr>
-          <w:b/>
-          <w:i w:val="0"/>
-        </w:rPr>
-        <w:t>Precondition:</w:t>
-      </w:r>
-      <w:r>
-        <w:rPr>
-          <w:b w:val="0"/>
-          <w:i w:val="0"/>
-        </w:rPr>
-        <w:t xml:space="preserve"> naka-login ang Tab 2 sa `/admin` (admin dashboard).</w:t>
-      </w:r>
-    </w:p>
-    <w:p>
-      <w:pPr>
-        <w:pStyle w:val="Heading2"/>
-      </w:pPr>
-      <w:r>
-        <w:t>1. Dashboard</w:t>
-      </w:r>
-    </w:p>
-    <w:p>
-      <w:pPr>
-        <w:spacing w:after="80"/>
-        <w:ind w:left="648"/>
-      </w:pPr>
-      <w:r>
-        <w:rPr>
-          <w:b/>
-          <w:color w:val="455D58"/>
-        </w:rPr>
-        <w:t xml:space="preserve">GAWIN:  </w:t>
-      </w:r>
-      <w:r>
-        <w:rPr>
-          <w:b w:val="0"/>
-          <w:i w:val="0"/>
-        </w:rPr>
-        <w:t xml:space="preserve">Ipakita ang `/admin/dashboard`: stat cards (bookings, revenue, occupancy), charts, </w:t>
-      </w:r>
-      <w:r>
-        <w:rPr>
-          <w:b/>
-          <w:i w:val="0"/>
-        </w:rPr>
-        <w:t>AI insight cards</w:t>
-      </w:r>
-      <w:r>
-        <w:rPr>
-          <w:b w:val="0"/>
-          <w:i w:val="0"/>
-        </w:rPr>
-        <w:t xml:space="preserve">, at ang </w:t>
-      </w:r>
-      <w:r>
-        <w:rPr>
-          <w:b/>
-          <w:i w:val="0"/>
-        </w:rPr>
-        <w:t>Scan booking</w:t>
-      </w:r>
-      <w:r>
-        <w:rPr>
-          <w:b w:val="0"/>
-          <w:i w:val="0"/>
-        </w:rPr>
-        <w:t xml:space="preserve"> button sa tabi ng New Booking.</w:t>
-      </w:r>
-    </w:p>
-    <w:p>
-      <w:pPr>
-        <w:spacing w:after="80"/>
-        <w:ind w:left="648"/>
-      </w:pPr>
-      <w:r>
-        <w:rPr>
-          <w:b/>
-          <w:color w:val="82285F"/>
-        </w:rPr>
-        <w:t xml:space="preserve">SABIHIN:  </w:t>
-      </w:r>
-      <w:r>
-        <w:rPr>
-          <w:b w:val="0"/>
-          <w:i w:val="0"/>
-        </w:rPr>
-        <w:t xml:space="preserve">“Ito ang sabay-sabay na tingin ng management — </w:t>
-      </w:r>
-      <w:r>
-        <w:rPr>
-          <w:b/>
-          <w:i w:val="0"/>
-        </w:rPr>
-        <w:t>live</w:t>
-      </w:r>
-      <w:r>
-        <w:rPr>
-          <w:b w:val="0"/>
-          <w:i w:val="0"/>
-        </w:rPr>
-        <w:t xml:space="preserve"> ang datos, galing mismo sa database. May </w:t>
-      </w:r>
-      <w:r>
-        <w:rPr>
-          <w:b/>
-          <w:i w:val="0"/>
-        </w:rPr>
-        <w:t>AI insights</w:t>
-      </w:r>
-      <w:r>
-        <w:rPr>
-          <w:b w:val="0"/>
-          <w:i w:val="0"/>
-        </w:rPr>
-        <w:t xml:space="preserve"> dito: forecast ng revenue at kung anong room ang pinaka-mabenta. At dito rin ang </w:t>
-      </w:r>
-      <w:r>
-        <w:rPr>
-          <w:b/>
-          <w:i w:val="0"/>
-        </w:rPr>
-        <w:t>Scan booking</w:t>
-      </w:r>
-      <w:r>
-        <w:rPr>
-          <w:b w:val="0"/>
-          <w:i w:val="0"/>
-        </w:rPr>
-        <w:t xml:space="preserve"> para sa QR check-in.”</w:t>
-      </w:r>
-    </w:p>
-    <w:p>
-      <w:pPr>
-        <w:pStyle w:val="Heading2"/>
-      </w:pPr>
-      <w:r>
-        <w:t>2. Bookings Table</w:t>
-      </w:r>
-    </w:p>
-    <w:p>
-      <w:pPr>
-        <w:spacing w:after="80"/>
-        <w:ind w:left="648"/>
-      </w:pPr>
-      <w:r>
-        <w:rPr>
-          <w:b/>
-          <w:color w:val="455D58"/>
-        </w:rPr>
-        <w:t xml:space="preserve">GAWIN:  </w:t>
-      </w:r>
-      <w:r>
-        <w:rPr>
-          <w:b w:val="0"/>
-          <w:i w:val="0"/>
-        </w:rPr>
-        <w:t xml:space="preserve">Buksan ang </w:t>
-      </w:r>
-      <w:r>
-        <w:rPr>
-          <w:b/>
-          <w:i w:val="0"/>
-        </w:rPr>
-        <w:t>Bookings</w:t>
-      </w:r>
-      <w:r>
-        <w:rPr>
-          <w:b w:val="0"/>
-          <w:i w:val="0"/>
-        </w:rPr>
-        <w:t xml:space="preserve">; mag-search o mag-filter ng status; i-hover ang isang row → actions (View / </w:t>
-      </w:r>
-      <w:r>
-        <w:rPr>
-          <w:b/>
-          <w:i w:val="0"/>
-        </w:rPr>
-        <w:t>Check In</w:t>
-      </w:r>
-      <w:r>
-        <w:rPr>
-          <w:b w:val="0"/>
-          <w:i w:val="0"/>
-        </w:rPr>
-        <w:t xml:space="preserve"> / Complete / QR).</w:t>
-      </w:r>
-    </w:p>
-    <w:p>
-      <w:pPr>
-        <w:spacing w:after="80"/>
-        <w:ind w:left="648"/>
-      </w:pPr>
-      <w:r>
-        <w:rPr>
-          <w:b/>
-          <w:color w:val="82285F"/>
-        </w:rPr>
-        <w:t xml:space="preserve">SABIHIN:  </w:t>
-      </w:r>
-      <w:r>
-        <w:rPr>
-          <w:b w:val="0"/>
-          <w:i w:val="0"/>
-        </w:rPr>
-        <w:t xml:space="preserve">“Dito nakikita </w:t>
-      </w:r>
-      <w:r>
-        <w:rPr>
-          <w:b/>
-          <w:i w:val="0"/>
-        </w:rPr>
-        <w:t>lahat</w:t>
-      </w:r>
-      <w:r>
-        <w:rPr>
-          <w:b w:val="0"/>
-          <w:i w:val="0"/>
-        </w:rPr>
-        <w:t xml:space="preserve"> ng booking — online at walk-in. May check-in at check-out control ang admin, </w:t>
-      </w:r>
-      <w:r>
-        <w:rPr>
-          <w:b/>
-          <w:i w:val="0"/>
-        </w:rPr>
-        <w:t>pero walang cancel button para sa admin</w:t>
-      </w:r>
-      <w:r>
-        <w:rPr>
-          <w:b w:val="0"/>
-          <w:i w:val="0"/>
-        </w:rPr>
-        <w:t xml:space="preserve"> — ang cancellation ay pagpili ng guest, para may control ang mismong nag-book.”</w:t>
-      </w:r>
-    </w:p>
-    <w:p>
-      <w:pPr>
-        <w:pStyle w:val="Heading2"/>
-      </w:pPr>
-      <w:r>
-        <w:t>3. Walk-in Booking — Bago at AUTO IN-HOUSE ✨</w:t>
-      </w:r>
-    </w:p>
-    <w:p>
-      <w:pPr>
-        <w:spacing w:after="80"/>
-        <w:ind w:left="648"/>
-      </w:pPr>
-      <w:r>
-        <w:rPr>
-          <w:b/>
-          <w:color w:val="455D58"/>
-        </w:rPr>
-        <w:t xml:space="preserve">GAWIN:  </w:t>
-      </w:r>
-      <w:r>
-        <w:rPr>
-          <w:b w:val="0"/>
-          <w:i w:val="0"/>
-        </w:rPr>
-        <w:t xml:space="preserve">Pindutin ang </w:t>
-      </w:r>
-      <w:r>
-        <w:rPr>
-          <w:b/>
-          <w:i w:val="0"/>
-        </w:rPr>
-        <w:t>New Booking</w:t>
-      </w:r>
-      <w:r>
-        <w:rPr>
-          <w:b w:val="0"/>
-          <w:i w:val="0"/>
-        </w:rPr>
-        <w:t xml:space="preserve"> (Walk-in dialog). Sundin ang hakbang:</w:t>
-      </w:r>
-    </w:p>
-    <w:p>
-      <w:pPr>
-        <w:spacing w:after="60"/>
-        <w:ind w:left="432"/>
-      </w:pPr>
-      <w:r>
-        <w:rPr>
-          <w:b w:val="0"/>
-          <w:i w:val="0"/>
-        </w:rPr>
-        <w:t xml:space="preserve">1.  Piliin ang </w:t>
-      </w:r>
-      <w:r>
-        <w:rPr>
-          <w:b/>
-          <w:i w:val="0"/>
-        </w:rPr>
-        <w:t>room</w:t>
-      </w:r>
-      <w:r>
-        <w:rPr>
-          <w:b w:val="0"/>
-          <w:i w:val="0"/>
-        </w:rPr>
-        <w:t xml:space="preserve"> — may larawan at </w:t>
-      </w:r>
-      <w:r>
-        <w:rPr>
-          <w:b/>
-          <w:i w:val="0"/>
-        </w:rPr>
-        <w:t>BOOKED chips</w:t>
-      </w:r>
-      <w:r>
-        <w:rPr>
-          <w:b w:val="0"/>
-          <w:i w:val="0"/>
-        </w:rPr>
-        <w:t xml:space="preserve"> ang mga okupadong room (at naka-lock ang mga nakaraang oras ngayon).</w:t>
-      </w:r>
-    </w:p>
-    <w:p>
-      <w:pPr>
-        <w:spacing w:after="60"/>
-        <w:ind w:left="432"/>
-      </w:pPr>
-      <w:r>
-        <w:rPr>
-          <w:b w:val="0"/>
-          <w:i w:val="0"/>
-        </w:rPr>
-        <w:t xml:space="preserve">2.  Piliin </w:t>
-      </w:r>
-      <w:r>
-        <w:rPr>
-          <w:b/>
-          <w:i w:val="0"/>
-        </w:rPr>
-        <w:t>Overnight</w:t>
-      </w:r>
-      <w:r>
-        <w:rPr>
-          <w:b w:val="0"/>
-          <w:i w:val="0"/>
-        </w:rPr>
-        <w:t xml:space="preserve"> o </w:t>
-      </w:r>
-      <w:r>
-        <w:rPr>
-          <w:b/>
-          <w:i w:val="0"/>
-        </w:rPr>
-        <w:t>Day Use</w:t>
-      </w:r>
-      <w:r>
-        <w:rPr>
-          <w:b w:val="0"/>
-          <w:i w:val="0"/>
-        </w:rPr>
-        <w:t xml:space="preserve"> (time slots).</w:t>
-      </w:r>
-    </w:p>
-    <w:p>
-      <w:pPr>
-        <w:spacing w:after="60"/>
-        <w:ind w:left="432"/>
-      </w:pPr>
-      <w:r>
-        <w:rPr>
-          <w:b w:val="0"/>
-          <w:i w:val="0"/>
-        </w:rPr>
-        <w:t xml:space="preserve">3.  Ilagay ang guests — </w:t>
-      </w:r>
-      <w:r>
-        <w:rPr>
-          <w:b/>
-          <w:i w:val="0"/>
-        </w:rPr>
-        <w:t>auto-clamp</w:t>
-      </w:r>
-      <w:r>
-        <w:rPr>
-          <w:b w:val="0"/>
-          <w:i w:val="0"/>
-        </w:rPr>
-        <w:t xml:space="preserve"> sa maximum capacity ng room.</w:t>
-      </w:r>
-    </w:p>
-    <w:p>
-      <w:pPr>
-        <w:spacing w:after="60"/>
-        <w:ind w:left="432"/>
-      </w:pPr>
-      <w:r>
-        <w:rPr>
-          <w:b w:val="0"/>
-          <w:i w:val="0"/>
-        </w:rPr>
-        <w:t xml:space="preserve">4.  Tingnan ang </w:t>
-      </w:r>
-      <w:r>
-        <w:rPr>
-          <w:b/>
-          <w:i w:val="0"/>
-        </w:rPr>
-        <w:t>Payment Method</w:t>
-      </w:r>
-      <w:r>
-        <w:rPr>
-          <w:b w:val="0"/>
-          <w:i w:val="0"/>
-        </w:rPr>
-        <w:t xml:space="preserve"> — </w:t>
-      </w:r>
-      <w:r>
-        <w:rPr>
-          <w:b/>
-          <w:i w:val="0"/>
-        </w:rPr>
-        <w:t>Cash</w:t>
-      </w:r>
-      <w:r>
-        <w:rPr>
-          <w:b w:val="0"/>
-          <w:i w:val="0"/>
-        </w:rPr>
-        <w:t xml:space="preserve"> na ang fixed na nakalagay, at ang breakdown na </w:t>
-      </w:r>
-      <w:r>
-        <w:rPr>
-          <w:b/>
-          <w:i w:val="0"/>
-        </w:rPr>
-        <w:t>pareho</w:t>
-      </w:r>
-      <w:r>
-        <w:rPr>
-          <w:b w:val="0"/>
-          <w:i w:val="0"/>
-        </w:rPr>
-        <w:t xml:space="preserve"> ng guest side (may </w:t>
-      </w:r>
-      <w:r>
-        <w:rPr>
-          <w:b/>
-          <w:i w:val="0"/>
-        </w:rPr>
-        <w:t>12% tax</w:t>
-      </w:r>
-      <w:r>
-        <w:rPr>
-          <w:b w:val="0"/>
-          <w:i w:val="0"/>
-        </w:rPr>
-        <w:t>).</w:t>
-      </w:r>
-    </w:p>
-    <w:p>
-      <w:pPr>
-        <w:spacing w:after="60"/>
-        <w:ind w:left="432"/>
-      </w:pPr>
-      <w:r>
-        <w:rPr>
-          <w:b w:val="0"/>
-          <w:i w:val="0"/>
-        </w:rPr>
-        <w:t xml:space="preserve">5.  Pindutin </w:t>
-      </w:r>
-      <w:r>
-        <w:rPr>
-          <w:b/>
-          <w:i w:val="0"/>
-        </w:rPr>
-        <w:t>Create booking</w:t>
-      </w:r>
-      <w:r>
-        <w:rPr>
-          <w:b w:val="0"/>
-          <w:i w:val="0"/>
-        </w:rPr>
-        <w:t>.</w:t>
-      </w:r>
-    </w:p>
-    <w:p>
-      <w:pPr>
-        <w:spacing w:after="80"/>
-        <w:ind w:left="648"/>
-      </w:pPr>
-      <w:r>
-        <w:rPr>
-          <w:b/>
-          <w:color w:val="455D58"/>
-        </w:rPr>
-        <w:t xml:space="preserve">GAWIN:  </w:t>
-      </w:r>
-      <w:r>
-        <w:rPr>
-          <w:b w:val="0"/>
-          <w:i w:val="0"/>
-        </w:rPr>
-        <w:t xml:space="preserve">Pagkatapos: ipakita ang toast </w:t>
-      </w:r>
-      <w:r>
-        <w:rPr>
-          <w:b/>
-          <w:i w:val="0"/>
-        </w:rPr>
-        <w:t>“Walk-in booking created — checked in · in-house”</w:t>
-      </w:r>
-      <w:r>
-        <w:rPr>
-          <w:b w:val="0"/>
-          <w:i w:val="0"/>
-        </w:rPr>
-        <w:t xml:space="preserve"> at ang booking sa table na </w:t>
-      </w:r>
-      <w:r>
-        <w:rPr>
-          <w:b/>
-          <w:i w:val="0"/>
-        </w:rPr>
-        <w:t>IN-HOUSE</w:t>
-      </w:r>
-      <w:r>
-        <w:rPr>
-          <w:b w:val="0"/>
-          <w:i w:val="0"/>
-        </w:rPr>
-        <w:t xml:space="preserve"> na ang status.</w:t>
-      </w:r>
-    </w:p>
-    <w:p>
-      <w:pPr>
-        <w:spacing w:after="80"/>
-        <w:ind w:left="648"/>
-      </w:pPr>
-      <w:r>
-        <w:rPr>
-          <w:b/>
-          <w:color w:val="82285F"/>
-        </w:rPr>
-        <w:t xml:space="preserve">SABIHIN:  </w:t>
-      </w:r>
-      <w:r>
-        <w:rPr>
-          <w:b w:val="0"/>
-          <w:i w:val="0"/>
-        </w:rPr>
-        <w:t xml:space="preserve">“Walk-in guest? </w:t>
-      </w:r>
-      <w:r>
-        <w:rPr>
-          <w:b/>
-          <w:i w:val="0"/>
-        </w:rPr>
-        <w:t>Nasa counter na siya</w:t>
-      </w:r>
-      <w:r>
-        <w:rPr>
-          <w:b w:val="0"/>
-          <w:i w:val="0"/>
-        </w:rPr>
-        <w:t xml:space="preserve"> — kaya </w:t>
-      </w:r>
-      <w:r>
-        <w:rPr>
-          <w:b/>
-          <w:i w:val="0"/>
-        </w:rPr>
-        <w:t>auto check-in</w:t>
-      </w:r>
-      <w:r>
-        <w:rPr>
-          <w:b w:val="0"/>
-          <w:i w:val="0"/>
-        </w:rPr>
-        <w:t xml:space="preserve"> na namin siya. Walang QR na i-scan, walang hihihitayin — </w:t>
-      </w:r>
-      <w:r>
-        <w:rPr>
-          <w:b/>
-          <w:i w:val="0"/>
-        </w:rPr>
-        <w:t>in-house na kaagad</w:t>
-      </w:r>
-      <w:r>
-        <w:rPr>
-          <w:b w:val="0"/>
-          <w:i w:val="0"/>
-        </w:rPr>
-        <w:t xml:space="preserve">. At </w:t>
-      </w:r>
-      <w:r>
-        <w:rPr>
-          <w:b/>
-          <w:i w:val="0"/>
-        </w:rPr>
-        <w:t>cash</w:t>
-      </w:r>
-      <w:r>
-        <w:rPr>
-          <w:b w:val="0"/>
-          <w:i w:val="0"/>
-        </w:rPr>
-        <w:t xml:space="preserve"> ang default na bayad sa counter, kasing-tulin ng manual logbook pero </w:t>
-      </w:r>
-      <w:r>
-        <w:rPr>
-          <w:b/>
-          <w:i w:val="0"/>
-        </w:rPr>
-        <w:t>naka-record na sa sistema</w:t>
-      </w:r>
-      <w:r>
-        <w:rPr>
-          <w:b w:val="0"/>
-          <w:i w:val="0"/>
-        </w:rPr>
-        <w:t>.”</w:t>
-      </w:r>
-    </w:p>
-    <w:p>
-      <w:pPr>
-        <w:pStyle w:val="Heading2"/>
-      </w:pPr>
-      <w:r>
-        <w:t>4. Double-Booking Guard — ANG WOW MOMENT ✨</w:t>
-      </w:r>
-    </w:p>
-    <w:p>
-      <w:pPr>
-        <w:spacing w:after="80"/>
-        <w:ind w:left="648"/>
-      </w:pPr>
-      <w:r>
-        <w:rPr>
-          <w:b/>
-          <w:color w:val="455D58"/>
-        </w:rPr>
-        <w:t xml:space="preserve">GAWIN:  </w:t>
-      </w:r>
-      <w:r>
-        <w:rPr>
-          <w:b w:val="0"/>
-          <w:i w:val="0"/>
-        </w:rPr>
-        <w:t xml:space="preserve">Subukang i-book ang </w:t>
-      </w:r>
-      <w:r>
-        <w:rPr>
-          <w:b/>
-          <w:i w:val="0"/>
-        </w:rPr>
-        <w:t>parehong room, sa parehong araw at oras</w:t>
-      </w:r>
-      <w:r>
-        <w:rPr>
-          <w:b w:val="0"/>
-          <w:i w:val="0"/>
-        </w:rPr>
-        <w:t xml:space="preserve"> ng bagong booking (i-click ang </w:t>
-      </w:r>
-      <w:r>
-        <w:rPr>
-          <w:b/>
-          <w:i w:val="0"/>
-        </w:rPr>
-        <w:t>BOOKED</w:t>
-      </w:r>
-      <w:r>
-        <w:rPr>
-          <w:b w:val="0"/>
-          <w:i w:val="0"/>
-        </w:rPr>
-        <w:t xml:space="preserve"> chip o ulitin ang fill-up) — </w:t>
-      </w:r>
-      <w:r>
-        <w:rPr>
-          <w:b/>
-          <w:i w:val="0"/>
-        </w:rPr>
-        <w:t>in-expect: BLOCKED</w:t>
-      </w:r>
-      <w:r>
-        <w:rPr>
-          <w:b w:val="0"/>
-          <w:i w:val="0"/>
-        </w:rPr>
-        <w:t>.</w:t>
-      </w:r>
-    </w:p>
-    <w:p>
-      <w:pPr>
-        <w:spacing w:after="80"/>
-        <w:ind w:left="648"/>
-      </w:pPr>
-      <w:r>
-        <w:rPr>
-          <w:b/>
-          <w:color w:val="82285F"/>
-        </w:rPr>
-        <w:t xml:space="preserve">SABIHIN:  </w:t>
-      </w:r>
-      <w:r>
-        <w:rPr>
-          <w:b w:val="0"/>
-          <w:i w:val="0"/>
-        </w:rPr>
-        <w:t xml:space="preserve">“Tingnan — </w:t>
-      </w:r>
-      <w:r>
-        <w:rPr>
-          <w:b/>
-          <w:i w:val="0"/>
-        </w:rPr>
-        <w:t>hindi pwede</w:t>
-      </w:r>
-      <w:r>
-        <w:rPr>
-          <w:b w:val="0"/>
-          <w:i w:val="0"/>
-        </w:rPr>
-        <w:t xml:space="preserve">. *Room is not available for the selected dates.* At hindi lang ito UI: galing ito sa </w:t>
-      </w:r>
-      <w:r>
-        <w:rPr>
-          <w:b/>
-          <w:i w:val="0"/>
-        </w:rPr>
-        <w:t>database mismo</w:t>
-      </w:r>
-      <w:r>
-        <w:rPr>
-          <w:b w:val="0"/>
-          <w:i w:val="0"/>
-        </w:rPr>
-        <w:t xml:space="preserve"> — may </w:t>
-      </w:r>
-      <w:r>
-        <w:rPr>
-          <w:b/>
-          <w:i w:val="0"/>
-        </w:rPr>
-        <w:t>exclusion constraint</w:t>
-      </w:r>
-      <w:r>
-        <w:rPr>
-          <w:b w:val="0"/>
-          <w:i w:val="0"/>
-        </w:rPr>
-        <w:t xml:space="preserve"> na pumipigil sa overlapping booking, kahit </w:t>
-      </w:r>
-      <w:r>
-        <w:rPr>
-          <w:b/>
-          <w:i w:val="0"/>
-        </w:rPr>
-        <w:t>sabay</w:t>
-      </w:r>
-      <w:r>
-        <w:rPr>
-          <w:b w:val="0"/>
-          <w:i w:val="0"/>
-        </w:rPr>
-        <w:t xml:space="preserve"> pang dalawang tao ang mag-submit mula sa magkaibang device. </w:t>
-      </w:r>
-      <w:r>
-        <w:rPr>
-          <w:b/>
-          <w:i w:val="0"/>
-        </w:rPr>
-        <w:t>Double booking? Impossible.</w:t>
-      </w:r>
-      <w:r>
-        <w:rPr>
-          <w:b w:val="0"/>
-          <w:i w:val="0"/>
-        </w:rPr>
-        <w:t>”</w:t>
-      </w:r>
-    </w:p>
-    <w:p>
-      <w:pPr>
-        <w:spacing w:after="120"/>
-        <w:ind w:left="648"/>
-      </w:pPr>
-      <w:r>
-        <w:rPr>
-          <w:b/>
-          <w:color w:val="82285F"/>
-        </w:rPr>
-        <w:t xml:space="preserve">NOTE:  </w:t>
-      </w:r>
-      <w:r>
-        <w:rPr>
-          <w:b w:val="0"/>
-          <w:i w:val="0"/>
-          <w:color w:val="82285F"/>
-          <w:sz w:val="20"/>
-        </w:rPr>
-        <w:t xml:space="preserve">Ito ang pinaka-strong na feature — doon itigil sandali para ma-feel ng audience. Kung may oras, ipakita rin sa </w:t>
-      </w:r>
-      <w:r>
-        <w:rPr>
-          <w:b/>
-          <w:i w:val="0"/>
-          <w:color w:val="82285F"/>
-          <w:sz w:val="20"/>
-        </w:rPr>
-        <w:t>user side</w:t>
-      </w:r>
-      <w:r>
-        <w:rPr>
-          <w:b w:val="0"/>
-          <w:i w:val="0"/>
-          <w:color w:val="82285F"/>
-          <w:sz w:val="20"/>
-        </w:rPr>
-        <w:t xml:space="preserve"> (Tab 1): i-book ang parehong room → </w:t>
-      </w:r>
-      <w:r>
-        <w:rPr>
-          <w:b/>
-          <w:i w:val="0"/>
-          <w:color w:val="82285F"/>
-          <w:sz w:val="20"/>
-        </w:rPr>
-        <w:t>409 conflict</w:t>
-      </w:r>
-      <w:r>
-        <w:rPr>
-          <w:b w:val="0"/>
-          <w:i w:val="0"/>
-          <w:color w:val="82285F"/>
-          <w:sz w:val="20"/>
-        </w:rPr>
-        <w:t>.</w:t>
-      </w:r>
-    </w:p>
-    <w:p>
-      <w:pPr>
-        <w:pStyle w:val="Heading2"/>
-      </w:pPr>
-      <w:r>
-        <w:t>5. Iba Pang Pahina (mabilis, ~1 min)</w:t>
-      </w:r>
-    </w:p>
-    <w:p>
-      <w:pPr>
-        <w:spacing w:after="60"/>
-        <w:ind w:left="432"/>
-      </w:pPr>
-      <w:r>
-        <w:rPr>
-          <w:b w:val="0"/>
-          <w:i w:val="0"/>
-        </w:rPr>
-        <w:t xml:space="preserve">•  </w:t>
-      </w:r>
-      <w:r>
-        <w:rPr>
-          <w:b/>
-          <w:i w:val="0"/>
-        </w:rPr>
-        <w:t>Rooms</w:t>
-      </w:r>
-      <w:r>
-        <w:rPr>
-          <w:b w:val="0"/>
-          <w:i w:val="0"/>
-        </w:rPr>
-        <w:t xml:space="preserve"> — inventory, rates, at larawan ng bawat room.</w:t>
-      </w:r>
-    </w:p>
-    <w:p>
-      <w:pPr>
-        <w:spacing w:after="60"/>
-        <w:ind w:left="432"/>
-      </w:pPr>
-      <w:r>
-        <w:rPr>
-          <w:b w:val="0"/>
-          <w:i w:val="0"/>
-        </w:rPr>
-        <w:t xml:space="preserve">•  </w:t>
-      </w:r>
-      <w:r>
-        <w:rPr>
-          <w:b/>
-          <w:i w:val="0"/>
-        </w:rPr>
-        <w:t>Calendar</w:t>
-      </w:r>
-      <w:r>
-        <w:rPr>
-          <w:b w:val="0"/>
-          <w:i w:val="0"/>
-        </w:rPr>
-        <w:t xml:space="preserve"> — sino ang naka-check-in ngayon at sino ang darating.</w:t>
-      </w:r>
-    </w:p>
-    <w:p>
-      <w:pPr>
-        <w:spacing w:after="60"/>
-        <w:ind w:left="432"/>
-      </w:pPr>
-      <w:r>
-        <w:rPr>
-          <w:b w:val="0"/>
-          <w:i w:val="0"/>
-        </w:rPr>
-        <w:t xml:space="preserve">•  </w:t>
-      </w:r>
-      <w:r>
-        <w:rPr>
-          <w:b/>
-          <w:i w:val="0"/>
-        </w:rPr>
-        <w:t>Guests</w:t>
-      </w:r>
-      <w:r>
-        <w:rPr>
-          <w:b w:val="0"/>
-          <w:i w:val="0"/>
-        </w:rPr>
-        <w:t xml:space="preserve"> — listahan ng mga registered guest.</w:t>
-      </w:r>
-    </w:p>
-    <w:p>
-      <w:pPr>
-        <w:spacing w:after="60"/>
-        <w:ind w:left="432"/>
-      </w:pPr>
-      <w:r>
-        <w:rPr>
-          <w:b w:val="0"/>
-          <w:i w:val="0"/>
-        </w:rPr>
-        <w:t xml:space="preserve">•  </w:t>
-      </w:r>
-      <w:r>
-        <w:rPr>
-          <w:b/>
-          <w:i w:val="0"/>
-        </w:rPr>
-        <w:t>Reviews</w:t>
-      </w:r>
-      <w:r>
-        <w:rPr>
-          <w:b w:val="0"/>
-          <w:i w:val="0"/>
-        </w:rPr>
-        <w:t xml:space="preserve"> — moderation: i-approve o i-reject ang review.</w:t>
-      </w:r>
-    </w:p>
-    <w:p>
-      <w:pPr>
-        <w:spacing w:after="60"/>
-        <w:ind w:left="432"/>
-      </w:pPr>
-      <w:r>
-        <w:rPr>
-          <w:b w:val="0"/>
-          <w:i w:val="0"/>
-        </w:rPr>
-        <w:t xml:space="preserve">•  </w:t>
-      </w:r>
-      <w:r>
-        <w:rPr>
-          <w:b/>
-          <w:i w:val="0"/>
-        </w:rPr>
-        <w:t>AI Assistant</w:t>
-      </w:r>
-      <w:r>
-        <w:rPr>
-          <w:b w:val="0"/>
-          <w:i w:val="0"/>
-        </w:rPr>
-        <w:t xml:space="preserve"> — insights at forecast para sa management.</w:t>
-      </w:r>
-    </w:p>
-    <w:p>
-      <w:pPr>
-        <w:spacing w:after="60"/>
-        <w:ind w:left="432"/>
-      </w:pPr>
-      <w:r>
-        <w:rPr>
-          <w:b w:val="0"/>
-          <w:i w:val="0"/>
-        </w:rPr>
-        <w:t xml:space="preserve">•  </w:t>
-      </w:r>
-      <w:r>
-        <w:rPr>
-          <w:b/>
-          <w:i w:val="0"/>
-        </w:rPr>
-        <w:t>Settings</w:t>
-      </w:r>
-      <w:r>
-        <w:rPr>
-          <w:b w:val="0"/>
-          <w:i w:val="0"/>
-        </w:rPr>
-        <w:t xml:space="preserve"> — configuration ng hotel.</w:t>
-      </w:r>
-    </w:p>
-    <w:p>
-      <w:pPr>
-        <w:spacing w:after="80"/>
-        <w:ind w:left="648"/>
-      </w:pPr>
-      <w:r>
-        <w:rPr>
-          <w:b/>
-          <w:color w:val="82285F"/>
-        </w:rPr>
-        <w:t xml:space="preserve">SABIHIN:  </w:t>
-      </w:r>
-      <w:r>
-        <w:rPr>
-          <w:b w:val="0"/>
-          <w:i w:val="0"/>
-        </w:rPr>
-        <w:t xml:space="preserve">“Sa huli, ipapakita ni </w:t>
-      </w:r>
-      <w:r>
-        <w:rPr>
-          <w:b/>
-          <w:i w:val="0"/>
-        </w:rPr>
-        <w:t>[Person 4]</w:t>
-      </w:r>
-      <w:r>
-        <w:rPr>
-          <w:b w:val="0"/>
-          <w:i w:val="0"/>
-        </w:rPr>
-        <w:t xml:space="preserve"> kung paano gumagana ang buong system at ang AI nito.”</w:t>
-      </w:r>
-    </w:p>
-    <w:p>
-      <w:r>
-        <w:br w:type="page"/>
-      </w:r>
-    </w:p>
-    <w:p>
-      <w:pPr>
-        <w:pStyle w:val="Heading1"/>
-      </w:pPr>
-      <w:r>
-        <w:t>Person 4 — Paano Gumagana, AI at Q&amp;A (3–4 min)</w:t>
-      </w:r>
-    </w:p>
-    <w:p>
-      <w:pPr>
-        <w:pStyle w:val="Heading2"/>
-      </w:pPr>
-      <w:r>
-        <w:t>Paano Gumagana ang System (buong daloy — sabihin nang confident)</w:t>
-      </w:r>
-    </w:p>
-    <w:p>
-      <w:pPr>
-        <w:spacing w:after="60"/>
-        <w:ind w:left="432"/>
-      </w:pPr>
-      <w:r>
-        <w:rPr>
-          <w:b w:val="0"/>
-          <w:i w:val="0"/>
-        </w:rPr>
-        <w:t xml:space="preserve">•  </w:t>
-      </w:r>
-      <w:r>
-        <w:rPr>
-          <w:b/>
-          <w:i w:val="0"/>
-        </w:rPr>
-        <w:t>Booking lifecycle:</w:t>
-      </w:r>
-      <w:r>
-        <w:rPr>
-          <w:b w:val="0"/>
-          <w:i w:val="0"/>
-        </w:rPr>
-        <w:t xml:space="preserve"> mag-search ng room → piliin ang </w:t>
-      </w:r>
-      <w:r>
-        <w:rPr>
-          <w:b/>
-          <w:i w:val="0"/>
-        </w:rPr>
-        <w:t>petsa/o oras</w:t>
-      </w:r>
-      <w:r>
-        <w:rPr>
-          <w:b w:val="0"/>
-          <w:i w:val="0"/>
-        </w:rPr>
-        <w:t xml:space="preserve"> → tingnan ang </w:t>
-      </w:r>
-      <w:r>
-        <w:rPr>
-          <w:b/>
-          <w:i w:val="0"/>
-        </w:rPr>
-        <w:t>price breakdown</w:t>
-      </w:r>
-      <w:r>
-        <w:rPr>
-          <w:b w:val="0"/>
-          <w:i w:val="0"/>
-        </w:rPr>
-        <w:t xml:space="preserve"> → bayad (full o 50% downpayment) → confirmation + </w:t>
-      </w:r>
-      <w:r>
-        <w:rPr>
-          <w:b/>
-          <w:i w:val="0"/>
-        </w:rPr>
-        <w:t>QR code</w:t>
-      </w:r>
-      <w:r>
-        <w:rPr>
-          <w:b w:val="0"/>
-          <w:i w:val="0"/>
-        </w:rPr>
-        <w:t xml:space="preserve"> → </w:t>
-      </w:r>
-      <w:r>
-        <w:rPr>
-          <w:b/>
-          <w:i w:val="0"/>
-        </w:rPr>
-        <w:t>check-in</w:t>
-      </w:r>
-      <w:r>
-        <w:rPr>
-          <w:b w:val="0"/>
-          <w:i w:val="0"/>
-        </w:rPr>
-        <w:t xml:space="preserve"> → stay → </w:t>
-      </w:r>
-      <w:r>
-        <w:rPr>
-          <w:b/>
-          <w:i w:val="0"/>
-        </w:rPr>
-        <w:t>review</w:t>
-      </w:r>
-      <w:r>
-        <w:rPr>
-          <w:b w:val="0"/>
-          <w:i w:val="0"/>
-        </w:rPr>
-        <w:t xml:space="preserve"> ng guest.</w:t>
-      </w:r>
-    </w:p>
-    <w:p>
-      <w:pPr>
-        <w:spacing w:after="60"/>
-        <w:ind w:left="432"/>
-      </w:pPr>
-      <w:r>
-        <w:rPr>
-          <w:b w:val="0"/>
-          <w:i w:val="0"/>
-        </w:rPr>
-        <w:t xml:space="preserve">•  </w:t>
-      </w:r>
-      <w:r>
-        <w:rPr>
-          <w:b/>
-          <w:i w:val="0"/>
-        </w:rPr>
-        <w:t>Availability guard:</w:t>
-      </w:r>
-      <w:r>
-        <w:rPr>
-          <w:b w:val="0"/>
-          <w:i w:val="0"/>
-        </w:rPr>
-        <w:t xml:space="preserve"> bawat booking ay may </w:t>
-      </w:r>
-      <w:r>
-        <w:rPr>
-          <w:b/>
-          <w:i w:val="0"/>
-        </w:rPr>
-        <w:t>time window</w:t>
-      </w:r>
-      <w:r>
-        <w:rPr>
-          <w:b w:val="0"/>
-          <w:i w:val="0"/>
-        </w:rPr>
-        <w:t xml:space="preserve"> — laging tsek bago ang bawat bagong booking, kaya </w:t>
-      </w:r>
-      <w:r>
-        <w:rPr>
-          <w:b/>
-          <w:i w:val="0"/>
-        </w:rPr>
-        <w:t>impossible ang double booking</w:t>
-      </w:r>
-      <w:r>
-        <w:rPr>
-          <w:b w:val="0"/>
-          <w:i w:val="0"/>
-        </w:rPr>
-        <w:t xml:space="preserve"> — overnight man o day-use. Kanina ito napatunayan nang live: </w:t>
-      </w:r>
-      <w:r>
-        <w:rPr>
-          <w:b/>
-          <w:i w:val="0"/>
-        </w:rPr>
-        <w:t>BLOCKED</w:t>
-      </w:r>
-      <w:r>
-        <w:rPr>
-          <w:b w:val="0"/>
-          <w:i w:val="0"/>
-        </w:rPr>
-        <w:t xml:space="preserve"> ang parehong room.</w:t>
-      </w:r>
-    </w:p>
-    <w:p>
-      <w:pPr>
-        <w:spacing w:after="60"/>
-        <w:ind w:left="432"/>
-      </w:pPr>
-      <w:r>
-        <w:rPr>
-          <w:b w:val="0"/>
-          <w:i w:val="0"/>
-        </w:rPr>
-        <w:t xml:space="preserve">•  </w:t>
-      </w:r>
-      <w:r>
-        <w:rPr>
-          <w:b/>
-          <w:i w:val="0"/>
-        </w:rPr>
-        <w:t>Walk-in flow:</w:t>
-      </w:r>
-      <w:r>
-        <w:rPr>
-          <w:b w:val="0"/>
-          <w:i w:val="0"/>
-        </w:rPr>
-        <w:t xml:space="preserve"> ginagawa ng admin sa counter → </w:t>
-      </w:r>
-      <w:r>
-        <w:rPr>
-          <w:b/>
-          <w:i w:val="0"/>
-        </w:rPr>
-        <w:t>Cash</w:t>
-      </w:r>
-      <w:r>
-        <w:rPr>
-          <w:b w:val="0"/>
-          <w:i w:val="0"/>
-        </w:rPr>
-        <w:t xml:space="preserve"> ang bayad → </w:t>
-      </w:r>
-      <w:r>
-        <w:rPr>
-          <w:b/>
-          <w:i w:val="0"/>
-        </w:rPr>
-        <w:t>auto in-house</w:t>
-      </w:r>
-      <w:r>
-        <w:rPr>
-          <w:b w:val="0"/>
-          <w:i w:val="0"/>
-        </w:rPr>
-        <w:t xml:space="preserve"> agad — hindi na kailangang i-scan pa ang QR kasi nasa harap na ang guest.</w:t>
-      </w:r>
-    </w:p>
-    <w:p>
-      <w:pPr>
-        <w:spacing w:after="60"/>
-        <w:ind w:left="432"/>
-      </w:pPr>
-      <w:r>
-        <w:rPr>
-          <w:b w:val="0"/>
-          <w:i w:val="0"/>
-        </w:rPr>
-        <w:t xml:space="preserve">•  </w:t>
-      </w:r>
-      <w:r>
-        <w:rPr>
-          <w:b/>
-          <w:i w:val="0"/>
-        </w:rPr>
-        <w:t>Cancellation:</w:t>
-      </w:r>
-      <w:r>
-        <w:rPr>
-          <w:b w:val="0"/>
-          <w:i w:val="0"/>
-        </w:rPr>
-        <w:t xml:space="preserve"> guest lang ang makakansela (</w:t>
-      </w:r>
-      <w:r>
-        <w:rPr>
-          <w:b/>
-          <w:i w:val="0"/>
-        </w:rPr>
-        <w:t>24-hour rule</w:t>
-      </w:r>
-      <w:r>
-        <w:rPr>
-          <w:b w:val="0"/>
-          <w:i w:val="0"/>
-        </w:rPr>
-        <w:t xml:space="preserve">) → </w:t>
-      </w:r>
-      <w:r>
-        <w:rPr>
-          <w:b/>
-          <w:i w:val="0"/>
-        </w:rPr>
-        <w:t>automatic ang refund</w:t>
-      </w:r>
-      <w:r>
-        <w:rPr>
-          <w:b w:val="0"/>
-          <w:i w:val="0"/>
-        </w:rPr>
-        <w:t xml:space="preserve"> sa original payment (7–14 banking days). Ang admin: check-in, complete, manage — walang pwersahang cancel.</w:t>
-      </w:r>
-    </w:p>
-    <w:p>
-      <w:pPr>
-        <w:spacing w:after="60"/>
-        <w:ind w:left="432"/>
-      </w:pPr>
-      <w:r>
-        <w:rPr>
-          <w:b w:val="0"/>
-          <w:i w:val="0"/>
-        </w:rPr>
-        <w:t xml:space="preserve">•  </w:t>
-      </w:r>
-      <w:r>
-        <w:rPr>
-          <w:b/>
-          <w:i w:val="0"/>
-        </w:rPr>
-        <w:t>Seguridad:</w:t>
-      </w:r>
-      <w:r>
-        <w:rPr>
-          <w:b w:val="0"/>
-          <w:i w:val="0"/>
-        </w:rPr>
-        <w:t xml:space="preserve"> email verification, </w:t>
-      </w:r>
-      <w:r>
-        <w:rPr>
-          <w:b/>
-          <w:i w:val="0"/>
-        </w:rPr>
-        <w:t>OTP kapag bagong device</w:t>
-      </w:r>
-      <w:r>
-        <w:rPr>
-          <w:b w:val="0"/>
-          <w:i w:val="0"/>
-        </w:rPr>
-        <w:t xml:space="preserve"> mag-login, at hiwalay na kapangyarihan ng </w:t>
-      </w:r>
-      <w:r>
-        <w:rPr>
-          <w:b/>
-          <w:i w:val="0"/>
-        </w:rPr>
-        <w:t>guest</w:t>
-      </w:r>
-      <w:r>
-        <w:rPr>
-          <w:b w:val="0"/>
-          <w:i w:val="0"/>
-        </w:rPr>
-        <w:t xml:space="preserve"> at </w:t>
-      </w:r>
-      <w:r>
-        <w:rPr>
-          <w:b/>
-          <w:i w:val="0"/>
-        </w:rPr>
-        <w:t>admin</w:t>
-      </w:r>
-      <w:r>
-        <w:rPr>
-          <w:b w:val="0"/>
-          <w:i w:val="0"/>
-        </w:rPr>
-        <w:t>.</w:t>
-      </w:r>
-    </w:p>
-    <w:p>
-      <w:pPr>
-        <w:spacing w:after="60"/>
-        <w:ind w:left="432"/>
-      </w:pPr>
-      <w:r>
-        <w:rPr>
-          <w:b w:val="0"/>
-          <w:i w:val="0"/>
-        </w:rPr>
-        <w:t xml:space="preserve">•  </w:t>
-      </w:r>
-      <w:r>
-        <w:rPr>
-          <w:b/>
-          <w:i w:val="0"/>
-        </w:rPr>
-        <w:t>AI:</w:t>
-      </w:r>
-      <w:r>
-        <w:rPr>
-          <w:b w:val="0"/>
-          <w:i w:val="0"/>
-        </w:rPr>
-        <w:t xml:space="preserve"> sumasagot at nagre-recommend batay sa </w:t>
-      </w:r>
-      <w:r>
-        <w:rPr>
-          <w:b/>
-          <w:i w:val="0"/>
-        </w:rPr>
-        <w:t>totoong datos ng hotel</w:t>
-      </w:r>
-      <w:r>
-        <w:rPr>
-          <w:b w:val="0"/>
-          <w:i w:val="0"/>
-        </w:rPr>
-        <w:t xml:space="preserve"> — bookings, presyo, at occupancy — hindi canned answers.</w:t>
-      </w:r>
-    </w:p>
-    <w:p>
-      <w:pPr>
-        <w:pStyle w:val="Heading2"/>
-      </w:pPr>
-      <w:r>
-        <w:t>Ang Mga Tanong na Tiyak na Itatanong (handa ang sagot)</w:t>
+        <w:t>Q&amp;A Cheat Sheet</w:t>
       </w:r>
     </w:p>
     <w:tbl>
@@ -4379,7 +4179,7 @@
                 <w:color w:val="FFFFFF"/>
                 <w:sz w:val="20"/>
               </w:rPr>
-              <w:t>Tanong</w:t>
+              <w:t>If they ask...</w:t>
             </w:r>
           </w:p>
         </w:tc>
@@ -4396,7 +4196,7 @@
                 <w:color w:val="FFFFFF"/>
                 <w:sz w:val="20"/>
               </w:rPr>
-              <w:t>Sagot</w:t>
+              <w:t>Answer</w:t>
             </w:r>
           </w:p>
         </w:tc>
@@ -4414,7 +4214,7 @@
                 <w:i w:val="0"/>
                 <w:sz w:val="20"/>
               </w:rPr>
-              <w:t>“Bakit1,305 bookings ang total pero1,104 lang sa AI stats?”</w:t>
+              <w:t>“Why 1,305 total bookings but only 1,104 in the AI stats?”</w:t>
             </w:r>
           </w:p>
         </w:tc>
@@ -4430,23 +4230,7 @@
                 <w:i w:val="0"/>
                 <w:sz w:val="20"/>
               </w:rPr>
-              <w:t xml:space="preserve">Ang </w:t>
-            </w:r>
-            <w:r>
-              <w:rPr>
-                <w:b/>
-                <w:i w:val="0"/>
-                <w:sz w:val="20"/>
-              </w:rPr>
-              <w:t>All</w:t>
-            </w:r>
-            <w:r>
-              <w:rPr>
-                <w:b w:val="0"/>
-                <w:i w:val="0"/>
-                <w:sz w:val="20"/>
-              </w:rPr>
-              <w:t xml:space="preserve"> ay kasama ang </w:t>
+              <w:t xml:space="preserve">The total includes </w:t>
             </w:r>
             <w:r>
               <w:rPr>
@@ -4462,7 +4246,7 @@
                 <w:i w:val="0"/>
                 <w:sz w:val="20"/>
               </w:rPr>
-              <w:t xml:space="preserve">. Ang AI stats ay </w:t>
+              <w:t xml:space="preserve"> bookings. The AI uses </w:t>
             </w:r>
             <w:r>
               <w:rPr>
@@ -4470,7 +4254,7 @@
                 <w:i w:val="0"/>
                 <w:sz w:val="20"/>
               </w:rPr>
-              <w:t>active bookings lang</w:t>
+              <w:t>active bookings only</w:t>
             </w:r>
             <w:r>
               <w:rPr>
@@ -4478,7 +4262,7 @@
                 <w:i w:val="0"/>
                 <w:sz w:val="20"/>
               </w:rPr>
-              <w:t xml:space="preserve"> — para tama ang revenue forecast, occupancy, at room ranking.</w:t>
+              <w:t xml:space="preserve"> — so forecasts, revenue, and room rankings stay accurate.</w:t>
             </w:r>
           </w:p>
         </w:tc>
@@ -4497,7 +4281,7 @@
                 <w:i w:val="0"/>
                 <w:sz w:val="20"/>
               </w:rPr>
-              <w:t>“Paano niyo pinipigilan ang double booking kahit sabay ang dalawa?”</w:t>
+              <w:t>“How exactly do you prevent double bookings?”</w:t>
             </w:r>
           </w:p>
         </w:tc>
@@ -4514,23 +4298,7 @@
                 <w:i w:val="0"/>
                 <w:sz w:val="20"/>
               </w:rPr>
-              <w:t xml:space="preserve">Sa </w:t>
-            </w:r>
-            <w:r>
-              <w:rPr>
-                <w:b/>
-                <w:i w:val="0"/>
-                <w:sz w:val="20"/>
-              </w:rPr>
-              <w:t>sistema mismo</w:t>
-            </w:r>
-            <w:r>
-              <w:rPr>
-                <w:b w:val="0"/>
-                <w:i w:val="0"/>
-                <w:sz w:val="20"/>
-              </w:rPr>
-              <w:t xml:space="preserve">, hindi lang sa screen: bago ang bawat booking, tinitsek ang </w:t>
+              <w:t xml:space="preserve">Every booking has a </w:t>
             </w:r>
             <w:r>
               <w:rPr>
@@ -4546,7 +4314,7 @@
                 <w:i w:val="0"/>
                 <w:sz w:val="20"/>
               </w:rPr>
-              <w:t xml:space="preserve"> ng room — kapag may naunang booking sa parehong araw/oras, </w:t>
+              <w:t xml:space="preserve">. Before a new one is accepted, the system checks the window, and the </w:t>
             </w:r>
             <w:r>
               <w:rPr>
@@ -4554,7 +4322,7 @@
                 <w:i w:val="0"/>
                 <w:sz w:val="20"/>
               </w:rPr>
-              <w:t>talagang tinatanggihan</w:t>
+              <w:t>data layer rejects overlaps</w:t>
             </w:r>
             <w:r>
               <w:rPr>
@@ -4562,55 +4330,7 @@
                 <w:i w:val="0"/>
                 <w:sz w:val="20"/>
               </w:rPr>
-              <w:t xml:space="preserve"> ito. May </w:t>
-            </w:r>
-            <w:r>
-              <w:rPr>
-                <w:b/>
-                <w:i w:val="0"/>
-                <w:sz w:val="20"/>
-              </w:rPr>
-              <w:t>guard sa database</w:t>
-            </w:r>
-            <w:r>
-              <w:rPr>
-                <w:b w:val="0"/>
-                <w:i w:val="0"/>
-                <w:sz w:val="20"/>
-              </w:rPr>
-              <w:t xml:space="preserve"> kaya kahit sabay pang dalawang device ang mag-submit, </w:t>
-            </w:r>
-            <w:r>
-              <w:rPr>
-                <w:b/>
-                <w:i w:val="0"/>
-                <w:sz w:val="20"/>
-              </w:rPr>
-              <w:t>isang lang</w:t>
-            </w:r>
-            <w:r>
-              <w:rPr>
-                <w:b w:val="0"/>
-                <w:i w:val="0"/>
-                <w:sz w:val="20"/>
-              </w:rPr>
-              <w:t xml:space="preserve"> ang papapasukin. Sakop ang </w:t>
-            </w:r>
-            <w:r>
-              <w:rPr>
-                <w:b/>
-                <w:i w:val="0"/>
-                <w:sz w:val="20"/>
-              </w:rPr>
-              <w:t>overnight at day-use</w:t>
-            </w:r>
-            <w:r>
-              <w:rPr>
-                <w:b w:val="0"/>
-                <w:i w:val="0"/>
-                <w:sz w:val="20"/>
-              </w:rPr>
-              <w:t xml:space="preserve"> — at kanina ninyo itong napatunayan nang live.</w:t>
+              <w:t xml:space="preserve"> — even if two guests submit at the same instant. Covers overnight and day use, and it was shown live earlier.</w:t>
             </w:r>
           </w:p>
         </w:tc>
@@ -4628,7 +4348,7 @@
                 <w:i w:val="0"/>
                 <w:sz w:val="20"/>
               </w:rPr>
-              <w:t>“Ano ba talaga ang AI dito?”</w:t>
+              <w:t>“What can the AI actually do?”</w:t>
             </w:r>
           </w:p>
         </w:tc>
@@ -4638,6 +4358,14 @@
           </w:tcPr>
           <w:p>
             <w:r/>
+            <w:r>
+              <w:rPr>
+                <w:b w:val="0"/>
+                <w:i w:val="0"/>
+                <w:sz w:val="20"/>
+              </w:rPr>
+              <w:t xml:space="preserve">Two sides: </w:t>
+            </w:r>
             <w:r>
               <w:rPr>
                 <w:b/>
@@ -4652,7 +4380,7 @@
                 <w:i w:val="0"/>
                 <w:sz w:val="20"/>
               </w:rPr>
-              <w:t xml:space="preserve"> (chat sa totoong data), </w:t>
+              <w:t xml:space="preserve"> answers guests from real data; the </w:t>
             </w:r>
             <w:r>
               <w:rPr>
@@ -4660,7 +4388,7 @@
                 <w:i w:val="0"/>
                 <w:sz w:val="20"/>
               </w:rPr>
-              <w:t>revenue/occupancy forecast</w:t>
+              <w:t>AI Assistant</w:t>
             </w:r>
             <w:r>
               <w:rPr>
@@ -4668,39 +4396,7 @@
                 <w:i w:val="0"/>
                 <w:sz w:val="20"/>
               </w:rPr>
-              <w:t xml:space="preserve">, </w:t>
-            </w:r>
-            <w:r>
-              <w:rPr>
-                <w:b/>
-                <w:i w:val="0"/>
-                <w:sz w:val="20"/>
-              </w:rPr>
-              <w:t>dynamic discounts</w:t>
-            </w:r>
-            <w:r>
-              <w:rPr>
-                <w:b w:val="0"/>
-                <w:i w:val="0"/>
-                <w:sz w:val="20"/>
-              </w:rPr>
-              <w:t xml:space="preserve"> (15%), at </w:t>
-            </w:r>
-            <w:r>
-              <w:rPr>
-                <w:b/>
-                <w:i w:val="0"/>
-                <w:sz w:val="20"/>
-              </w:rPr>
-              <w:t>room recommendations</w:t>
-            </w:r>
-            <w:r>
-              <w:rPr>
-                <w:b w:val="0"/>
-                <w:i w:val="0"/>
-                <w:sz w:val="20"/>
-              </w:rPr>
-              <w:t xml:space="preserve"> — lahat batay sa historical bookings, hindi canned answers.</w:t>
+              <w:t xml:space="preserve"> gives management a Smart Forecast (occupancy + revenue), AI-suggested discounts, and hotel stats — plus AI discount codes at checkout.</w:t>
             </w:r>
           </w:p>
         </w:tc>
@@ -4719,7 +4415,7 @@
                 <w:i w:val="0"/>
                 <w:sz w:val="20"/>
               </w:rPr>
-              <w:t>“Sekurado ba ang payments?”</w:t>
+              <w:t>“Are the payments secure?”</w:t>
             </w:r>
           </w:p>
         </w:tc>
@@ -4736,7 +4432,7 @@
                 <w:i w:val="0"/>
                 <w:sz w:val="20"/>
               </w:rPr>
-              <w:t>PayMongo ang nagpoproseso — walang card data na humihawak ang system. Refund logic awtomatiko (24h policy, 7–14 banking days).</w:t>
+              <w:t>PayMongo processes every payment — the system never touches card details. Refunds are automatic for cancellations made 24+ hours ahead (7–14 banking days).</w:t>
             </w:r>
           </w:p>
         </w:tc>
@@ -4754,7 +4450,7 @@
                 <w:i w:val="0"/>
                 <w:sz w:val="20"/>
               </w:rPr>
-              <w:t>“Paano kung magulo ang datos sa dami?”</w:t>
+              <w:t>“Does it work on phones?”</w:t>
             </w:r>
           </w:p>
         </w:tc>
@@ -4770,23 +4466,316 @@
                 <w:i w:val="0"/>
                 <w:sz w:val="20"/>
               </w:rPr>
-              <w:t xml:space="preserve">Bawat listahan ay </w:t>
+              <w:t>Yes — the whole system is responsive, including mobile navigation and the booking flow.</w:t>
             </w:r>
+          </w:p>
+        </w:tc>
+      </w:tr>
+    </w:tbl>
+    <w:p>
+      <w:pPr>
+        <w:spacing w:after="40"/>
+      </w:pPr>
+    </w:p>
+    <w:p>
+      <w:r>
+        <w:br w:type="page"/>
+      </w:r>
+    </w:p>
+    <w:p>
+      <w:pPr>
+        <w:pStyle w:val="Heading1"/>
+      </w:pPr>
+      <w:r>
+        <w:t>Troubleshooting During the Demo</w:t>
+      </w:r>
+    </w:p>
+    <w:tbl>
+      <w:tblPr>
+        <w:tblStyle w:val="TableGrid"/>
+        <w:tblW w:type="auto" w:w="0"/>
+        <w:tblLook w:firstColumn="1" w:firstRow="1" w:lastColumn="0" w:lastRow="0" w:noHBand="0" w:noVBand="1" w:val="04A0"/>
+      </w:tblPr>
+      <w:tblGrid>
+        <w:gridCol w:w="4320"/>
+        <w:gridCol w:w="4320"/>
+      </w:tblGrid>
+      <w:tr>
+        <w:tc>
+          <w:tcPr>
+            <w:tcW w:type="dxa" w:w="3744"/>
+            <w:shd w:val="clear" w:fill="82285F"/>
+          </w:tcPr>
+          <w:p>
+            <w:r/>
+            <w:r>
+              <w:rPr>
+                <w:b/>
+                <w:color w:val="FFFFFF"/>
+                <w:sz w:val="20"/>
+              </w:rPr>
+              <w:t>If this happens...</w:t>
+            </w:r>
+          </w:p>
+        </w:tc>
+        <w:tc>
+          <w:tcPr>
+            <w:tcW w:type="dxa" w:w="6336"/>
+            <w:shd w:val="clear" w:fill="82285F"/>
+          </w:tcPr>
+          <w:p>
+            <w:r/>
+            <w:r>
+              <w:rPr>
+                <w:b/>
+                <w:color w:val="FFFFFF"/>
+                <w:sz w:val="20"/>
+              </w:rPr>
+              <w:t>Do this</w:t>
+            </w:r>
+          </w:p>
+        </w:tc>
+      </w:tr>
+      <w:tr>
+        <w:tc>
+          <w:tcPr>
+            <w:tcW w:type="dxa" w:w="3744"/>
+          </w:tcPr>
+          <w:p>
+            <w:r/>
             <w:r>
               <w:rPr>
                 <w:b/>
                 <w:i w:val="0"/>
                 <w:sz w:val="20"/>
               </w:rPr>
-              <w:t>naka-load nang maayos at tama</w:t>
+              <w:t>Blank or error page</w:t>
             </w:r>
+          </w:p>
+        </w:tc>
+        <w:tc>
+          <w:tcPr>
+            <w:tcW w:type="dxa" w:w="6336"/>
+          </w:tcPr>
+          <w:p>
+            <w:r/>
             <w:r>
               <w:rPr>
                 <w:b w:val="0"/>
                 <w:i w:val="0"/>
                 <w:sz w:val="20"/>
               </w:rPr>
-              <w:t xml:space="preserve"> kahit libo-libong booking — tamang bilang ang bawat count at walang nawawalang record, kaya mabilis at mapagkakatiwalaan ang dashboard.</w:t>
+              <w:t>Refresh (Ctrl+Shift+R). The system must be set up before the demo.</w:t>
+            </w:r>
+          </w:p>
+        </w:tc>
+      </w:tr>
+      <w:tr>
+        <w:tc>
+          <w:tcPr>
+            <w:tcW w:type="dxa" w:w="3744"/>
+            <w:shd w:val="clear" w:fill="F6F1F5"/>
+          </w:tcPr>
+          <w:p>
+            <w:r/>
+            <w:r>
+              <w:rPr>
+                <w:b/>
+                <w:i w:val="0"/>
+                <w:sz w:val="20"/>
+              </w:rPr>
+              <w:t>Signed out mid-demo</w:t>
+            </w:r>
+          </w:p>
+        </w:tc>
+        <w:tc>
+          <w:tcPr>
+            <w:tcW w:type="dxa" w:w="6336"/>
+            <w:shd w:val="clear" w:fill="F6F1F5"/>
+          </w:tcPr>
+          <w:p>
+            <w:r/>
+            <w:r>
+              <w:rPr>
+                <w:b w:val="0"/>
+                <w:i w:val="0"/>
+                <w:sz w:val="20"/>
+              </w:rPr>
+              <w:t>Use the pre-logged tab — sign-ins should happen before the presentation.</w:t>
+            </w:r>
+          </w:p>
+        </w:tc>
+      </w:tr>
+      <w:tr>
+        <w:tc>
+          <w:tcPr>
+            <w:tcW w:type="dxa" w:w="3744"/>
+          </w:tcPr>
+          <w:p>
+            <w:r/>
+            <w:r>
+              <w:rPr>
+                <w:b/>
+                <w:i w:val="0"/>
+                <w:sz w:val="20"/>
+              </w:rPr>
+              <w:t>One-time code / verification prompt</w:t>
+            </w:r>
+          </w:p>
+        </w:tc>
+        <w:tc>
+          <w:tcPr>
+            <w:tcW w:type="dxa" w:w="6336"/>
+          </w:tcPr>
+          <w:p>
+            <w:r/>
+            <w:r>
+              <w:rPr>
+                <w:b w:val="0"/>
+                <w:i w:val="0"/>
+                <w:sz w:val="20"/>
+              </w:rPr>
+              <w:t>That is new-device protection. Switch to the pre-logged tab instead of codes on stage.</w:t>
+            </w:r>
+          </w:p>
+        </w:tc>
+      </w:tr>
+      <w:tr>
+        <w:tc>
+          <w:tcPr>
+            <w:tcW w:type="dxa" w:w="3744"/>
+            <w:shd w:val="clear" w:fill="F6F1F5"/>
+          </w:tcPr>
+          <w:p>
+            <w:r/>
+            <w:r>
+              <w:rPr>
+                <w:b/>
+                <w:i w:val="0"/>
+                <w:sz w:val="20"/>
+              </w:rPr>
+              <w:t>Numbers take a few seconds to update</w:t>
+            </w:r>
+          </w:p>
+        </w:tc>
+        <w:tc>
+          <w:tcPr>
+            <w:tcW w:type="dxa" w:w="6336"/>
+            <w:shd w:val="clear" w:fill="F6F1F5"/>
+          </w:tcPr>
+          <w:p>
+            <w:r/>
+            <w:r>
+              <w:rPr>
+                <w:b w:val="0"/>
+                <w:i w:val="0"/>
+                <w:sz w:val="20"/>
+              </w:rPr>
+              <w:t>Normal — data refreshes shortly. Move a filter and come back.</w:t>
+            </w:r>
+          </w:p>
+        </w:tc>
+      </w:tr>
+      <w:tr>
+        <w:tc>
+          <w:tcPr>
+            <w:tcW w:type="dxa" w:w="3744"/>
+          </w:tcPr>
+          <w:p>
+            <w:r/>
+            <w:r>
+              <w:rPr>
+                <w:b/>
+                <w:i w:val="0"/>
+                <w:sz w:val="20"/>
+              </w:rPr>
+              <w:t>“Room not available” during the conflict demo</w:t>
+            </w:r>
+          </w:p>
+        </w:tc>
+        <w:tc>
+          <w:tcPr>
+            <w:tcW w:type="dxa" w:w="6336"/>
+          </w:tcPr>
+          <w:p>
+            <w:r/>
+            <w:r>
+              <w:rPr>
+                <w:b/>
+                <w:i w:val="0"/>
+                <w:sz w:val="20"/>
+              </w:rPr>
+              <w:t>Expected! That is the double-booking protection doing its job.</w:t>
+            </w:r>
+          </w:p>
+        </w:tc>
+      </w:tr>
+      <w:tr>
+        <w:tc>
+          <w:tcPr>
+            <w:tcW w:type="dxa" w:w="3744"/>
+            <w:shd w:val="clear" w:fill="F6F1F5"/>
+          </w:tcPr>
+          <w:p>
+            <w:r/>
+            <w:r>
+              <w:rPr>
+                <w:b/>
+                <w:i w:val="0"/>
+                <w:sz w:val="20"/>
+              </w:rPr>
+              <w:t>PayMongo page opens</w:t>
+            </w:r>
+          </w:p>
+        </w:tc>
+        <w:tc>
+          <w:tcPr>
+            <w:tcW w:type="dxa" w:w="6336"/>
+            <w:shd w:val="clear" w:fill="F6F1F5"/>
+          </w:tcPr>
+          <w:p>
+            <w:r/>
+            <w:r>
+              <w:rPr>
+                <w:b w:val="0"/>
+                <w:i w:val="0"/>
+                <w:sz w:val="20"/>
+              </w:rPr>
+              <w:t>Cancel out of it — no real payment is needed during the demo.</w:t>
+            </w:r>
+          </w:p>
+        </w:tc>
+      </w:tr>
+      <w:tr>
+        <w:tc>
+          <w:tcPr>
+            <w:tcW w:type="dxa" w:w="3744"/>
+          </w:tcPr>
+          <w:p>
+            <w:r/>
+            <w:r>
+              <w:rPr>
+                <w:b/>
+                <w:i w:val="0"/>
+                <w:sz w:val="20"/>
+              </w:rPr>
+              <w:t>A demo booking was created</w:t>
+            </w:r>
+          </w:p>
+        </w:tc>
+        <w:tc>
+          <w:tcPr>
+            <w:tcW w:type="dxa" w:w="6336"/>
+          </w:tcPr>
+          <w:p>
+            <w:r/>
+            <w:r>
+              <w:rPr>
+                <w:b w:val="0"/>
+                <w:i w:val="0"/>
+                <w:sz w:val="20"/>
+              </w:rPr>
+              <w:t>Write down the room and date; remove it right after the demo.</w:t>
             </w:r>
           </w:p>
         </w:tc>
@@ -4802,7 +4791,7 @@
         <w:pStyle w:val="Heading2"/>
       </w:pPr>
       <w:r>
-        <w:t>Q&amp;A Talking Points (kung walang tanong)</w:t>
+        <w:t>30-Second Refresher (read aloud before starting)</w:t>
       </w:r>
     </w:p>
     <w:p>
@@ -4815,21 +4804,21 @@
           <w:b w:val="0"/>
           <w:i w:val="0"/>
         </w:rPr>
-        <w:t xml:space="preserve">•  </w:t>
+        <w:t xml:space="preserve">1.  </w:t>
       </w:r>
       <w:r>
         <w:rPr>
           <w:b/>
           <w:i w:val="0"/>
         </w:rPr>
-        <w:t>Day Use support</w:t>
+        <w:t>P1:</w:t>
       </w:r>
       <w:r>
         <w:rPr>
           <w:b w:val="0"/>
           <w:i w:val="0"/>
         </w:rPr>
-        <w:t xml:space="preserve"> — hindi lang overnight: may time slots, prorated pricing, at sariling booking window.</w:t>
+        <w:t xml:space="preserve"> Welcome → Home highlights → feature map → hand over to P2.</w:t>
       </w:r>
     </w:p>
     <w:p>
@@ -4842,21 +4831,49 @@
           <w:b w:val="0"/>
           <w:i w:val="0"/>
         </w:rPr>
-        <w:t xml:space="preserve">•  </w:t>
+        <w:t xml:space="preserve">2.  </w:t>
       </w:r>
       <w:r>
         <w:rPr>
           <w:b/>
           <w:i w:val="0"/>
         </w:rPr>
-        <w:t>Walk-in = auto in-house</w:t>
+        <w:t>P2:</w:t>
       </w:r>
       <w:r>
         <w:rPr>
           <w:b w:val="0"/>
           <w:i w:val="0"/>
         </w:rPr>
-        <w:t xml:space="preserve"> — pinagsama ang speed ng manual logbook at kaginhawaan ng sistema.</w:t>
+        <w:t xml:space="preserve"> Sign in (</w:t>
+      </w:r>
+      <w:r>
+        <w:rPr>
+          <w:b/>
+          <w:i w:val="0"/>
+        </w:rPr>
+        <w:t>3 ways!</w:t>
+      </w:r>
+      <w:r>
+        <w:rPr>
+          <w:b w:val="0"/>
+          <w:i w:val="0"/>
+        </w:rPr>
+        <w:t xml:space="preserve">) → Rooms → Room page → Booking breakdown → My Bookings + QR → </w:t>
+      </w:r>
+      <w:r>
+        <w:rPr>
+          <w:b/>
+          <w:i w:val="0"/>
+        </w:rPr>
+        <w:t>Ask Ava</w:t>
+      </w:r>
+      <w:r>
+        <w:rPr>
+          <w:b w:val="0"/>
+          <w:i w:val="0"/>
+        </w:rPr>
+        <w:t>.</w:t>
       </w:r>
     </w:p>
     <w:p>
@@ -4869,21 +4886,49 @@
           <w:b w:val="0"/>
           <w:i w:val="0"/>
         </w:rPr>
-        <w:t xml:space="preserve">•  </w:t>
+        <w:t xml:space="preserve">3.  </w:t>
       </w:r>
       <w:r>
         <w:rPr>
           <w:b/>
           <w:i w:val="0"/>
         </w:rPr>
-        <w:t>Role-based</w:t>
+        <w:t>P3:</w:t>
       </w:r>
       <w:r>
         <w:rPr>
           <w:b w:val="0"/>
           <w:i w:val="0"/>
         </w:rPr>
-        <w:t xml:space="preserve"> — guest at admin, magkaiba ng poder; walang admin cancel para sa guest bookings.</w:t>
+        <w:t xml:space="preserve"> Admin portal → Dashboard → Bookings → </w:t>
+      </w:r>
+      <w:r>
+        <w:rPr>
+          <w:b/>
+          <w:i w:val="0"/>
+        </w:rPr>
+        <w:t>Walk-in (cash + auto in-house)</w:t>
+      </w:r>
+      <w:r>
+        <w:rPr>
+          <w:b w:val="0"/>
+          <w:i w:val="0"/>
+        </w:rPr>
+        <w:t xml:space="preserve"> → </w:t>
+      </w:r>
+      <w:r>
+        <w:rPr>
+          <w:b/>
+          <w:i w:val="0"/>
+        </w:rPr>
+        <w:t>Conflict = BLOCKED</w:t>
+      </w:r>
+      <w:r>
+        <w:rPr>
+          <w:b w:val="0"/>
+          <w:i w:val="0"/>
+        </w:rPr>
+        <w:t xml:space="preserve"> → operations tour.</w:t>
       </w:r>
     </w:p>
     <w:p>
@@ -4896,690 +4941,35 @@
           <w:b w:val="0"/>
           <w:i w:val="0"/>
         </w:rPr>
-        <w:t xml:space="preserve">•  </w:t>
+        <w:t xml:space="preserve">4.  </w:t>
       </w:r>
       <w:r>
         <w:rPr>
           <w:b/>
           <w:i w:val="0"/>
         </w:rPr>
-        <w:t>Responsive</w:t>
+        <w:t>P4:</w:t>
       </w:r>
       <w:r>
         <w:rPr>
           <w:b w:val="0"/>
           <w:i w:val="0"/>
         </w:rPr>
-        <w:t xml:space="preserve"> — gumagana sa phone (mobile nav, sheet menu).</w:t>
-      </w:r>
-    </w:p>
-    <w:p>
-      <w:pPr>
-        <w:spacing w:after="80"/>
-        <w:ind w:left="648"/>
-      </w:pPr>
+        <w:t xml:space="preserve"> </w:t>
+      </w:r>
       <w:r>
         <w:rPr>
           <w:b/>
-          <w:color w:val="82285F"/>
-        </w:rPr>
-        <w:t xml:space="preserve">SABIHIN:  </w:t>
+          <w:i w:val="0"/>
+        </w:rPr>
+        <w:t>AI Assistant (Forecast, Discounts, Stats)</w:t>
       </w:r>
       <w:r>
         <w:rPr>
           <w:b w:val="0"/>
           <w:i w:val="0"/>
         </w:rPr>
-        <w:t xml:space="preserve">“Maraming salamat po! Bukas po kami sa inyong mga tanong.” → </w:t>
-      </w:r>
-      <w:r>
-        <w:rPr>
-          <w:b/>
-          <w:i w:val="0"/>
-        </w:rPr>
-        <w:t>open ang Q&amp;A</w:t>
-      </w:r>
-      <w:r>
-        <w:rPr>
-          <w:b w:val="0"/>
-          <w:i w:val="0"/>
-        </w:rPr>
-        <w:t>. Kung hindi masagot agad: “Mahalagang tanong po iyan — ipapakita/nire-research namin, sasagutin po namin pagkatapos.”</w:t>
-      </w:r>
-    </w:p>
-    <w:p>
-      <w:r>
-        <w:br w:type="page"/>
-      </w:r>
-    </w:p>
-    <w:p>
-      <w:pPr>
-        <w:pStyle w:val="Heading1"/>
-      </w:pPr>
-      <w:r>
-        <w:t>Troubleshooting Habang Naka-Demo</w:t>
-      </w:r>
-    </w:p>
-    <w:tbl>
-      <w:tblPr>
-        <w:tblStyle w:val="TableGrid"/>
-        <w:tblW w:type="auto" w:w="0"/>
-        <w:tblLook w:firstColumn="1" w:firstRow="1" w:lastColumn="0" w:lastRow="0" w:noHBand="0" w:noVBand="1" w:val="04A0"/>
-      </w:tblPr>
-      <w:tblGrid>
-        <w:gridCol w:w="4320"/>
-        <w:gridCol w:w="4320"/>
-      </w:tblGrid>
-      <w:tr>
-        <w:tc>
-          <w:tcPr>
-            <w:tcW w:type="dxa" w:w="3456"/>
-            <w:shd w:val="clear" w:fill="82285F"/>
-          </w:tcPr>
-          <w:p>
-            <w:r/>
-            <w:r>
-              <w:rPr>
-                <w:b/>
-                <w:color w:val="FFFFFF"/>
-                <w:sz w:val="20"/>
-              </w:rPr>
-              <w:t>Nangyari</w:t>
-            </w:r>
-          </w:p>
-        </w:tc>
-        <w:tc>
-          <w:tcPr>
-            <w:tcW w:type="dxa" w:w="6624"/>
-            <w:shd w:val="clear" w:fill="82285F"/>
-          </w:tcPr>
-          <w:p>
-            <w:r/>
-            <w:r>
-              <w:rPr>
-                <w:b/>
-                <w:color w:val="FFFFFF"/>
-                <w:sz w:val="20"/>
-              </w:rPr>
-              <w:t>Gawin agad</w:t>
-            </w:r>
-          </w:p>
-        </w:tc>
-      </w:tr>
-      <w:tr>
-        <w:tc>
-          <w:tcPr>
-            <w:tcW w:type="dxa" w:w="3456"/>
-          </w:tcPr>
-          <w:p>
-            <w:r/>
-            <w:r>
-              <w:rPr>
-                <w:b/>
-                <w:i w:val="0"/>
-                <w:sz w:val="20"/>
-              </w:rPr>
-              <w:t>Puti / error ang page</w:t>
-            </w:r>
-          </w:p>
-        </w:tc>
-        <w:tc>
-          <w:tcPr>
-            <w:tcW w:type="dxa" w:w="6624"/>
-          </w:tcPr>
-          <w:p>
-            <w:r/>
-            <w:r>
-              <w:rPr>
-                <w:b w:val="0"/>
-                <w:i w:val="0"/>
-                <w:sz w:val="20"/>
-              </w:rPr>
-              <w:t xml:space="preserve">Siguraduhing naka-set up at gumagana na ang system </w:t>
-            </w:r>
-            <w:r>
-              <w:rPr>
-                <w:b/>
-                <w:i w:val="0"/>
-                <w:sz w:val="20"/>
-              </w:rPr>
-              <w:t>bago</w:t>
-            </w:r>
-            <w:r>
-              <w:rPr>
-                <w:b w:val="0"/>
-                <w:i w:val="0"/>
-                <w:sz w:val="20"/>
-              </w:rPr>
-              <w:t xml:space="preserve"> ang demo → </w:t>
-            </w:r>
-            <w:r>
-              <w:rPr>
-                <w:b/>
-                <w:i w:val="0"/>
-                <w:sz w:val="20"/>
-              </w:rPr>
-              <w:t>hard refresh</w:t>
-            </w:r>
-            <w:r>
-              <w:rPr>
-                <w:b w:val="0"/>
-                <w:i w:val="0"/>
-                <w:sz w:val="20"/>
-              </w:rPr>
-              <w:t xml:space="preserve"> (Ctrl+Shift+R).</w:t>
-            </w:r>
-          </w:p>
-        </w:tc>
-      </w:tr>
-      <w:tr>
-        <w:tc>
-          <w:tcPr>
-            <w:tcW w:type="dxa" w:w="3456"/>
-            <w:shd w:val="clear" w:fill="F6F1F5"/>
-          </w:tcPr>
-          <w:p>
-            <w:r/>
-            <w:r>
-              <w:rPr>
-                <w:b/>
-                <w:i w:val="0"/>
-                <w:sz w:val="20"/>
-              </w:rPr>
-              <w:t>Na-logout sa gitna</w:t>
-            </w:r>
-          </w:p>
-        </w:tc>
-        <w:tc>
-          <w:tcPr>
-            <w:tcW w:type="dxa" w:w="6624"/>
-            <w:shd w:val="clear" w:fill="F6F1F5"/>
-          </w:tcPr>
-          <w:p>
-            <w:r/>
-            <w:r>
-              <w:rPr>
-                <w:b w:val="0"/>
-                <w:i w:val="0"/>
-                <w:sz w:val="20"/>
-              </w:rPr>
-              <w:t xml:space="preserve">Mag-login nang </w:t>
-            </w:r>
-            <w:r>
-              <w:rPr>
-                <w:b/>
-                <w:i w:val="0"/>
-                <w:sz w:val="20"/>
-              </w:rPr>
-              <w:t>bago</w:t>
-            </w:r>
-            <w:r>
-              <w:rPr>
-                <w:b w:val="0"/>
-                <w:i w:val="0"/>
-                <w:sz w:val="20"/>
-              </w:rPr>
-              <w:t xml:space="preserve"> ang demo (may nag-e-expire na session kapag matagal na nakabukas). Kung na-lock, gamitin ang fallback admin account.</w:t>
-            </w:r>
-          </w:p>
-        </w:tc>
-      </w:tr>
-      <w:tr>
-        <w:tc>
-          <w:tcPr>
-            <w:tcW w:type="dxa" w:w="3456"/>
-          </w:tcPr>
-          <w:p>
-            <w:r/>
-            <w:r>
-              <w:rPr>
-                <w:b/>
-                <w:i w:val="0"/>
-                <w:sz w:val="20"/>
-              </w:rPr>
-              <w:t>OTP prompt sa guest login</w:t>
-            </w:r>
-          </w:p>
-        </w:tc>
-        <w:tc>
-          <w:tcPr>
-            <w:tcW w:type="dxa" w:w="6624"/>
-          </w:tcPr>
-          <w:p>
-            <w:r/>
-            <w:r>
-              <w:rPr>
-                <w:b w:val="0"/>
-                <w:i w:val="0"/>
-                <w:sz w:val="20"/>
-              </w:rPr>
-              <w:t xml:space="preserve">New device verification — </w:t>
-            </w:r>
-            <w:r>
-              <w:rPr>
-                <w:b/>
-                <w:i w:val="0"/>
-                <w:sz w:val="20"/>
-              </w:rPr>
-              <w:t>huwag</w:t>
-            </w:r>
-            <w:r>
-              <w:rPr>
-                <w:b w:val="0"/>
-                <w:i w:val="0"/>
-                <w:sz w:val="20"/>
-              </w:rPr>
-              <w:t xml:space="preserve"> mag-login live; gamitin ang pre-logged na Tab 1.</w:t>
-            </w:r>
-          </w:p>
-        </w:tc>
-      </w:tr>
-      <w:tr>
-        <w:tc>
-          <w:tcPr>
-            <w:tcW w:type="dxa" w:w="3456"/>
-            <w:shd w:val="clear" w:fill="F6F1F5"/>
-          </w:tcPr>
-          <w:p>
-            <w:r/>
-            <w:r>
-              <w:rPr>
-                <w:b/>
-                <w:i w:val="0"/>
-                <w:sz w:val="20"/>
-              </w:rPr>
-              <w:t>Hindi agad nagbabago ang stats</w:t>
-            </w:r>
-          </w:p>
-        </w:tc>
-        <w:tc>
-          <w:tcPr>
-            <w:tcW w:type="dxa" w:w="6624"/>
-            <w:shd w:val="clear" w:fill="F6F1F5"/>
-          </w:tcPr>
-          <w:p>
-            <w:r/>
-            <w:r>
-              <w:rPr>
-                <w:b w:val="0"/>
-                <w:i w:val="0"/>
-                <w:sz w:val="20"/>
-              </w:rPr>
-              <w:t>Minsan may maunting delay bago mag-update ang mga numero — normal. Hintayin lang o galawin ang filter.</w:t>
-            </w:r>
-          </w:p>
-        </w:tc>
-      </w:tr>
-      <w:tr>
-        <w:tc>
-          <w:tcPr>
-            <w:tcW w:type="dxa" w:w="3456"/>
-          </w:tcPr>
-          <w:p>
-            <w:r/>
-            <w:r>
-              <w:rPr>
-                <w:b/>
-                <w:i w:val="0"/>
-                <w:sz w:val="20"/>
-              </w:rPr>
-              <w:t>“Room not available” sa walk-in test</w:t>
-            </w:r>
-          </w:p>
-        </w:tc>
-        <w:tc>
-          <w:tcPr>
-            <w:tcW w:type="dxa" w:w="6624"/>
-          </w:tcPr>
-          <w:p>
-            <w:r/>
-            <w:r>
-              <w:rPr>
-                <w:b w:val="0"/>
-                <w:i w:val="0"/>
-                <w:sz w:val="20"/>
-              </w:rPr>
-              <w:t>May totoong booking doon — pumili ng ibang room o petsa.</w:t>
-            </w:r>
-          </w:p>
-        </w:tc>
-      </w:tr>
-      <w:tr>
-        <w:tc>
-          <w:tcPr>
-            <w:tcW w:type="dxa" w:w="3456"/>
-            <w:shd w:val="clear" w:fill="F6F1F5"/>
-          </w:tcPr>
-          <w:p>
-            <w:r/>
-            <w:r>
-              <w:rPr>
-                <w:b/>
-                <w:i w:val="0"/>
-                <w:sz w:val="20"/>
-              </w:rPr>
-              <w:t>“Room is not available” sa conflict demo</w:t>
-            </w:r>
-          </w:p>
-        </w:tc>
-        <w:tc>
-          <w:tcPr>
-            <w:tcW w:type="dxa" w:w="6624"/>
-            <w:shd w:val="clear" w:fill="F6F1F5"/>
-          </w:tcPr>
-          <w:p>
-            <w:r/>
-            <w:r>
-              <w:rPr>
-                <w:b/>
-                <w:i w:val="0"/>
-                <w:sz w:val="20"/>
-              </w:rPr>
-              <w:t>YAN ANG DEMO — inaasahan iyan!</w:t>
-            </w:r>
-            <w:r>
-              <w:rPr>
-                <w:b w:val="0"/>
-                <w:i w:val="0"/>
-                <w:sz w:val="20"/>
-              </w:rPr>
-              <w:t xml:space="preserve"> Ipaliwanag na ang </w:t>
-            </w:r>
-            <w:r>
-              <w:rPr>
-                <w:b/>
-                <w:i w:val="0"/>
-                <w:sz w:val="20"/>
-              </w:rPr>
-              <w:t>sistema mismo</w:t>
-            </w:r>
-            <w:r>
-              <w:rPr>
-                <w:b w:val="0"/>
-                <w:i w:val="0"/>
-                <w:sz w:val="20"/>
-              </w:rPr>
-              <w:t xml:space="preserve"> ang pumipigil, hindi lang ang screen. </w:t>
-            </w:r>
-          </w:p>
-        </w:tc>
-      </w:tr>
-      <w:tr>
-        <w:tc>
-          <w:tcPr>
-            <w:tcW w:type="dxa" w:w="3456"/>
-          </w:tcPr>
-          <w:p>
-            <w:r/>
-            <w:r>
-              <w:rPr>
-                <w:b/>
-                <w:i w:val="0"/>
-                <w:sz w:val="20"/>
-              </w:rPr>
-              <w:t>Lumabas ang PayMongo page</w:t>
-            </w:r>
-          </w:p>
-        </w:tc>
-        <w:tc>
-          <w:tcPr>
-            <w:tcW w:type="dxa" w:w="6624"/>
-          </w:tcPr>
-          <w:p>
-            <w:r/>
-            <w:r>
-              <w:rPr>
-                <w:b w:val="0"/>
-                <w:i w:val="0"/>
-                <w:sz w:val="20"/>
-              </w:rPr>
-              <w:t xml:space="preserve">I-cancel → balik sa My Bookings. </w:t>
-            </w:r>
-            <w:r>
-              <w:rPr>
-                <w:b/>
-                <w:i w:val="0"/>
-                <w:sz w:val="20"/>
-              </w:rPr>
-              <w:t>Walang totoong bayad</w:t>
-            </w:r>
-            <w:r>
-              <w:rPr>
-                <w:b w:val="0"/>
-                <w:i w:val="0"/>
-                <w:sz w:val="20"/>
-              </w:rPr>
-              <w:t xml:space="preserve"> sa demo.</w:t>
-            </w:r>
-          </w:p>
-        </w:tc>
-      </w:tr>
-      <w:tr>
-        <w:tc>
-          <w:tcPr>
-            <w:tcW w:type="dxa" w:w="3456"/>
-            <w:shd w:val="clear" w:fill="F6F1F5"/>
-          </w:tcPr>
-          <w:p>
-            <w:r/>
-            <w:r>
-              <w:rPr>
-                <w:b/>
-                <w:i w:val="0"/>
-                <w:sz w:val="20"/>
-              </w:rPr>
-              <w:t>May ginawang demo booking pagkatapos</w:t>
-            </w:r>
-          </w:p>
-        </w:tc>
-        <w:tc>
-          <w:tcPr>
-            <w:tcW w:type="dxa" w:w="6624"/>
-            <w:shd w:val="clear" w:fill="F6F1F5"/>
-          </w:tcPr>
-          <w:p>
-            <w:r/>
-            <w:r>
-              <w:rPr>
-                <w:b w:val="0"/>
-                <w:i w:val="0"/>
-                <w:sz w:val="20"/>
-              </w:rPr>
-              <w:t>I-record ang room/petsa — ipa-delete/ cancelled pagkatapos ng demo (probe cleanup).</w:t>
-            </w:r>
-          </w:p>
-        </w:tc>
-      </w:tr>
-    </w:tbl>
-    <w:p>
-      <w:pPr>
-        <w:spacing w:after="40"/>
-      </w:pPr>
-    </w:p>
-    <w:p>
-      <w:pPr>
-        <w:pStyle w:val="Heading2"/>
-      </w:pPr>
-      <w:r>
-        <w:t>10-Second Refresher Bago ang Demo (basahin nang malakas)</w:t>
-      </w:r>
-    </w:p>
-    <w:p>
-      <w:pPr>
-        <w:spacing w:after="60"/>
-        <w:ind w:left="432"/>
-      </w:pPr>
-      <w:r>
-        <w:rPr>
-          <w:b w:val="0"/>
-          <w:i w:val="0"/>
-        </w:rPr>
-        <w:t xml:space="preserve">1.  </w:t>
-      </w:r>
-      <w:r>
-        <w:rPr>
-          <w:b/>
-          <w:i w:val="0"/>
-        </w:rPr>
-        <w:t>Person 1:</w:t>
-      </w:r>
-      <w:r>
-        <w:rPr>
-          <w:b w:val="0"/>
-          <w:i w:val="0"/>
-        </w:rPr>
-        <w:t xml:space="preserve"> problema → solusyon → kaya ng system → bridge kay Person 2.</w:t>
-      </w:r>
-    </w:p>
-    <w:p>
-      <w:pPr>
-        <w:spacing w:after="60"/>
-        <w:ind w:left="432"/>
-      </w:pPr>
-      <w:r>
-        <w:rPr>
-          <w:b w:val="0"/>
-          <w:i w:val="0"/>
-        </w:rPr>
-        <w:t xml:space="preserve">2.  </w:t>
-      </w:r>
-      <w:r>
-        <w:rPr>
-          <w:b/>
-          <w:i w:val="0"/>
-        </w:rPr>
-        <w:t>Person 2:</w:t>
-      </w:r>
-      <w:r>
-        <w:rPr>
-          <w:b w:val="0"/>
-          <w:i w:val="0"/>
-        </w:rPr>
-        <w:t xml:space="preserve"> Home → Rooms → Detail → </w:t>
-      </w:r>
-      <w:r>
-        <w:rPr>
-          <w:b/>
-          <w:i w:val="0"/>
-        </w:rPr>
-        <w:t>Booking breakdown</w:t>
-      </w:r>
-      <w:r>
-        <w:rPr>
-          <w:b w:val="0"/>
-          <w:i w:val="0"/>
-        </w:rPr>
-        <w:t xml:space="preserve"> (huwag magbayad!) → My Bookings + QR → </w:t>
-      </w:r>
-      <w:r>
-        <w:rPr>
-          <w:b/>
-          <w:i w:val="0"/>
-        </w:rPr>
-        <w:t>Ask Ava</w:t>
-      </w:r>
-      <w:r>
-        <w:rPr>
-          <w:b w:val="0"/>
-          <w:i w:val="0"/>
-        </w:rPr>
-        <w:t>.</w:t>
-      </w:r>
-    </w:p>
-    <w:p>
-      <w:pPr>
-        <w:spacing w:after="60"/>
-        <w:ind w:left="432"/>
-      </w:pPr>
-      <w:r>
-        <w:rPr>
-          <w:b w:val="0"/>
-          <w:i w:val="0"/>
-        </w:rPr>
-        <w:t xml:space="preserve">3.  </w:t>
-      </w:r>
-      <w:r>
-        <w:rPr>
-          <w:b/>
-          <w:i w:val="0"/>
-        </w:rPr>
-        <w:t>Person 3:</w:t>
-      </w:r>
-      <w:r>
-        <w:rPr>
-          <w:b w:val="0"/>
-          <w:i w:val="0"/>
-        </w:rPr>
-        <w:t xml:space="preserve"> Dashboard → Bookings → </w:t>
-      </w:r>
-      <w:r>
-        <w:rPr>
-          <w:b/>
-          <w:i w:val="0"/>
-        </w:rPr>
-        <w:t>Walk-in (cash + AUTO IN-HOUSE)</w:t>
-      </w:r>
-      <w:r>
-        <w:rPr>
-          <w:b w:val="0"/>
-          <w:i w:val="0"/>
-        </w:rPr>
-        <w:t xml:space="preserve"> → </w:t>
-      </w:r>
-      <w:r>
-        <w:rPr>
-          <w:b/>
-          <w:i w:val="0"/>
-        </w:rPr>
-        <w:t>CONFLICT = BLOCKED</w:t>
-      </w:r>
-      <w:r>
-        <w:rPr>
-          <w:b w:val="0"/>
-          <w:i w:val="0"/>
-        </w:rPr>
-        <w:t xml:space="preserve"> → ibang pahina.</w:t>
-      </w:r>
-    </w:p>
-    <w:p>
-      <w:pPr>
-        <w:spacing w:after="60"/>
-        <w:ind w:left="432"/>
-      </w:pPr>
-      <w:r>
-        <w:rPr>
-          <w:b w:val="0"/>
-          <w:i w:val="0"/>
-        </w:rPr>
-        <w:t xml:space="preserve">4.  </w:t>
-      </w:r>
-      <w:r>
-        <w:rPr>
-          <w:b/>
-          <w:i w:val="0"/>
-        </w:rPr>
-        <w:t>Person 4:</w:t>
-      </w:r>
-      <w:r>
-        <w:rPr>
-          <w:b w:val="0"/>
-          <w:i w:val="0"/>
-        </w:rPr>
-        <w:t xml:space="preserve"> paano gumagana ang system → AI → </w:t>
-      </w:r>
-      <w:r>
-        <w:rPr>
-          <w:b/>
-          <w:i w:val="0"/>
-        </w:rPr>
-        <w:t>1,305 vs 1,104 at double-booking sagot</w:t>
-      </w:r>
-      <w:r>
-        <w:rPr>
-          <w:b w:val="0"/>
-          <w:i w:val="0"/>
-        </w:rPr>
-        <w:t xml:space="preserve"> → Q&amp;A.</w:t>
+        <w:t xml:space="preserve"> → AI on both sides → trust bullets → “Everything was live” → Q&amp;A.</w:t>
       </w:r>
     </w:p>
     <w:p/>
@@ -5593,7 +4983,7 @@
           <w:color w:val="82285F"/>
           <w:sz w:val="26"/>
         </w:rPr>
-        <w:t xml:space="preserve">Good luck sa demo niyo — kayang-kaya! </w:t>
+        <w:t>Good luck with your demo — you've got this!</w:t>
       </w:r>
     </w:p>
     <w:sectPr>
